--- a/docs/drag-lint-features-2026-09-09.docx
+++ b/docs/drag-lint-features-2026-09-09.docx
@@ -5,7 +5,7 @@
     <w:p>
       <w:pPr>
         <w:pStyle w:val="Heading1"/>
-        <w:divId w:val="267926985"/>
+        <w:divId w:val="783620648"/>
         <w:rPr>
           <w:rFonts w:ascii="Calibri" w:eastAsia="Times New Roman" w:hAnsi="Calibri" w:cs="Calibri"/>
           <w:color w:val="1A1A1A"/>
@@ -24,7 +24,7 @@
     <w:p>
       <w:pPr>
         <w:pStyle w:val="sub"/>
-        <w:divId w:val="267926985"/>
+        <w:divId w:val="783620648"/>
         <w:rPr>
           <w:rFonts w:ascii="Calibri" w:hAnsi="Calibri" w:cs="Calibri"/>
           <w:lang w:val="en"/>
@@ -41,7 +41,7 @@
     <w:p>
       <w:pPr>
         <w:shd w:val="clear" w:color="auto" w:fill="F4F6F8"/>
-        <w:divId w:val="1498376467"/>
+        <w:divId w:val="2055423587"/>
         <w:rPr>
           <w:rFonts w:ascii="Calibri" w:eastAsia="Times New Roman" w:hAnsi="Calibri" w:cs="Calibri"/>
           <w:color w:val="1A1A1A"/>
@@ -86,7 +86,7 @@
     <w:p>
       <w:pPr>
         <w:pStyle w:val="Heading2"/>
-        <w:divId w:val="267926985"/>
+        <w:divId w:val="783620648"/>
         <w:rPr>
           <w:rFonts w:ascii="Calibri" w:eastAsia="Times New Roman" w:hAnsi="Calibri" w:cs="Calibri"/>
           <w:color w:val="1A1A1A"/>
@@ -109,7 +109,7 @@
           <w:numId w:val="1"/>
         </w:numPr>
         <w:spacing w:before="53" w:after="53"/>
-        <w:divId w:val="267926985"/>
+        <w:divId w:val="783620648"/>
         <w:rPr>
           <w:rFonts w:ascii="Calibri" w:eastAsia="Times New Roman" w:hAnsi="Calibri" w:cs="Calibri"/>
           <w:color w:val="1A1A1A"/>
@@ -148,7 +148,7 @@
           <w:numId w:val="1"/>
         </w:numPr>
         <w:spacing w:before="53" w:after="53"/>
-        <w:divId w:val="267926985"/>
+        <w:divId w:val="783620648"/>
         <w:rPr>
           <w:rFonts w:ascii="Calibri" w:eastAsia="Times New Roman" w:hAnsi="Calibri" w:cs="Calibri"/>
           <w:color w:val="1A1A1A"/>
@@ -205,7 +205,7 @@
           <w:numId w:val="1"/>
         </w:numPr>
         <w:spacing w:before="53" w:after="53"/>
-        <w:divId w:val="267926985"/>
+        <w:divId w:val="783620648"/>
         <w:rPr>
           <w:rFonts w:ascii="Calibri" w:eastAsia="Times New Roman" w:hAnsi="Calibri" w:cs="Calibri"/>
           <w:color w:val="1A1A1A"/>
@@ -290,7 +290,7 @@
           <w:numId w:val="1"/>
         </w:numPr>
         <w:spacing w:before="53" w:after="53"/>
-        <w:divId w:val="267926985"/>
+        <w:divId w:val="783620648"/>
         <w:rPr>
           <w:rFonts w:ascii="Calibri" w:eastAsia="Times New Roman" w:hAnsi="Calibri" w:cs="Calibri"/>
           <w:color w:val="1A1A1A"/>
@@ -329,7 +329,7 @@
           <w:numId w:val="1"/>
         </w:numPr>
         <w:spacing w:before="53" w:after="53"/>
-        <w:divId w:val="267926985"/>
+        <w:divId w:val="783620648"/>
         <w:rPr>
           <w:rFonts w:ascii="Calibri" w:eastAsia="Times New Roman" w:hAnsi="Calibri" w:cs="Calibri"/>
           <w:color w:val="1A1A1A"/>
@@ -368,7 +368,7 @@
           <w:numId w:val="1"/>
         </w:numPr>
         <w:spacing w:before="53" w:after="53"/>
-        <w:divId w:val="267926985"/>
+        <w:divId w:val="783620648"/>
         <w:rPr>
           <w:rFonts w:ascii="Calibri" w:eastAsia="Times New Roman" w:hAnsi="Calibri" w:cs="Calibri"/>
           <w:color w:val="1A1A1A"/>
@@ -417,7 +417,7 @@
           <w:numId w:val="1"/>
         </w:numPr>
         <w:spacing w:before="53" w:after="53"/>
-        <w:divId w:val="267926985"/>
+        <w:divId w:val="783620648"/>
         <w:rPr>
           <w:rFonts w:ascii="Calibri" w:eastAsia="Times New Roman" w:hAnsi="Calibri" w:cs="Calibri"/>
           <w:color w:val="1A1A1A"/>
@@ -456,7 +456,7 @@
           <w:numId w:val="1"/>
         </w:numPr>
         <w:spacing w:before="53" w:after="53"/>
-        <w:divId w:val="267926985"/>
+        <w:divId w:val="783620648"/>
         <w:rPr>
           <w:rFonts w:ascii="Calibri" w:eastAsia="Times New Roman" w:hAnsi="Calibri" w:cs="Calibri"/>
           <w:color w:val="1A1A1A"/>
@@ -495,7 +495,7 @@
           <w:numId w:val="1"/>
         </w:numPr>
         <w:spacing w:before="53" w:after="53"/>
-        <w:divId w:val="267926985"/>
+        <w:divId w:val="783620648"/>
         <w:rPr>
           <w:rFonts w:ascii="Calibri" w:eastAsia="Times New Roman" w:hAnsi="Calibri" w:cs="Calibri"/>
           <w:color w:val="1A1A1A"/>
@@ -534,7 +534,7 @@
           <w:numId w:val="1"/>
         </w:numPr>
         <w:spacing w:before="53" w:after="53"/>
-        <w:divId w:val="267926985"/>
+        <w:divId w:val="783620648"/>
         <w:rPr>
           <w:rFonts w:ascii="Calibri" w:eastAsia="Times New Roman" w:hAnsi="Calibri" w:cs="Calibri"/>
           <w:color w:val="1A1A1A"/>
@@ -619,7 +619,7 @@
           <w:numId w:val="1"/>
         </w:numPr>
         <w:spacing w:before="53" w:after="53"/>
-        <w:divId w:val="267926985"/>
+        <w:divId w:val="783620648"/>
         <w:rPr>
           <w:rFonts w:ascii="Calibri" w:eastAsia="Times New Roman" w:hAnsi="Calibri" w:cs="Calibri"/>
           <w:color w:val="1A1A1A"/>
@@ -654,7 +654,7 @@
     <w:p>
       <w:pPr>
         <w:pStyle w:val="Heading2"/>
-        <w:divId w:val="267926985"/>
+        <w:divId w:val="783620648"/>
         <w:rPr>
           <w:rFonts w:ascii="Calibri" w:eastAsia="Times New Roman" w:hAnsi="Calibri" w:cs="Calibri"/>
           <w:color w:val="1A1A1A"/>
@@ -677,7 +677,7 @@
           <w:numId w:val="2"/>
         </w:numPr>
         <w:spacing w:before="53" w:after="53"/>
-        <w:divId w:val="267926985"/>
+        <w:divId w:val="783620648"/>
         <w:rPr>
           <w:rFonts w:ascii="Calibri" w:eastAsia="Times New Roman" w:hAnsi="Calibri" w:cs="Calibri"/>
           <w:color w:val="1A1A1A"/>
@@ -716,7 +716,7 @@
           <w:numId w:val="2"/>
         </w:numPr>
         <w:spacing w:before="53" w:after="53"/>
-        <w:divId w:val="267926985"/>
+        <w:divId w:val="783620648"/>
         <w:rPr>
           <w:rFonts w:ascii="Calibri" w:eastAsia="Times New Roman" w:hAnsi="Calibri" w:cs="Calibri"/>
           <w:color w:val="1A1A1A"/>
@@ -755,7 +755,7 @@
           <w:numId w:val="2"/>
         </w:numPr>
         <w:spacing w:before="53" w:after="53"/>
-        <w:divId w:val="267926985"/>
+        <w:divId w:val="783620648"/>
         <w:rPr>
           <w:rFonts w:ascii="Calibri" w:eastAsia="Times New Roman" w:hAnsi="Calibri" w:cs="Calibri"/>
           <w:color w:val="1A1A1A"/>
@@ -812,7 +812,7 @@
           <w:numId w:val="2"/>
         </w:numPr>
         <w:spacing w:before="53" w:after="53"/>
-        <w:divId w:val="267926985"/>
+        <w:divId w:val="783620648"/>
         <w:rPr>
           <w:rFonts w:ascii="Calibri" w:eastAsia="Times New Roman" w:hAnsi="Calibri" w:cs="Calibri"/>
           <w:color w:val="1A1A1A"/>
@@ -861,7 +861,7 @@
           <w:numId w:val="2"/>
         </w:numPr>
         <w:spacing w:before="53" w:after="53"/>
-        <w:divId w:val="267926985"/>
+        <w:divId w:val="783620648"/>
         <w:rPr>
           <w:rFonts w:ascii="Calibri" w:eastAsia="Times New Roman" w:hAnsi="Calibri" w:cs="Calibri"/>
           <w:color w:val="1A1A1A"/>
@@ -955,7 +955,7 @@
           <w:numId w:val="2"/>
         </w:numPr>
         <w:spacing w:before="53" w:after="53"/>
-        <w:divId w:val="267926985"/>
+        <w:divId w:val="783620648"/>
         <w:rPr>
           <w:rFonts w:ascii="Calibri" w:eastAsia="Times New Roman" w:hAnsi="Calibri" w:cs="Calibri"/>
           <w:color w:val="1A1A1A"/>
@@ -994,7 +994,7 @@
           <w:numId w:val="2"/>
         </w:numPr>
         <w:spacing w:before="53" w:after="53"/>
-        <w:divId w:val="267926985"/>
+        <w:divId w:val="783620648"/>
         <w:rPr>
           <w:rFonts w:ascii="Calibri" w:eastAsia="Times New Roman" w:hAnsi="Calibri" w:cs="Calibri"/>
           <w:color w:val="1A1A1A"/>
@@ -1033,7 +1033,7 @@
           <w:numId w:val="2"/>
         </w:numPr>
         <w:spacing w:before="53" w:after="53"/>
-        <w:divId w:val="267926985"/>
+        <w:divId w:val="783620648"/>
         <w:rPr>
           <w:rFonts w:ascii="Calibri" w:eastAsia="Times New Roman" w:hAnsi="Calibri" w:cs="Calibri"/>
           <w:color w:val="1A1A1A"/>
@@ -1086,7 +1086,7 @@
     <w:p>
       <w:pPr>
         <w:pStyle w:val="Heading2"/>
-        <w:divId w:val="267926985"/>
+        <w:divId w:val="783620648"/>
         <w:rPr>
           <w:rFonts w:ascii="Calibri" w:eastAsia="Times New Roman" w:hAnsi="Calibri" w:cs="Calibri"/>
           <w:color w:val="1A1A1A"/>
@@ -1109,7 +1109,7 @@
           <w:numId w:val="3"/>
         </w:numPr>
         <w:spacing w:before="53" w:after="53"/>
-        <w:divId w:val="267926985"/>
+        <w:divId w:val="783620648"/>
         <w:rPr>
           <w:rFonts w:ascii="Calibri" w:eastAsia="Times New Roman" w:hAnsi="Calibri" w:cs="Calibri"/>
           <w:color w:val="1A1A1A"/>
@@ -1148,7 +1148,7 @@
           <w:numId w:val="3"/>
         </w:numPr>
         <w:spacing w:before="53" w:after="53"/>
-        <w:divId w:val="267926985"/>
+        <w:divId w:val="783620648"/>
         <w:rPr>
           <w:rFonts w:ascii="Calibri" w:eastAsia="Times New Roman" w:hAnsi="Calibri" w:cs="Calibri"/>
           <w:color w:val="1A1A1A"/>
@@ -1187,7 +1187,7 @@
           <w:numId w:val="3"/>
         </w:numPr>
         <w:spacing w:before="53" w:after="53"/>
-        <w:divId w:val="267926985"/>
+        <w:divId w:val="783620648"/>
         <w:rPr>
           <w:rFonts w:ascii="Calibri" w:eastAsia="Times New Roman" w:hAnsi="Calibri" w:cs="Calibri"/>
           <w:color w:val="1A1A1A"/>
@@ -1226,7 +1226,7 @@
           <w:numId w:val="3"/>
         </w:numPr>
         <w:spacing w:before="53" w:after="53"/>
-        <w:divId w:val="267926985"/>
+        <w:divId w:val="783620648"/>
         <w:rPr>
           <w:rFonts w:ascii="Calibri" w:eastAsia="Times New Roman" w:hAnsi="Calibri" w:cs="Calibri"/>
           <w:color w:val="1A1A1A"/>
@@ -1265,7 +1265,7 @@
           <w:numId w:val="3"/>
         </w:numPr>
         <w:spacing w:before="53" w:after="53"/>
-        <w:divId w:val="267926985"/>
+        <w:divId w:val="783620648"/>
         <w:rPr>
           <w:rFonts w:ascii="Calibri" w:eastAsia="Times New Roman" w:hAnsi="Calibri" w:cs="Calibri"/>
           <w:color w:val="1A1A1A"/>
@@ -1304,7 +1304,7 @@
           <w:numId w:val="3"/>
         </w:numPr>
         <w:spacing w:before="53" w:after="53"/>
-        <w:divId w:val="267926985"/>
+        <w:divId w:val="783620648"/>
         <w:rPr>
           <w:rFonts w:ascii="Calibri" w:eastAsia="Times New Roman" w:hAnsi="Calibri" w:cs="Calibri"/>
           <w:color w:val="1A1A1A"/>
@@ -1343,7 +1343,7 @@
           <w:numId w:val="3"/>
         </w:numPr>
         <w:spacing w:before="53" w:after="53"/>
-        <w:divId w:val="267926985"/>
+        <w:divId w:val="783620648"/>
         <w:rPr>
           <w:rFonts w:ascii="Calibri" w:eastAsia="Times New Roman" w:hAnsi="Calibri" w:cs="Calibri"/>
           <w:color w:val="1A1A1A"/>
@@ -1382,7 +1382,7 @@
           <w:numId w:val="3"/>
         </w:numPr>
         <w:spacing w:before="53" w:after="53"/>
-        <w:divId w:val="267926985"/>
+        <w:divId w:val="783620648"/>
         <w:rPr>
           <w:rFonts w:ascii="Calibri" w:eastAsia="Times New Roman" w:hAnsi="Calibri" w:cs="Calibri"/>
           <w:color w:val="1A1A1A"/>
@@ -1421,7 +1421,7 @@
           <w:numId w:val="3"/>
         </w:numPr>
         <w:spacing w:before="53" w:after="53"/>
-        <w:divId w:val="267926985"/>
+        <w:divId w:val="783620648"/>
         <w:rPr>
           <w:rFonts w:ascii="Calibri" w:eastAsia="Times New Roman" w:hAnsi="Calibri" w:cs="Calibri"/>
           <w:color w:val="1A1A1A"/>
@@ -1456,7 +1456,7 @@
     <w:p>
       <w:pPr>
         <w:pStyle w:val="Heading2"/>
-        <w:divId w:val="267926985"/>
+        <w:divId w:val="783620648"/>
         <w:rPr>
           <w:rFonts w:ascii="Calibri" w:eastAsia="Times New Roman" w:hAnsi="Calibri" w:cs="Calibri"/>
           <w:color w:val="1A1A1A"/>
@@ -1475,7 +1475,7 @@
     <w:p>
       <w:pPr>
         <w:pStyle w:val="NormalWeb"/>
-        <w:divId w:val="267926985"/>
+        <w:divId w:val="783620648"/>
         <w:rPr>
           <w:rFonts w:ascii="Calibri" w:hAnsi="Calibri" w:cs="Calibri"/>
           <w:color w:val="1A1A1A"/>
@@ -1581,13 +1581,13 @@
         <w:tblLook w:val="04A0" w:firstRow="1" w:lastRow="0" w:firstColumn="1" w:lastColumn="0" w:noHBand="0" w:noVBand="1"/>
       </w:tblPr>
       <w:tblGrid>
-        <w:gridCol w:w="2170"/>
+        <w:gridCol w:w="1983"/>
         <w:gridCol w:w="960"/>
-        <w:gridCol w:w="6214"/>
+        <w:gridCol w:w="6401"/>
       </w:tblGrid>
       <w:tr>
         <w:trPr>
-          <w:divId w:val="267926985"/>
+          <w:divId w:val="783620648"/>
         </w:trPr>
         <w:tc>
           <w:tcPr>
@@ -1721,7 +1721,7 @@
       </w:tr>
       <w:tr>
         <w:trPr>
-          <w:divId w:val="267926985"/>
+          <w:divId w:val="783620648"/>
         </w:trPr>
         <w:tc>
           <w:tcPr>
@@ -1757,7 +1757,7 @@
                 <w:sz w:val="21"/>
                 <w:szCs w:val="21"/>
               </w:rPr>
-              <w:t>Correctness and safety</w:t>
+              <w:t>Object lifetime and resources</w:t>
             </w:r>
           </w:p>
         </w:tc>
@@ -1796,7 +1796,7 @@
                 <w:sz w:val="21"/>
                 <w:szCs w:val="21"/>
               </w:rPr>
-              <w:t>70</w:t>
+              <w:t>17</w:t>
             </w:r>
           </w:p>
         </w:tc>
@@ -1834,14 +1834,687 @@
                 <w:sz w:val="21"/>
                 <w:szCs w:val="21"/>
               </w:rPr>
-              <w:t>Bug patterns (53), data-flow defects such as use-before-assignment and dead stores (9), resource and object lifetime (8)</w:t>
+              <w:t xml:space="preserve">Use-after-free, double-free, leaked objects, unprotected create/free without try-finally, destructors not marked </w:t>
+            </w:r>
+            <w:r>
+              <w:rPr>
+                <w:rStyle w:val="HTMLCode"/>
+                <w:color w:val="1A1A1A"/>
+              </w:rPr>
+              <w:t>override</w:t>
+            </w:r>
+            <w:r>
+              <w:rPr>
+                <w:rFonts w:ascii="Calibri" w:eastAsia="Times New Roman" w:hAnsi="Calibri" w:cs="Calibri"/>
+                <w:color w:val="1A1A1A"/>
+                <w:sz w:val="21"/>
+                <w:szCs w:val="21"/>
+              </w:rPr>
+              <w:t xml:space="preserve">, missing inherited calls, </w:t>
+            </w:r>
+            <w:r>
+              <w:rPr>
+                <w:rStyle w:val="HTMLCode"/>
+                <w:color w:val="1A1A1A"/>
+              </w:rPr>
+              <w:t>FreeAndNil</w:t>
+            </w:r>
+            <w:r>
+              <w:rPr>
+                <w:rFonts w:ascii="Calibri" w:eastAsia="Times New Roman" w:hAnsi="Calibri" w:cs="Calibri"/>
+                <w:color w:val="1A1A1A"/>
+                <w:sz w:val="21"/>
+                <w:szCs w:val="21"/>
+              </w:rPr>
+              <w:t xml:space="preserve"> on an interface, object/interface dual-handle mixing, unreleased critical sections, </w:t>
+            </w:r>
+            <w:r>
+              <w:rPr>
+                <w:rFonts w:ascii="Calibri" w:eastAsia="Times New Roman" w:hAnsi="Calibri" w:cs="Calibri"/>
+                <w:color w:val="1A1A1A"/>
+                <w:sz w:val="21"/>
+                <w:szCs w:val="21"/>
+              </w:rPr>
+              <w:t>virtual calls from a constructor, instantiating a class with an unimplemented abstract method</w:t>
             </w:r>
           </w:p>
         </w:tc>
       </w:tr>
       <w:tr>
         <w:trPr>
-          <w:divId w:val="267926985"/>
+          <w:divId w:val="783620648"/>
+        </w:trPr>
+        <w:tc>
+          <w:tcPr>
+            <w:tcW w:w="0" w:type="auto"/>
+            <w:tcBorders>
+              <w:top w:val="single" w:sz="6" w:space="0" w:color="B8B8B8"/>
+              <w:left w:val="single" w:sz="6" w:space="0" w:color="B8B8B8"/>
+              <w:bottom w:val="single" w:sz="6" w:space="0" w:color="B8B8B8"/>
+              <w:right w:val="single" w:sz="6" w:space="0" w:color="B8B8B8"/>
+            </w:tcBorders>
+            <w:tcMar>
+              <w:top w:w="77" w:type="dxa"/>
+              <w:left w:w="144" w:type="dxa"/>
+              <w:bottom w:w="77" w:type="dxa"/>
+              <w:right w:w="144" w:type="dxa"/>
+            </w:tcMar>
+            <w:hideMark/>
+          </w:tcPr>
+          <w:p>
+            <w:pPr>
+              <w:spacing w:before="144" w:after="240"/>
+              <w:rPr>
+                <w:rFonts w:ascii="Calibri" w:eastAsia="Times New Roman" w:hAnsi="Calibri" w:cs="Calibri"/>
+                <w:color w:val="1A1A1A"/>
+                <w:sz w:val="21"/>
+                <w:szCs w:val="21"/>
+              </w:rPr>
+            </w:pPr>
+            <w:r>
+              <w:rPr>
+                <w:rFonts w:ascii="Calibri" w:eastAsia="Times New Roman" w:hAnsi="Calibri" w:cs="Calibri"/>
+                <w:color w:val="1A1A1A"/>
+                <w:sz w:val="21"/>
+                <w:szCs w:val="21"/>
+              </w:rPr>
+              <w:t>Exceptions and control flow</w:t>
+            </w:r>
+          </w:p>
+        </w:tc>
+        <w:tc>
+          <w:tcPr>
+            <w:tcW w:w="960" w:type="dxa"/>
+            <w:tcBorders>
+              <w:top w:val="single" w:sz="6" w:space="0" w:color="B8B8B8"/>
+              <w:left w:val="single" w:sz="6" w:space="0" w:color="B8B8B8"/>
+              <w:bottom w:val="single" w:sz="6" w:space="0" w:color="B8B8B8"/>
+              <w:right w:val="single" w:sz="6" w:space="0" w:color="B8B8B8"/>
+            </w:tcBorders>
+            <w:tcMar>
+              <w:top w:w="77" w:type="dxa"/>
+              <w:left w:w="144" w:type="dxa"/>
+              <w:bottom w:w="77" w:type="dxa"/>
+              <w:right w:w="144" w:type="dxa"/>
+            </w:tcMar>
+            <w:hideMark/>
+          </w:tcPr>
+          <w:p>
+            <w:pPr>
+              <w:spacing w:before="144" w:after="240"/>
+              <w:jc w:val="right"/>
+              <w:rPr>
+                <w:rFonts w:ascii="Calibri" w:eastAsia="Times New Roman" w:hAnsi="Calibri" w:cs="Calibri"/>
+                <w:color w:val="1A1A1A"/>
+                <w:sz w:val="21"/>
+                <w:szCs w:val="21"/>
+              </w:rPr>
+            </w:pPr>
+            <w:r>
+              <w:rPr>
+                <w:rFonts w:ascii="Calibri" w:eastAsia="Times New Roman" w:hAnsi="Calibri" w:cs="Calibri"/>
+                <w:color w:val="1A1A1A"/>
+                <w:sz w:val="21"/>
+                <w:szCs w:val="21"/>
+              </w:rPr>
+              <w:t>18</w:t>
+            </w:r>
+          </w:p>
+        </w:tc>
+        <w:tc>
+          <w:tcPr>
+            <w:tcW w:w="0" w:type="auto"/>
+            <w:tcBorders>
+              <w:top w:val="single" w:sz="6" w:space="0" w:color="B8B8B8"/>
+              <w:left w:val="single" w:sz="6" w:space="0" w:color="B8B8B8"/>
+              <w:bottom w:val="single" w:sz="6" w:space="0" w:color="B8B8B8"/>
+              <w:right w:val="single" w:sz="6" w:space="0" w:color="B8B8B8"/>
+            </w:tcBorders>
+            <w:tcMar>
+              <w:top w:w="77" w:type="dxa"/>
+              <w:left w:w="144" w:type="dxa"/>
+              <w:bottom w:w="77" w:type="dxa"/>
+              <w:right w:w="144" w:type="dxa"/>
+            </w:tcMar>
+            <w:hideMark/>
+          </w:tcPr>
+          <w:p>
+            <w:pPr>
+              <w:spacing w:before="144" w:after="240"/>
+              <w:rPr>
+                <w:rFonts w:ascii="Calibri" w:eastAsia="Times New Roman" w:hAnsi="Calibri" w:cs="Calibri"/>
+                <w:color w:val="1A1A1A"/>
+                <w:sz w:val="21"/>
+                <w:szCs w:val="21"/>
+              </w:rPr>
+            </w:pPr>
+            <w:r>
+              <w:rPr>
+                <w:rFonts w:ascii="Calibri" w:eastAsia="Times New Roman" w:hAnsi="Calibri" w:cs="Calibri"/>
+                <w:color w:val="1A1A1A"/>
+                <w:sz w:val="21"/>
+                <w:szCs w:val="21"/>
+              </w:rPr>
+              <w:t xml:space="preserve">Bare and empty </w:t>
+            </w:r>
+            <w:r>
+              <w:rPr>
+                <w:rStyle w:val="HTMLCode"/>
+                <w:color w:val="1A1A1A"/>
+              </w:rPr>
+              <w:t>except</w:t>
+            </w:r>
+            <w:r>
+              <w:rPr>
+                <w:rFonts w:ascii="Calibri" w:eastAsia="Times New Roman" w:hAnsi="Calibri" w:cs="Calibri"/>
+                <w:color w:val="1A1A1A"/>
+                <w:sz w:val="21"/>
+                <w:szCs w:val="21"/>
+              </w:rPr>
+              <w:t xml:space="preserve"> blocks, swallowed exceptions, </w:t>
+            </w:r>
+            <w:r>
+              <w:rPr>
+                <w:rStyle w:val="HTMLCode"/>
+                <w:color w:val="1A1A1A"/>
+              </w:rPr>
+              <w:t>raise</w:t>
+            </w:r>
+            <w:r>
+              <w:rPr>
+                <w:rFonts w:ascii="Calibri" w:eastAsia="Times New Roman" w:hAnsi="Calibri" w:cs="Calibri"/>
+                <w:color w:val="1A1A1A"/>
+                <w:sz w:val="21"/>
+                <w:szCs w:val="21"/>
+              </w:rPr>
+              <w:t xml:space="preserve"> or </w:t>
+            </w:r>
+            <w:r>
+              <w:rPr>
+                <w:rStyle w:val="HTMLCode"/>
+                <w:color w:val="1A1A1A"/>
+              </w:rPr>
+              <w:t>Exit</w:t>
+            </w:r>
+            <w:r>
+              <w:rPr>
+                <w:rFonts w:ascii="Calibri" w:eastAsia="Times New Roman" w:hAnsi="Calibri" w:cs="Calibri"/>
+                <w:color w:val="1A1A1A"/>
+                <w:sz w:val="21"/>
+                <w:szCs w:val="21"/>
+              </w:rPr>
+              <w:t>/</w:t>
+            </w:r>
+            <w:r>
+              <w:rPr>
+                <w:rStyle w:val="HTMLCode"/>
+                <w:color w:val="1A1A1A"/>
+              </w:rPr>
+              <w:t>Break</w:t>
+            </w:r>
+            <w:r>
+              <w:rPr>
+                <w:rFonts w:ascii="Calibri" w:eastAsia="Times New Roman" w:hAnsi="Calibri" w:cs="Calibri"/>
+                <w:color w:val="1A1A1A"/>
+                <w:sz w:val="21"/>
+                <w:szCs w:val="21"/>
+              </w:rPr>
+              <w:t xml:space="preserve"> inside </w:t>
+            </w:r>
+            <w:r>
+              <w:rPr>
+                <w:rStyle w:val="HTMLCode"/>
+                <w:color w:val="1A1A1A"/>
+              </w:rPr>
+              <w:t>finally</w:t>
+            </w:r>
+            <w:r>
+              <w:rPr>
+                <w:rFonts w:ascii="Calibri" w:eastAsia="Times New Roman" w:hAnsi="Calibri" w:cs="Calibri"/>
+                <w:color w:val="1A1A1A"/>
+                <w:sz w:val="21"/>
+                <w:szCs w:val="21"/>
+              </w:rPr>
+              <w:t xml:space="preserve">, re-raising in a way that loses the stack trace, raising the root </w:t>
+            </w:r>
+            <w:r>
+              <w:rPr>
+                <w:rStyle w:val="HTMLCode"/>
+                <w:color w:val="1A1A1A"/>
+              </w:rPr>
+              <w:t>Exception</w:t>
+            </w:r>
+            <w:r>
+              <w:rPr>
+                <w:rFonts w:ascii="Calibri" w:eastAsia="Times New Roman" w:hAnsi="Calibri" w:cs="Calibri"/>
+                <w:color w:val="1A1A1A"/>
+                <w:sz w:val="21"/>
+                <w:szCs w:val="21"/>
+              </w:rPr>
+              <w:t xml:space="preserve"> class, unreachable duplicate handlers, exceptions constructed but never raised, unreachable code after </w:t>
+            </w:r>
+            <w:r>
+              <w:rPr>
+                <w:rStyle w:val="HTMLCode"/>
+                <w:color w:val="1A1A1A"/>
+              </w:rPr>
+              <w:t>Exit</w:t>
+            </w:r>
+            <w:r>
+              <w:rPr>
+                <w:rFonts w:ascii="Calibri" w:eastAsia="Times New Roman" w:hAnsi="Calibri" w:cs="Calibri"/>
+                <w:color w:val="1A1A1A"/>
+                <w:sz w:val="21"/>
+                <w:szCs w:val="21"/>
+              </w:rPr>
+              <w:t>, loops that run at most once, empty conditional / loop / case / procedure bodies</w:t>
+            </w:r>
+          </w:p>
+        </w:tc>
+      </w:tr>
+      <w:tr>
+        <w:trPr>
+          <w:divId w:val="783620648"/>
+        </w:trPr>
+        <w:tc>
+          <w:tcPr>
+            <w:tcW w:w="0" w:type="auto"/>
+            <w:tcBorders>
+              <w:top w:val="single" w:sz="6" w:space="0" w:color="B8B8B8"/>
+              <w:left w:val="single" w:sz="6" w:space="0" w:color="B8B8B8"/>
+              <w:bottom w:val="single" w:sz="6" w:space="0" w:color="B8B8B8"/>
+              <w:right w:val="single" w:sz="6" w:space="0" w:color="B8B8B8"/>
+            </w:tcBorders>
+            <w:tcMar>
+              <w:top w:w="77" w:type="dxa"/>
+              <w:left w:w="144" w:type="dxa"/>
+              <w:bottom w:w="77" w:type="dxa"/>
+              <w:right w:w="144" w:type="dxa"/>
+            </w:tcMar>
+            <w:hideMark/>
+          </w:tcPr>
+          <w:p>
+            <w:pPr>
+              <w:spacing w:before="144" w:after="240"/>
+              <w:rPr>
+                <w:rFonts w:ascii="Calibri" w:eastAsia="Times New Roman" w:hAnsi="Calibri" w:cs="Calibri"/>
+                <w:color w:val="1A1A1A"/>
+                <w:sz w:val="21"/>
+                <w:szCs w:val="21"/>
+              </w:rPr>
+            </w:pPr>
+            <w:r>
+              <w:rPr>
+                <w:rFonts w:ascii="Calibri" w:eastAsia="Times New Roman" w:hAnsi="Calibri" w:cs="Calibri"/>
+                <w:color w:val="1A1A1A"/>
+                <w:sz w:val="21"/>
+                <w:szCs w:val="21"/>
+              </w:rPr>
+              <w:t>Logic, comparisons and type safety</w:t>
+            </w:r>
+          </w:p>
+        </w:tc>
+        <w:tc>
+          <w:tcPr>
+            <w:tcW w:w="960" w:type="dxa"/>
+            <w:tcBorders>
+              <w:top w:val="single" w:sz="6" w:space="0" w:color="B8B8B8"/>
+              <w:left w:val="single" w:sz="6" w:space="0" w:color="B8B8B8"/>
+              <w:bottom w:val="single" w:sz="6" w:space="0" w:color="B8B8B8"/>
+              <w:right w:val="single" w:sz="6" w:space="0" w:color="B8B8B8"/>
+            </w:tcBorders>
+            <w:tcMar>
+              <w:top w:w="77" w:type="dxa"/>
+              <w:left w:w="144" w:type="dxa"/>
+              <w:bottom w:w="77" w:type="dxa"/>
+              <w:right w:w="144" w:type="dxa"/>
+            </w:tcMar>
+            <w:hideMark/>
+          </w:tcPr>
+          <w:p>
+            <w:pPr>
+              <w:spacing w:before="144" w:after="240"/>
+              <w:jc w:val="right"/>
+              <w:rPr>
+                <w:rFonts w:ascii="Calibri" w:eastAsia="Times New Roman" w:hAnsi="Calibri" w:cs="Calibri"/>
+                <w:color w:val="1A1A1A"/>
+                <w:sz w:val="21"/>
+                <w:szCs w:val="21"/>
+              </w:rPr>
+            </w:pPr>
+            <w:r>
+              <w:rPr>
+                <w:rFonts w:ascii="Calibri" w:eastAsia="Times New Roman" w:hAnsi="Calibri" w:cs="Calibri"/>
+                <w:color w:val="1A1A1A"/>
+                <w:sz w:val="21"/>
+                <w:szCs w:val="21"/>
+              </w:rPr>
+              <w:t>20</w:t>
+            </w:r>
+          </w:p>
+        </w:tc>
+        <w:tc>
+          <w:tcPr>
+            <w:tcW w:w="0" w:type="auto"/>
+            <w:tcBorders>
+              <w:top w:val="single" w:sz="6" w:space="0" w:color="B8B8B8"/>
+              <w:left w:val="single" w:sz="6" w:space="0" w:color="B8B8B8"/>
+              <w:bottom w:val="single" w:sz="6" w:space="0" w:color="B8B8B8"/>
+              <w:right w:val="single" w:sz="6" w:space="0" w:color="B8B8B8"/>
+            </w:tcBorders>
+            <w:tcMar>
+              <w:top w:w="77" w:type="dxa"/>
+              <w:left w:w="144" w:type="dxa"/>
+              <w:bottom w:w="77" w:type="dxa"/>
+              <w:right w:w="144" w:type="dxa"/>
+            </w:tcMar>
+            <w:hideMark/>
+          </w:tcPr>
+          <w:p>
+            <w:pPr>
+              <w:spacing w:before="144" w:after="240"/>
+              <w:rPr>
+                <w:rFonts w:ascii="Calibri" w:eastAsia="Times New Roman" w:hAnsi="Calibri" w:cs="Calibri"/>
+                <w:color w:val="1A1A1A"/>
+                <w:sz w:val="21"/>
+                <w:szCs w:val="21"/>
+              </w:rPr>
+            </w:pPr>
+            <w:r>
+              <w:rPr>
+                <w:rFonts w:ascii="Calibri" w:eastAsia="Times New Roman" w:hAnsi="Calibri" w:cs="Calibri"/>
+                <w:color w:val="1A1A1A"/>
+                <w:sz w:val="21"/>
+                <w:szCs w:val="21"/>
+              </w:rPr>
+              <w:t>Operator-precedence traps (</w:t>
+            </w:r>
+            <w:r>
+              <w:rPr>
+                <w:rStyle w:val="HTMLCode"/>
+                <w:color w:val="1A1A1A"/>
+              </w:rPr>
+              <w:t>not X in S</w:t>
+            </w:r>
+            <w:r>
+              <w:rPr>
+                <w:rFonts w:ascii="Calibri" w:eastAsia="Times New Roman" w:hAnsi="Calibri" w:cs="Calibri"/>
+                <w:color w:val="1A1A1A"/>
+                <w:sz w:val="21"/>
+                <w:szCs w:val="21"/>
+              </w:rPr>
+              <w:t xml:space="preserve">, </w:t>
+            </w:r>
+            <w:r>
+              <w:rPr>
+                <w:rStyle w:val="HTMLCode"/>
+                <w:color w:val="1A1A1A"/>
+              </w:rPr>
+              <w:t>not A = B</w:t>
+            </w:r>
+            <w:r>
+              <w:rPr>
+                <w:rFonts w:ascii="Calibri" w:eastAsia="Times New Roman" w:hAnsi="Calibri" w:cs="Calibri"/>
+                <w:color w:val="1A1A1A"/>
+                <w:sz w:val="21"/>
+                <w:szCs w:val="21"/>
+              </w:rPr>
+              <w:t xml:space="preserve">), comparisons that are always true or always false, identical operands, self-assignment, off-by-one loop bounds, float equality, string and case-insensitive comparison mistakes, division by literal zero, </w:t>
+            </w:r>
+            <w:r>
+              <w:rPr>
+                <w:rStyle w:val="HTMLCode"/>
+                <w:color w:val="1A1A1A"/>
+              </w:rPr>
+              <w:t>Format()</w:t>
+            </w:r>
+            <w:r>
+              <w:rPr>
+                <w:rFonts w:ascii="Calibri" w:eastAsia="Times New Roman" w:hAnsi="Calibri" w:cs="Calibri"/>
+                <w:color w:val="1A1A1A"/>
+                <w:sz w:val="21"/>
+                <w:szCs w:val="21"/>
+              </w:rPr>
+              <w:t xml:space="preserve"> argument count and specifier type mismatches, non-exhaustive </w:t>
+            </w:r>
+            <w:r>
+              <w:rPr>
+                <w:rStyle w:val="HTMLCode"/>
+                <w:color w:val="1A1A1A"/>
+              </w:rPr>
+              <w:t>case</w:t>
+            </w:r>
+            <w:r>
+              <w:rPr>
+                <w:rFonts w:ascii="Calibri" w:eastAsia="Times New Roman" w:hAnsi="Calibri" w:cs="Calibri"/>
+                <w:color w:val="1A1A1A"/>
+                <w:sz w:val="21"/>
+                <w:szCs w:val="21"/>
+              </w:rPr>
+              <w:t xml:space="preserve"> on an enum, unguarded hard casts, lossy Unicode-to-Ansi casts</w:t>
+            </w:r>
+          </w:p>
+        </w:tc>
+      </w:tr>
+      <w:tr>
+        <w:trPr>
+          <w:divId w:val="783620648"/>
+        </w:trPr>
+        <w:tc>
+          <w:tcPr>
+            <w:tcW w:w="0" w:type="auto"/>
+            <w:tcBorders>
+              <w:top w:val="single" w:sz="6" w:space="0" w:color="B8B8B8"/>
+              <w:left w:val="single" w:sz="6" w:space="0" w:color="B8B8B8"/>
+              <w:bottom w:val="single" w:sz="6" w:space="0" w:color="B8B8B8"/>
+              <w:right w:val="single" w:sz="6" w:space="0" w:color="B8B8B8"/>
+            </w:tcBorders>
+            <w:tcMar>
+              <w:top w:w="77" w:type="dxa"/>
+              <w:left w:w="144" w:type="dxa"/>
+              <w:bottom w:w="77" w:type="dxa"/>
+              <w:right w:w="144" w:type="dxa"/>
+            </w:tcMar>
+            <w:hideMark/>
+          </w:tcPr>
+          <w:p>
+            <w:pPr>
+              <w:spacing w:before="144" w:after="240"/>
+              <w:rPr>
+                <w:rFonts w:ascii="Calibri" w:eastAsia="Times New Roman" w:hAnsi="Calibri" w:cs="Calibri"/>
+                <w:color w:val="1A1A1A"/>
+                <w:sz w:val="21"/>
+                <w:szCs w:val="21"/>
+              </w:rPr>
+            </w:pPr>
+            <w:r>
+              <w:rPr>
+                <w:rFonts w:ascii="Calibri" w:eastAsia="Times New Roman" w:hAnsi="Calibri" w:cs="Calibri"/>
+                <w:color w:val="1A1A1A"/>
+                <w:sz w:val="21"/>
+                <w:szCs w:val="21"/>
+              </w:rPr>
+              <w:t>Data flow, concurrency and source integrity</w:t>
+            </w:r>
+          </w:p>
+        </w:tc>
+        <w:tc>
+          <w:tcPr>
+            <w:tcW w:w="960" w:type="dxa"/>
+            <w:tcBorders>
+              <w:top w:val="single" w:sz="6" w:space="0" w:color="B8B8B8"/>
+              <w:left w:val="single" w:sz="6" w:space="0" w:color="B8B8B8"/>
+              <w:bottom w:val="single" w:sz="6" w:space="0" w:color="B8B8B8"/>
+              <w:right w:val="single" w:sz="6" w:space="0" w:color="B8B8B8"/>
+            </w:tcBorders>
+            <w:tcMar>
+              <w:top w:w="77" w:type="dxa"/>
+              <w:left w:w="144" w:type="dxa"/>
+              <w:bottom w:w="77" w:type="dxa"/>
+              <w:right w:w="144" w:type="dxa"/>
+            </w:tcMar>
+            <w:hideMark/>
+          </w:tcPr>
+          <w:p>
+            <w:pPr>
+              <w:spacing w:before="144" w:after="240"/>
+              <w:jc w:val="right"/>
+              <w:rPr>
+                <w:rFonts w:ascii="Calibri" w:eastAsia="Times New Roman" w:hAnsi="Calibri" w:cs="Calibri"/>
+                <w:color w:val="1A1A1A"/>
+                <w:sz w:val="21"/>
+                <w:szCs w:val="21"/>
+              </w:rPr>
+            </w:pPr>
+            <w:r>
+              <w:rPr>
+                <w:rFonts w:ascii="Calibri" w:eastAsia="Times New Roman" w:hAnsi="Calibri" w:cs="Calibri"/>
+                <w:color w:val="1A1A1A"/>
+                <w:sz w:val="21"/>
+                <w:szCs w:val="21"/>
+              </w:rPr>
+              <w:t>15</w:t>
+            </w:r>
+          </w:p>
+        </w:tc>
+        <w:tc>
+          <w:tcPr>
+            <w:tcW w:w="0" w:type="auto"/>
+            <w:tcBorders>
+              <w:top w:val="single" w:sz="6" w:space="0" w:color="B8B8B8"/>
+              <w:left w:val="single" w:sz="6" w:space="0" w:color="B8B8B8"/>
+              <w:bottom w:val="single" w:sz="6" w:space="0" w:color="B8B8B8"/>
+              <w:right w:val="single" w:sz="6" w:space="0" w:color="B8B8B8"/>
+            </w:tcBorders>
+            <w:tcMar>
+              <w:top w:w="77" w:type="dxa"/>
+              <w:left w:w="144" w:type="dxa"/>
+              <w:bottom w:w="77" w:type="dxa"/>
+              <w:right w:w="144" w:type="dxa"/>
+            </w:tcMar>
+            <w:hideMark/>
+          </w:tcPr>
+          <w:p>
+            <w:pPr>
+              <w:spacing w:before="144" w:after="240"/>
+              <w:rPr>
+                <w:rFonts w:ascii="Calibri" w:eastAsia="Times New Roman" w:hAnsi="Calibri" w:cs="Calibri"/>
+                <w:color w:val="1A1A1A"/>
+                <w:sz w:val="21"/>
+                <w:szCs w:val="21"/>
+              </w:rPr>
+            </w:pPr>
+            <w:r>
+              <w:rPr>
+                <w:rFonts w:ascii="Calibri" w:eastAsia="Times New Roman" w:hAnsi="Calibri" w:cs="Calibri"/>
+                <w:color w:val="1A1A1A"/>
+                <w:sz w:val="21"/>
+                <w:szCs w:val="21"/>
+              </w:rPr>
+              <w:t xml:space="preserve">Use before assignment, </w:t>
+            </w:r>
+            <w:r>
+              <w:rPr>
+                <w:rStyle w:val="HTMLCode"/>
+                <w:color w:val="1A1A1A"/>
+              </w:rPr>
+              <w:t>Result</w:t>
+            </w:r>
+            <w:r>
+              <w:rPr>
+                <w:rFonts w:ascii="Calibri" w:eastAsia="Times New Roman" w:hAnsi="Calibri" w:cs="Calibri"/>
+                <w:color w:val="1A1A1A"/>
+                <w:sz w:val="21"/>
+                <w:szCs w:val="21"/>
+              </w:rPr>
+              <w:t xml:space="preserve"> or </w:t>
+            </w:r>
+            <w:r>
+              <w:rPr>
+                <w:rStyle w:val="HTMLCode"/>
+                <w:color w:val="1A1A1A"/>
+              </w:rPr>
+              <w:t>out</w:t>
+            </w:r>
+            <w:r>
+              <w:rPr>
+                <w:rFonts w:ascii="Calibri" w:eastAsia="Times New Roman" w:hAnsi="Calibri" w:cs="Calibri"/>
+                <w:color w:val="1A1A1A"/>
+                <w:sz w:val="21"/>
+                <w:szCs w:val="21"/>
+              </w:rPr>
+              <w:t xml:space="preserve"> parameters not set on every path, values overwritten before being read, write-only locals, loop variable used after the loop, UI access from a background thread, </w:t>
+            </w:r>
+            <w:r>
+              <w:rPr>
+                <w:rStyle w:val="HTMLCode"/>
+                <w:color w:val="1A1A1A"/>
+              </w:rPr>
+              <w:t>Sleep</w:t>
+            </w:r>
+            <w:r>
+              <w:rPr>
+                <w:rFonts w:ascii="Calibri" w:eastAsia="Times New Roman" w:hAnsi="Calibri" w:cs="Calibri"/>
+                <w:color w:val="1A1A1A"/>
+                <w:sz w:val="21"/>
+                <w:szCs w:val="21"/>
+              </w:rPr>
+              <w:t xml:space="preserve"> on the VCL main thread, </w:t>
+            </w:r>
+            <w:r>
+              <w:rPr>
+                <w:rStyle w:val="HTMLCode"/>
+                <w:color w:val="1A1A1A"/>
+              </w:rPr>
+              <w:t>with</w:t>
+            </w:r>
+            <w:r>
+              <w:rPr>
+                <w:rFonts w:ascii="Calibri" w:eastAsia="Times New Roman" w:hAnsi="Calibri" w:cs="Calibri"/>
+                <w:color w:val="1A1A1A"/>
+                <w:sz w:val="21"/>
+                <w:szCs w:val="21"/>
+              </w:rPr>
+              <w:t xml:space="preserve"> silently shadowing an outer symbol, destructive actions gated on a file-existence check, unnamed literal constants, and syntax or unbalanced </w:t>
+            </w:r>
+            <w:r>
+              <w:rPr>
+                <w:rStyle w:val="HTMLCode"/>
+                <w:color w:val="1A1A1A"/>
+              </w:rPr>
+              <w:t>begin</w:t>
+            </w:r>
+            <w:r>
+              <w:rPr>
+                <w:rFonts w:ascii="Calibri" w:eastAsia="Times New Roman" w:hAnsi="Calibri" w:cs="Calibri"/>
+                <w:color w:val="1A1A1A"/>
+                <w:sz w:val="21"/>
+                <w:szCs w:val="21"/>
+              </w:rPr>
+              <w:t>/</w:t>
+            </w:r>
+            <w:r>
+              <w:rPr>
+                <w:rStyle w:val="HTMLCode"/>
+                <w:color w:val="1A1A1A"/>
+              </w:rPr>
+              <w:t>end</w:t>
+            </w:r>
+            <w:r>
+              <w:rPr>
+                <w:rFonts w:ascii="Calibri" w:eastAsia="Times New Roman" w:hAnsi="Calibri" w:cs="Calibri"/>
+                <w:color w:val="1A1A1A"/>
+                <w:sz w:val="21"/>
+                <w:szCs w:val="21"/>
+              </w:rPr>
+              <w:t xml:space="preserve"> errors</w:t>
+            </w:r>
+          </w:p>
+        </w:tc>
+      </w:tr>
+      <w:tr>
+        <w:trPr>
+          <w:divId w:val="783620648"/>
         </w:trPr>
         <w:tc>
           <w:tcPr>
@@ -1970,7 +2643,7 @@
       </w:tr>
       <w:tr>
         <w:trPr>
-          <w:divId w:val="267926985"/>
+          <w:divId w:val="783620648"/>
         </w:trPr>
         <w:tc>
           <w:tcPr>
@@ -2090,7 +2763,7 @@
       </w:tr>
       <w:tr>
         <w:trPr>
-          <w:divId w:val="267926985"/>
+          <w:divId w:val="783620648"/>
         </w:trPr>
         <w:tc>
           <w:tcPr>
@@ -2210,7 +2883,7 @@
       </w:tr>
       <w:tr>
         <w:trPr>
-          <w:divId w:val="267926985"/>
+          <w:divId w:val="783620648"/>
         </w:trPr>
         <w:tc>
           <w:tcPr>
@@ -2339,7 +3012,7 @@
       </w:tr>
       <w:tr>
         <w:trPr>
-          <w:divId w:val="267926985"/>
+          <w:divId w:val="783620648"/>
         </w:trPr>
         <w:tc>
           <w:tcPr>
@@ -2467,7 +3140,7 @@
                 <w:sz w:val="21"/>
                 <w:szCs w:val="21"/>
               </w:rPr>
-              <w:t>16 categories</w:t>
+              <w:t>8 groups, drawn from the engine's 16 rule categories</w:t>
             </w:r>
           </w:p>
         </w:tc>
@@ -2480,7 +3153,7 @@
           <w:numId w:val="4"/>
         </w:numPr>
         <w:spacing w:before="53" w:after="53"/>
-        <w:divId w:val="267926985"/>
+        <w:divId w:val="783620648"/>
         <w:rPr>
           <w:rFonts w:ascii="Calibri" w:eastAsia="Times New Roman" w:hAnsi="Calibri" w:cs="Calibri"/>
           <w:color w:val="1A1A1A"/>
@@ -2519,7 +3192,7 @@
           <w:numId w:val="4"/>
         </w:numPr>
         <w:spacing w:before="53" w:after="53"/>
-        <w:divId w:val="267926985"/>
+        <w:divId w:val="783620648"/>
         <w:rPr>
           <w:rFonts w:ascii="Calibri" w:eastAsia="Times New Roman" w:hAnsi="Calibri" w:cs="Calibri"/>
           <w:color w:val="1A1A1A"/>
@@ -2558,7 +3231,7 @@
           <w:numId w:val="4"/>
         </w:numPr>
         <w:spacing w:before="53" w:after="53"/>
-        <w:divId w:val="267926985"/>
+        <w:divId w:val="783620648"/>
         <w:rPr>
           <w:rFonts w:ascii="Calibri" w:eastAsia="Times New Roman" w:hAnsi="Calibri" w:cs="Calibri"/>
           <w:color w:val="1A1A1A"/>
@@ -2597,7 +3270,7 @@
           <w:numId w:val="4"/>
         </w:numPr>
         <w:spacing w:before="53" w:after="53"/>
-        <w:divId w:val="267926985"/>
+        <w:divId w:val="783620648"/>
         <w:rPr>
           <w:rFonts w:ascii="Calibri" w:eastAsia="Times New Roman" w:hAnsi="Calibri" w:cs="Calibri"/>
           <w:color w:val="1A1A1A"/>
@@ -2636,7 +3309,7 @@
           <w:numId w:val="4"/>
         </w:numPr>
         <w:spacing w:before="53" w:after="53"/>
-        <w:divId w:val="267926985"/>
+        <w:divId w:val="783620648"/>
         <w:rPr>
           <w:rFonts w:ascii="Calibri" w:eastAsia="Times New Roman" w:hAnsi="Calibri" w:cs="Calibri"/>
           <w:color w:val="1A1A1A"/>
@@ -2681,7 +3354,7 @@
     <w:p>
       <w:pPr>
         <w:pStyle w:val="Heading2"/>
-        <w:divId w:val="267926985"/>
+        <w:divId w:val="783620648"/>
         <w:rPr>
           <w:rFonts w:ascii="Calibri" w:eastAsia="Times New Roman" w:hAnsi="Calibri" w:cs="Calibri"/>
           <w:color w:val="1A1A1A"/>
@@ -2704,7 +3377,7 @@
           <w:numId w:val="5"/>
         </w:numPr>
         <w:spacing w:before="53" w:after="53"/>
-        <w:divId w:val="267926985"/>
+        <w:divId w:val="783620648"/>
         <w:rPr>
           <w:rFonts w:ascii="Calibri" w:eastAsia="Times New Roman" w:hAnsi="Calibri" w:cs="Calibri"/>
           <w:color w:val="1A1A1A"/>
@@ -2779,7 +3452,7 @@
           <w:numId w:val="5"/>
         </w:numPr>
         <w:spacing w:before="53" w:after="53"/>
-        <w:divId w:val="267926985"/>
+        <w:divId w:val="783620648"/>
         <w:rPr>
           <w:rFonts w:ascii="Calibri" w:eastAsia="Times New Roman" w:hAnsi="Calibri" w:cs="Calibri"/>
           <w:color w:val="1A1A1A"/>
@@ -2818,7 +3491,7 @@
           <w:numId w:val="5"/>
         </w:numPr>
         <w:spacing w:before="53" w:after="53"/>
-        <w:divId w:val="267926985"/>
+        <w:divId w:val="783620648"/>
         <w:rPr>
           <w:rFonts w:ascii="Calibri" w:eastAsia="Times New Roman" w:hAnsi="Calibri" w:cs="Calibri"/>
           <w:color w:val="1A1A1A"/>
@@ -2867,7 +3540,7 @@
           <w:numId w:val="5"/>
         </w:numPr>
         <w:spacing w:before="53" w:after="53"/>
-        <w:divId w:val="267926985"/>
+        <w:divId w:val="783620648"/>
         <w:rPr>
           <w:rFonts w:ascii="Calibri" w:eastAsia="Times New Roman" w:hAnsi="Calibri" w:cs="Calibri"/>
           <w:color w:val="1A1A1A"/>
@@ -2906,7 +3579,7 @@
           <w:numId w:val="5"/>
         </w:numPr>
         <w:spacing w:before="53" w:after="53"/>
-        <w:divId w:val="267926985"/>
+        <w:divId w:val="783620648"/>
         <w:rPr>
           <w:rFonts w:ascii="Calibri" w:eastAsia="Times New Roman" w:hAnsi="Calibri" w:cs="Calibri"/>
           <w:color w:val="1A1A1A"/>
@@ -2941,7 +3614,7 @@
     <w:p>
       <w:pPr>
         <w:pStyle w:val="Heading2"/>
-        <w:divId w:val="267926985"/>
+        <w:divId w:val="783620648"/>
         <w:rPr>
           <w:rFonts w:ascii="Calibri" w:eastAsia="Times New Roman" w:hAnsi="Calibri" w:cs="Calibri"/>
           <w:color w:val="1A1A1A"/>
@@ -2964,7 +3637,7 @@
           <w:numId w:val="6"/>
         </w:numPr>
         <w:spacing w:before="53" w:after="53"/>
-        <w:divId w:val="267926985"/>
+        <w:divId w:val="783620648"/>
         <w:rPr>
           <w:rFonts w:ascii="Calibri" w:eastAsia="Times New Roman" w:hAnsi="Calibri" w:cs="Calibri"/>
           <w:color w:val="1A1A1A"/>
@@ -3021,7 +3694,7 @@
           <w:numId w:val="6"/>
         </w:numPr>
         <w:spacing w:before="53" w:after="53"/>
-        <w:divId w:val="267926985"/>
+        <w:divId w:val="783620648"/>
         <w:rPr>
           <w:rFonts w:ascii="Calibri" w:eastAsia="Times New Roman" w:hAnsi="Calibri" w:cs="Calibri"/>
           <w:color w:val="1A1A1A"/>
@@ -3060,7 +3733,7 @@
           <w:numId w:val="6"/>
         </w:numPr>
         <w:spacing w:before="53" w:after="53"/>
-        <w:divId w:val="267926985"/>
+        <w:divId w:val="783620648"/>
         <w:rPr>
           <w:rFonts w:ascii="Calibri" w:eastAsia="Times New Roman" w:hAnsi="Calibri" w:cs="Calibri"/>
           <w:color w:val="1A1A1A"/>
@@ -3099,7 +3772,7 @@
           <w:numId w:val="6"/>
         </w:numPr>
         <w:spacing w:before="53" w:after="53"/>
-        <w:divId w:val="267926985"/>
+        <w:divId w:val="783620648"/>
         <w:rPr>
           <w:rFonts w:ascii="Calibri" w:eastAsia="Times New Roman" w:hAnsi="Calibri" w:cs="Calibri"/>
           <w:color w:val="1A1A1A"/>
@@ -3138,7 +3811,7 @@
           <w:numId w:val="6"/>
         </w:numPr>
         <w:spacing w:before="53" w:after="53"/>
-        <w:divId w:val="267926985"/>
+        <w:divId w:val="783620648"/>
         <w:rPr>
           <w:rFonts w:ascii="Calibri" w:eastAsia="Times New Roman" w:hAnsi="Calibri" w:cs="Calibri"/>
           <w:color w:val="1A1A1A"/>
@@ -3195,7 +3868,7 @@
           <w:numId w:val="6"/>
         </w:numPr>
         <w:spacing w:before="53" w:after="53"/>
-        <w:divId w:val="267926985"/>
+        <w:divId w:val="783620648"/>
         <w:rPr>
           <w:rFonts w:ascii="Calibri" w:eastAsia="Times New Roman" w:hAnsi="Calibri" w:cs="Calibri"/>
           <w:color w:val="1A1A1A"/>
@@ -3244,7 +3917,7 @@
           <w:numId w:val="6"/>
         </w:numPr>
         <w:spacing w:before="53" w:after="53"/>
-        <w:divId w:val="267926985"/>
+        <w:divId w:val="783620648"/>
         <w:rPr>
           <w:rFonts w:ascii="Calibri" w:eastAsia="Times New Roman" w:hAnsi="Calibri" w:cs="Calibri"/>
           <w:color w:val="1A1A1A"/>
@@ -3279,7 +3952,7 @@
     <w:p>
       <w:pPr>
         <w:pStyle w:val="Heading2"/>
-        <w:divId w:val="267926985"/>
+        <w:divId w:val="783620648"/>
         <w:rPr>
           <w:rFonts w:ascii="Calibri" w:eastAsia="Times New Roman" w:hAnsi="Calibri" w:cs="Calibri"/>
           <w:color w:val="1A1A1A"/>
@@ -3302,7 +3975,7 @@
           <w:numId w:val="7"/>
         </w:numPr>
         <w:spacing w:before="53" w:after="53"/>
-        <w:divId w:val="267926985"/>
+        <w:divId w:val="783620648"/>
         <w:rPr>
           <w:rFonts w:ascii="Calibri" w:eastAsia="Times New Roman" w:hAnsi="Calibri" w:cs="Calibri"/>
           <w:color w:val="1A1A1A"/>
@@ -3341,7 +4014,7 @@
           <w:numId w:val="7"/>
         </w:numPr>
         <w:spacing w:before="53" w:after="53"/>
-        <w:divId w:val="267926985"/>
+        <w:divId w:val="783620648"/>
         <w:rPr>
           <w:rFonts w:ascii="Calibri" w:eastAsia="Times New Roman" w:hAnsi="Calibri" w:cs="Calibri"/>
           <w:color w:val="1A1A1A"/>
@@ -3380,7 +4053,7 @@
           <w:numId w:val="7"/>
         </w:numPr>
         <w:spacing w:before="53" w:after="53"/>
-        <w:divId w:val="267926985"/>
+        <w:divId w:val="783620648"/>
         <w:rPr>
           <w:rFonts w:ascii="Calibri" w:eastAsia="Times New Roman" w:hAnsi="Calibri" w:cs="Calibri"/>
           <w:color w:val="1A1A1A"/>
@@ -3419,7 +4092,7 @@
           <w:numId w:val="7"/>
         </w:numPr>
         <w:spacing w:before="53" w:after="53"/>
-        <w:divId w:val="267926985"/>
+        <w:divId w:val="783620648"/>
         <w:rPr>
           <w:rFonts w:ascii="Calibri" w:eastAsia="Times New Roman" w:hAnsi="Calibri" w:cs="Calibri"/>
           <w:color w:val="1A1A1A"/>
@@ -3458,7 +4131,7 @@
           <w:numId w:val="7"/>
         </w:numPr>
         <w:spacing w:before="53" w:after="53"/>
-        <w:divId w:val="267926985"/>
+        <w:divId w:val="783620648"/>
         <w:rPr>
           <w:rFonts w:ascii="Calibri" w:eastAsia="Times New Roman" w:hAnsi="Calibri" w:cs="Calibri"/>
           <w:color w:val="1A1A1A"/>
@@ -3497,7 +4170,7 @@
           <w:numId w:val="7"/>
         </w:numPr>
         <w:spacing w:before="53" w:after="53"/>
-        <w:divId w:val="267926985"/>
+        <w:divId w:val="783620648"/>
         <w:rPr>
           <w:rFonts w:ascii="Calibri" w:eastAsia="Times New Roman" w:hAnsi="Calibri" w:cs="Calibri"/>
           <w:color w:val="1A1A1A"/>
@@ -3536,7 +4209,7 @@
           <w:numId w:val="7"/>
         </w:numPr>
         <w:spacing w:before="53" w:after="53"/>
-        <w:divId w:val="267926985"/>
+        <w:divId w:val="783620648"/>
         <w:rPr>
           <w:rFonts w:ascii="Calibri" w:eastAsia="Times New Roman" w:hAnsi="Calibri" w:cs="Calibri"/>
           <w:color w:val="1A1A1A"/>
@@ -3575,7 +4248,7 @@
           <w:numId w:val="7"/>
         </w:numPr>
         <w:spacing w:before="53" w:after="53"/>
-        <w:divId w:val="267926985"/>
+        <w:divId w:val="783620648"/>
         <w:rPr>
           <w:rFonts w:ascii="Calibri" w:eastAsia="Times New Roman" w:hAnsi="Calibri" w:cs="Calibri"/>
           <w:color w:val="1A1A1A"/>
@@ -3610,7 +4283,7 @@
     <w:p>
       <w:pPr>
         <w:pStyle w:val="Heading2"/>
-        <w:divId w:val="267926985"/>
+        <w:divId w:val="783620648"/>
         <w:rPr>
           <w:rFonts w:ascii="Calibri" w:eastAsia="Times New Roman" w:hAnsi="Calibri" w:cs="Calibri"/>
           <w:color w:val="1A1A1A"/>
@@ -3633,7 +4306,7 @@
           <w:numId w:val="8"/>
         </w:numPr>
         <w:spacing w:before="53" w:after="53"/>
-        <w:divId w:val="267926985"/>
+        <w:divId w:val="783620648"/>
         <w:rPr>
           <w:rFonts w:ascii="Calibri" w:eastAsia="Times New Roman" w:hAnsi="Calibri" w:cs="Calibri"/>
           <w:color w:val="1A1A1A"/>
@@ -3672,7 +4345,7 @@
           <w:numId w:val="8"/>
         </w:numPr>
         <w:spacing w:before="53" w:after="53"/>
-        <w:divId w:val="267926985"/>
+        <w:divId w:val="783620648"/>
         <w:rPr>
           <w:rFonts w:ascii="Calibri" w:eastAsia="Times New Roman" w:hAnsi="Calibri" w:cs="Calibri"/>
           <w:color w:val="1A1A1A"/>
@@ -3721,7 +4394,7 @@
           <w:numId w:val="8"/>
         </w:numPr>
         <w:spacing w:before="53" w:after="53"/>
-        <w:divId w:val="267926985"/>
+        <w:divId w:val="783620648"/>
         <w:rPr>
           <w:rFonts w:ascii="Calibri" w:eastAsia="Times New Roman" w:hAnsi="Calibri" w:cs="Calibri"/>
           <w:color w:val="1A1A1A"/>
@@ -3760,7 +4433,7 @@
           <w:numId w:val="8"/>
         </w:numPr>
         <w:spacing w:before="53" w:after="53"/>
-        <w:divId w:val="267926985"/>
+        <w:divId w:val="783620648"/>
         <w:rPr>
           <w:rFonts w:ascii="Calibri" w:eastAsia="Times New Roman" w:hAnsi="Calibri" w:cs="Calibri"/>
           <w:color w:val="1A1A1A"/>
@@ -3795,7 +4468,7 @@
     <w:p>
       <w:pPr>
         <w:pStyle w:val="Heading2"/>
-        <w:divId w:val="267926985"/>
+        <w:divId w:val="783620648"/>
         <w:rPr>
           <w:rFonts w:ascii="Calibri" w:eastAsia="Times New Roman" w:hAnsi="Calibri" w:cs="Calibri"/>
           <w:color w:val="1A1A1A"/>
@@ -3818,7 +4491,7 @@
           <w:numId w:val="9"/>
         </w:numPr>
         <w:spacing w:before="53" w:after="53"/>
-        <w:divId w:val="267926985"/>
+        <w:divId w:val="783620648"/>
         <w:rPr>
           <w:rFonts w:ascii="Calibri" w:eastAsia="Times New Roman" w:hAnsi="Calibri" w:cs="Calibri"/>
           <w:color w:val="1A1A1A"/>
@@ -3867,7 +4540,7 @@
           <w:numId w:val="9"/>
         </w:numPr>
         <w:spacing w:before="53" w:after="53"/>
-        <w:divId w:val="267926985"/>
+        <w:divId w:val="783620648"/>
         <w:rPr>
           <w:rFonts w:ascii="Calibri" w:eastAsia="Times New Roman" w:hAnsi="Calibri" w:cs="Calibri"/>
           <w:color w:val="1A1A1A"/>
@@ -3924,7 +4597,7 @@
           <w:numId w:val="9"/>
         </w:numPr>
         <w:spacing w:before="53" w:after="53"/>
-        <w:divId w:val="267926985"/>
+        <w:divId w:val="783620648"/>
         <w:rPr>
           <w:rFonts w:ascii="Calibri" w:eastAsia="Times New Roman" w:hAnsi="Calibri" w:cs="Calibri"/>
           <w:color w:val="1A1A1A"/>
@@ -3991,7 +4664,7 @@
           <w:numId w:val="9"/>
         </w:numPr>
         <w:spacing w:before="53" w:after="53"/>
-        <w:divId w:val="267926985"/>
+        <w:divId w:val="783620648"/>
         <w:rPr>
           <w:rFonts w:ascii="Calibri" w:eastAsia="Times New Roman" w:hAnsi="Calibri" w:cs="Calibri"/>
           <w:color w:val="1A1A1A"/>
@@ -4030,7 +4703,7 @@
           <w:numId w:val="9"/>
         </w:numPr>
         <w:spacing w:before="53" w:after="53"/>
-        <w:divId w:val="267926985"/>
+        <w:divId w:val="783620648"/>
         <w:rPr>
           <w:rFonts w:ascii="Calibri" w:eastAsia="Times New Roman" w:hAnsi="Calibri" w:cs="Calibri"/>
           <w:color w:val="1A1A1A"/>
@@ -4069,7 +4742,7 @@
           <w:numId w:val="9"/>
         </w:numPr>
         <w:spacing w:before="53" w:after="53"/>
-        <w:divId w:val="267926985"/>
+        <w:divId w:val="783620648"/>
         <w:rPr>
           <w:rFonts w:ascii="Calibri" w:eastAsia="Times New Roman" w:hAnsi="Calibri" w:cs="Calibri"/>
           <w:color w:val="1A1A1A"/>
@@ -4118,7 +4791,7 @@
           <w:numId w:val="9"/>
         </w:numPr>
         <w:spacing w:before="53" w:after="53"/>
-        <w:divId w:val="267926985"/>
+        <w:divId w:val="783620648"/>
         <w:rPr>
           <w:rFonts w:ascii="Calibri" w:eastAsia="Times New Roman" w:hAnsi="Calibri" w:cs="Calibri"/>
           <w:color w:val="1A1A1A"/>
@@ -4157,7 +4830,7 @@
           <w:numId w:val="9"/>
         </w:numPr>
         <w:spacing w:before="53" w:after="53"/>
-        <w:divId w:val="267926985"/>
+        <w:divId w:val="783620648"/>
         <w:rPr>
           <w:rFonts w:ascii="Calibri" w:eastAsia="Times New Roman" w:hAnsi="Calibri" w:cs="Calibri"/>
           <w:color w:val="1A1A1A"/>
@@ -4192,7 +4865,7 @@
     <w:p>
       <w:pPr>
         <w:pStyle w:val="Heading2"/>
-        <w:divId w:val="267926985"/>
+        <w:divId w:val="783620648"/>
         <w:rPr>
           <w:rFonts w:ascii="Calibri" w:eastAsia="Times New Roman" w:hAnsi="Calibri" w:cs="Calibri"/>
           <w:color w:val="1A1A1A"/>
@@ -4215,7 +4888,7 @@
           <w:numId w:val="10"/>
         </w:numPr>
         <w:spacing w:before="53" w:after="53"/>
-        <w:divId w:val="267926985"/>
+        <w:divId w:val="783620648"/>
         <w:rPr>
           <w:rFonts w:ascii="Calibri" w:eastAsia="Times New Roman" w:hAnsi="Calibri" w:cs="Calibri"/>
           <w:color w:val="1A1A1A"/>
@@ -4254,7 +4927,7 @@
           <w:numId w:val="10"/>
         </w:numPr>
         <w:spacing w:before="53" w:after="53"/>
-        <w:divId w:val="267926985"/>
+        <w:divId w:val="783620648"/>
         <w:rPr>
           <w:rFonts w:ascii="Calibri" w:eastAsia="Times New Roman" w:hAnsi="Calibri" w:cs="Calibri"/>
           <w:color w:val="1A1A1A"/>
@@ -4303,7 +4976,7 @@
           <w:numId w:val="10"/>
         </w:numPr>
         <w:spacing w:before="53" w:after="53"/>
-        <w:divId w:val="267926985"/>
+        <w:divId w:val="783620648"/>
         <w:rPr>
           <w:rFonts w:ascii="Calibri" w:eastAsia="Times New Roman" w:hAnsi="Calibri" w:cs="Calibri"/>
           <w:color w:val="1A1A1A"/>
@@ -4342,7 +5015,7 @@
           <w:numId w:val="10"/>
         </w:numPr>
         <w:spacing w:before="53" w:after="53"/>
-        <w:divId w:val="267926985"/>
+        <w:divId w:val="783620648"/>
         <w:rPr>
           <w:rFonts w:ascii="Calibri" w:eastAsia="Times New Roman" w:hAnsi="Calibri" w:cs="Calibri"/>
           <w:color w:val="1A1A1A"/>
@@ -4381,7 +5054,7 @@
           <w:numId w:val="10"/>
         </w:numPr>
         <w:spacing w:before="53" w:after="53"/>
-        <w:divId w:val="267926985"/>
+        <w:divId w:val="783620648"/>
         <w:rPr>
           <w:rFonts w:ascii="Calibri" w:eastAsia="Times New Roman" w:hAnsi="Calibri" w:cs="Calibri"/>
           <w:color w:val="1A1A1A"/>
@@ -4420,7 +5093,7 @@
           <w:numId w:val="10"/>
         </w:numPr>
         <w:spacing w:before="53" w:after="53"/>
-        <w:divId w:val="267926985"/>
+        <w:divId w:val="783620648"/>
         <w:rPr>
           <w:rFonts w:ascii="Calibri" w:eastAsia="Times New Roman" w:hAnsi="Calibri" w:cs="Calibri"/>
           <w:color w:val="1A1A1A"/>
@@ -4455,7 +5128,7 @@
     <w:p>
       <w:pPr>
         <w:pStyle w:val="Heading2"/>
-        <w:divId w:val="267926985"/>
+        <w:divId w:val="783620648"/>
         <w:rPr>
           <w:rFonts w:ascii="Calibri" w:eastAsia="Times New Roman" w:hAnsi="Calibri" w:cs="Calibri"/>
           <w:color w:val="1A1A1A"/>
@@ -4474,7 +5147,7 @@
     <w:p>
       <w:pPr>
         <w:pStyle w:val="NormalWeb"/>
-        <w:divId w:val="267926985"/>
+        <w:divId w:val="783620648"/>
         <w:rPr>
           <w:rFonts w:ascii="Calibri" w:hAnsi="Calibri" w:cs="Calibri"/>
           <w:color w:val="1A1A1A"/>
@@ -4515,7 +5188,7 @@
     <w:p>
       <w:pPr>
         <w:pStyle w:val="Heading3"/>
-        <w:divId w:val="267926985"/>
+        <w:divId w:val="783620648"/>
         <w:rPr>
           <w:rFonts w:ascii="Calibri" w:eastAsia="Times New Roman" w:hAnsi="Calibri" w:cs="Calibri"/>
           <w:lang w:val="en"/>
@@ -4536,7 +5209,7 @@
           <w:numId w:val="11"/>
         </w:numPr>
         <w:spacing w:before="53" w:after="53"/>
-        <w:divId w:val="267926985"/>
+        <w:divId w:val="783620648"/>
         <w:rPr>
           <w:rFonts w:ascii="Calibri" w:eastAsia="Times New Roman" w:hAnsi="Calibri" w:cs="Calibri"/>
           <w:color w:val="1A1A1A"/>
@@ -4575,7 +5248,7 @@
           <w:numId w:val="11"/>
         </w:numPr>
         <w:spacing w:before="53" w:after="53"/>
-        <w:divId w:val="267926985"/>
+        <w:divId w:val="783620648"/>
         <w:rPr>
           <w:rFonts w:ascii="Calibri" w:eastAsia="Times New Roman" w:hAnsi="Calibri" w:cs="Calibri"/>
           <w:color w:val="1A1A1A"/>
@@ -4614,7 +5287,7 @@
           <w:numId w:val="11"/>
         </w:numPr>
         <w:spacing w:before="53" w:after="53"/>
-        <w:divId w:val="267926985"/>
+        <w:divId w:val="783620648"/>
         <w:rPr>
           <w:rFonts w:ascii="Calibri" w:eastAsia="Times New Roman" w:hAnsi="Calibri" w:cs="Calibri"/>
           <w:color w:val="1A1A1A"/>
@@ -4653,7 +5326,7 @@
           <w:numId w:val="11"/>
         </w:numPr>
         <w:spacing w:before="53" w:after="53"/>
-        <w:divId w:val="267926985"/>
+        <w:divId w:val="783620648"/>
         <w:rPr>
           <w:rFonts w:ascii="Calibri" w:eastAsia="Times New Roman" w:hAnsi="Calibri" w:cs="Calibri"/>
           <w:color w:val="1A1A1A"/>
@@ -4692,7 +5365,7 @@
           <w:numId w:val="11"/>
         </w:numPr>
         <w:spacing w:before="53" w:after="53"/>
-        <w:divId w:val="267926985"/>
+        <w:divId w:val="783620648"/>
         <w:rPr>
           <w:rFonts w:ascii="Calibri" w:eastAsia="Times New Roman" w:hAnsi="Calibri" w:cs="Calibri"/>
           <w:color w:val="1A1A1A"/>
@@ -4737,7 +5410,7 @@
     <w:p>
       <w:pPr>
         <w:pStyle w:val="Heading3"/>
-        <w:divId w:val="267926985"/>
+        <w:divId w:val="783620648"/>
         <w:rPr>
           <w:rFonts w:ascii="Calibri" w:eastAsia="Times New Roman" w:hAnsi="Calibri" w:cs="Calibri"/>
           <w:lang w:val="en"/>
@@ -4758,7 +5431,7 @@
           <w:numId w:val="12"/>
         </w:numPr>
         <w:spacing w:before="53" w:after="53"/>
-        <w:divId w:val="267926985"/>
+        <w:divId w:val="783620648"/>
         <w:rPr>
           <w:rFonts w:ascii="Calibri" w:eastAsia="Times New Roman" w:hAnsi="Calibri" w:cs="Calibri"/>
           <w:color w:val="1A1A1A"/>
@@ -4797,7 +5470,7 @@
           <w:numId w:val="12"/>
         </w:numPr>
         <w:spacing w:before="53" w:after="53"/>
-        <w:divId w:val="267926985"/>
+        <w:divId w:val="783620648"/>
         <w:rPr>
           <w:rFonts w:ascii="Calibri" w:eastAsia="Times New Roman" w:hAnsi="Calibri" w:cs="Calibri"/>
           <w:color w:val="1A1A1A"/>
@@ -4882,7 +5555,7 @@
           <w:numId w:val="12"/>
         </w:numPr>
         <w:spacing w:before="53" w:after="53"/>
-        <w:divId w:val="267926985"/>
+        <w:divId w:val="783620648"/>
         <w:rPr>
           <w:rFonts w:ascii="Calibri" w:eastAsia="Times New Roman" w:hAnsi="Calibri" w:cs="Calibri"/>
           <w:color w:val="1A1A1A"/>
@@ -4921,7 +5594,7 @@
           <w:numId w:val="12"/>
         </w:numPr>
         <w:spacing w:before="53" w:after="53"/>
-        <w:divId w:val="267926985"/>
+        <w:divId w:val="783620648"/>
         <w:rPr>
           <w:rFonts w:ascii="Calibri" w:eastAsia="Times New Roman" w:hAnsi="Calibri" w:cs="Calibri"/>
           <w:color w:val="1A1A1A"/>
@@ -4960,7 +5633,7 @@
           <w:numId w:val="12"/>
         </w:numPr>
         <w:spacing w:before="53" w:after="53"/>
-        <w:divId w:val="267926985"/>
+        <w:divId w:val="783620648"/>
         <w:rPr>
           <w:rFonts w:ascii="Calibri" w:eastAsia="Times New Roman" w:hAnsi="Calibri" w:cs="Calibri"/>
           <w:color w:val="1A1A1A"/>
@@ -4999,7 +5672,7 @@
           <w:numId w:val="12"/>
         </w:numPr>
         <w:spacing w:before="53" w:after="53"/>
-        <w:divId w:val="267926985"/>
+        <w:divId w:val="783620648"/>
         <w:rPr>
           <w:rFonts w:ascii="Calibri" w:eastAsia="Times New Roman" w:hAnsi="Calibri" w:cs="Calibri"/>
           <w:color w:val="1A1A1A"/>
@@ -5048,7 +5721,7 @@
           <w:numId w:val="12"/>
         </w:numPr>
         <w:spacing w:before="53" w:after="53"/>
-        <w:divId w:val="267926985"/>
+        <w:divId w:val="783620648"/>
         <w:rPr>
           <w:rFonts w:ascii="Calibri" w:eastAsia="Times New Roman" w:hAnsi="Calibri" w:cs="Calibri"/>
           <w:color w:val="1A1A1A"/>
@@ -5083,7 +5756,7 @@
     <w:p>
       <w:pPr>
         <w:pStyle w:val="Heading3"/>
-        <w:divId w:val="267926985"/>
+        <w:divId w:val="783620648"/>
         <w:rPr>
           <w:rFonts w:ascii="Calibri" w:eastAsia="Times New Roman" w:hAnsi="Calibri" w:cs="Calibri"/>
           <w:lang w:val="en"/>
@@ -5104,7 +5777,7 @@
           <w:numId w:val="13"/>
         </w:numPr>
         <w:spacing w:before="53" w:after="53"/>
-        <w:divId w:val="267926985"/>
+        <w:divId w:val="783620648"/>
         <w:rPr>
           <w:rFonts w:ascii="Calibri" w:eastAsia="Times New Roman" w:hAnsi="Calibri" w:cs="Calibri"/>
           <w:color w:val="1A1A1A"/>
@@ -5143,7 +5816,7 @@
           <w:numId w:val="13"/>
         </w:numPr>
         <w:spacing w:before="53" w:after="53"/>
-        <w:divId w:val="267926985"/>
+        <w:divId w:val="783620648"/>
         <w:rPr>
           <w:rFonts w:ascii="Calibri" w:eastAsia="Times New Roman" w:hAnsi="Calibri" w:cs="Calibri"/>
           <w:color w:val="1A1A1A"/>
@@ -5182,7 +5855,7 @@
           <w:numId w:val="13"/>
         </w:numPr>
         <w:spacing w:before="53" w:after="53"/>
-        <w:divId w:val="267926985"/>
+        <w:divId w:val="783620648"/>
         <w:rPr>
           <w:rFonts w:ascii="Calibri" w:eastAsia="Times New Roman" w:hAnsi="Calibri" w:cs="Calibri"/>
           <w:color w:val="1A1A1A"/>
@@ -5231,7 +5904,7 @@
           <w:numId w:val="13"/>
         </w:numPr>
         <w:spacing w:before="53" w:after="53"/>
-        <w:divId w:val="267926985"/>
+        <w:divId w:val="783620648"/>
         <w:rPr>
           <w:rFonts w:ascii="Calibri" w:eastAsia="Times New Roman" w:hAnsi="Calibri" w:cs="Calibri"/>
           <w:color w:val="1A1A1A"/>
@@ -5270,7 +5943,7 @@
           <w:numId w:val="13"/>
         </w:numPr>
         <w:spacing w:before="53" w:after="53"/>
-        <w:divId w:val="267926985"/>
+        <w:divId w:val="783620648"/>
         <w:rPr>
           <w:rFonts w:ascii="Calibri" w:eastAsia="Times New Roman" w:hAnsi="Calibri" w:cs="Calibri"/>
           <w:color w:val="1A1A1A"/>
@@ -5309,7 +5982,7 @@
           <w:numId w:val="13"/>
         </w:numPr>
         <w:spacing w:before="53" w:after="53"/>
-        <w:divId w:val="267926985"/>
+        <w:divId w:val="783620648"/>
         <w:rPr>
           <w:rFonts w:ascii="Calibri" w:eastAsia="Times New Roman" w:hAnsi="Calibri" w:cs="Calibri"/>
           <w:color w:val="1A1A1A"/>
@@ -5366,7 +6039,7 @@
           <w:numId w:val="13"/>
         </w:numPr>
         <w:spacing w:before="53" w:after="53"/>
-        <w:divId w:val="267926985"/>
+        <w:divId w:val="783620648"/>
         <w:rPr>
           <w:rFonts w:ascii="Calibri" w:eastAsia="Times New Roman" w:hAnsi="Calibri" w:cs="Calibri"/>
           <w:color w:val="1A1A1A"/>
@@ -5405,7 +6078,7 @@
           <w:numId w:val="13"/>
         </w:numPr>
         <w:spacing w:before="53" w:after="53"/>
-        <w:divId w:val="267926985"/>
+        <w:divId w:val="783620648"/>
         <w:rPr>
           <w:rFonts w:ascii="Calibri" w:eastAsia="Times New Roman" w:hAnsi="Calibri" w:cs="Calibri"/>
           <w:color w:val="1A1A1A"/>
@@ -5444,7 +6117,7 @@
           <w:numId w:val="13"/>
         </w:numPr>
         <w:spacing w:before="53" w:after="53"/>
-        <w:divId w:val="267926985"/>
+        <w:divId w:val="783620648"/>
         <w:rPr>
           <w:rFonts w:ascii="Calibri" w:eastAsia="Times New Roman" w:hAnsi="Calibri" w:cs="Calibri"/>
           <w:color w:val="1A1A1A"/>
@@ -5493,7 +6166,7 @@
           <w:numId w:val="13"/>
         </w:numPr>
         <w:spacing w:before="53" w:after="53"/>
-        <w:divId w:val="267926985"/>
+        <w:divId w:val="783620648"/>
         <w:rPr>
           <w:rFonts w:ascii="Calibri" w:eastAsia="Times New Roman" w:hAnsi="Calibri" w:cs="Calibri"/>
           <w:color w:val="1A1A1A"/>
@@ -5532,7 +6205,7 @@
           <w:numId w:val="13"/>
         </w:numPr>
         <w:spacing w:before="53" w:after="53"/>
-        <w:divId w:val="267926985"/>
+        <w:divId w:val="783620648"/>
         <w:rPr>
           <w:rFonts w:ascii="Calibri" w:eastAsia="Times New Roman" w:hAnsi="Calibri" w:cs="Calibri"/>
           <w:color w:val="1A1A1A"/>
@@ -5571,7 +6244,7 @@
           <w:numId w:val="13"/>
         </w:numPr>
         <w:spacing w:before="53" w:after="53"/>
-        <w:divId w:val="267926985"/>
+        <w:divId w:val="783620648"/>
         <w:rPr>
           <w:rFonts w:ascii="Calibri" w:eastAsia="Times New Roman" w:hAnsi="Calibri" w:cs="Calibri"/>
           <w:color w:val="1A1A1A"/>
@@ -5607,7 +6280,7 @@
       <w:pPr>
         <w:pStyle w:val="foot"/>
         <w:spacing w:after="100" w:afterAutospacing="1"/>
-        <w:divId w:val="267926985"/>
+        <w:divId w:val="783620648"/>
         <w:rPr>
           <w:rFonts w:ascii="Calibri" w:hAnsi="Calibri" w:cs="Calibri"/>
           <w:lang w:val="en"/>
@@ -5618,7 +6291,7 @@
           <w:rFonts w:ascii="Calibri" w:hAnsi="Calibri" w:cs="Calibri"/>
           <w:lang w:val="en"/>
         </w:rPr>
-        <w:t xml:space="preserve">Counts in this document are derived from the shipping build, not from documentation: rule totals and category breakdowns come from </w:t>
+        <w:t xml:space="preserve">Counts in this document are derived from the shipping build, not from documentation: rule totals come from </w:t>
       </w:r>
       <w:r>
         <w:rPr>
@@ -5646,7 +6319,28 @@
           <w:rFonts w:ascii="Calibri" w:hAnsi="Calibri" w:cs="Calibri"/>
           <w:lang w:val="en"/>
         </w:rPr>
-        <w:t xml:space="preserve"> (80 documented commands), both taken on 9 September 2026 against drag-lint 1.10.1-alpha. Category subtotals sum to 179. </w:t>
+        <w:t xml:space="preserve"> </w:t>
+      </w:r>
+      <w:r>
+        <w:rPr>
+          <w:rFonts w:ascii="Calibri" w:hAnsi="Calibri" w:cs="Calibri"/>
+          <w:lang w:val="en"/>
+        </w:rPr>
+        <w:t xml:space="preserve">(80 documented commands), both taken on 9 September 2026 against drag-lint 1.10.1-alpha. The eight rule groups above are a presentation grouping over the engine's own 16 categories, chosen so each group is a comparable size and describes one kind of problem; every one of the 179 rules appears in exactly one group, and the subtotals sum to 179. Run </w:t>
+      </w:r>
+      <w:r>
+        <w:rPr>
+          <w:rStyle w:val="HTMLCode"/>
+          <w:lang w:val="en"/>
+        </w:rPr>
+        <w:t>drag-lint rules</w:t>
+      </w:r>
+      <w:r>
+        <w:rPr>
+          <w:rFonts w:ascii="Calibri" w:hAnsi="Calibri" w:cs="Calibri"/>
+          <w:lang w:val="en"/>
+        </w:rPr>
+        <w:t xml:space="preserve"> for the authoritative, always-current catalog. </w:t>
       </w:r>
     </w:p>
     <w:sectPr>
@@ -5662,9 +6356,9 @@
 <file path=word/numbering.xml><?xml version="1.0" encoding="utf-8"?>
 <w:numbering xmlns:wpc="http://schemas.microsoft.com/office/word/2010/wordprocessingCanvas" xmlns:cx="http://schemas.microsoft.com/office/drawing/2014/chartex" xmlns:cx1="http://schemas.microsoft.com/office/drawing/2015/9/8/chartex" xmlns:cx2="http://schemas.microsoft.com/office/drawing/2015/10/21/chartex" xmlns:cx3="http://schemas.microsoft.com/office/drawing/2016/5/9/chartex" xmlns:cx4="http://schemas.microsoft.com/office/drawing/2016/5/10/chartex" xmlns:cx5="http://schemas.microsoft.com/office/drawing/2016/5/11/chartex" xmlns:cx6="http://schemas.microsoft.com/office/drawing/2016/5/12/chartex" xmlns:cx7="http://schemas.microsoft.com/office/drawing/2016/5/13/chartex" xmlns:cx8="http://schemas.microsoft.com/office/drawing/2016/5/14/chartex" xmlns:mc="http://schemas.openxmlformats.org/markup-compatibility/2006" xmlns:aink="http://schemas.microsoft.com/office/drawing/2016/ink" xmlns:am3d="http://schemas.microsoft.com/office/drawing/2017/model3d" xmlns:o="urn:schemas-microsoft-com:office:office" xmlns:oel="http://schemas.microsoft.com/office/2019/extlst" xmlns:r="http://schemas.openxmlformats.org/officeDocument/2006/relationships" xmlns:m="http://schemas.openxmlformats.org/officeDocument/2006/math" xmlns:v="urn:schemas-microsoft-com:vml" xmlns:wp14="http://schemas.microsoft.com/office/word/2010/wordprocessingDrawing" xmlns:wp="http://schemas.openxmlformats.org/drawingml/2006/wordprocessingDrawing" xmlns:w10="urn:schemas-microsoft-com:office:word" xmlns:w="http://schemas.openxmlformats.org/wordprocessingml/2006/main" xmlns:w14="http://schemas.microsoft.com/office/word/2010/wordml" xmlns:w15="http://schemas.microsoft.com/office/word/2012/wordml" xmlns:w16cex="http://schemas.microsoft.com/office/word/2018/wordml/cex" xmlns:w16cid="http://schemas.microsoft.com/office/word/2016/wordml/cid" xmlns:w16="http://schemas.microsoft.com/office/word/2018/wordml" xmlns:w16du="http://schemas.microsoft.com/office/word/2023/wordml/word16du" xmlns:w16sdtdh="http://schemas.microsoft.com/office/word/2020/wordml/sdtdatahash" xmlns:w16sdtfl="http://schemas.microsoft.com/office/word/2024/wordml/sdtformatlock" xmlns:w16se="http://schemas.microsoft.com/office/word/2015/wordml/symex" xmlns:wpg="http://schemas.microsoft.com/office/word/2010/wordprocessingGroup" xmlns:wpi="http://schemas.microsoft.com/office/word/2010/wordprocessingInk" xmlns:wne="http://schemas.microsoft.com/office/word/2006/wordml" xmlns:wps="http://schemas.microsoft.com/office/word/2010/wordprocessingShape" mc:Ignorable="w14 w15 w16se w16cid w16 w16cex w16sdtdh w16sdtfl w16du wp14">
   <w:abstractNum w:abstractNumId="0" w15:restartNumberingAfterBreak="0">
-    <w:nsid w:val="031F5D15"/>
+    <w:nsid w:val="03F631E3"/>
     <w:multiLevelType w:val="multilevel"/>
-    <w:tmpl w:val="65B40DC8"/>
+    <w:tmpl w:val="18E69518"/>
     <w:lvl w:ilvl="0">
       <w:start w:val="1"/>
       <w:numFmt w:val="bullet"/>
@@ -5811,9 +6505,9 @@
     </w:lvl>
   </w:abstractNum>
   <w:abstractNum w:abstractNumId="1" w15:restartNumberingAfterBreak="0">
-    <w:nsid w:val="10F6728C"/>
+    <w:nsid w:val="041C49F5"/>
     <w:multiLevelType w:val="multilevel"/>
-    <w:tmpl w:val="52A28B42"/>
+    <w:tmpl w:val="E4ECD57A"/>
     <w:lvl w:ilvl="0">
       <w:start w:val="1"/>
       <w:numFmt w:val="bullet"/>
@@ -5960,9 +6654,9 @@
     </w:lvl>
   </w:abstractNum>
   <w:abstractNum w:abstractNumId="2" w15:restartNumberingAfterBreak="0">
-    <w:nsid w:val="1B287E5C"/>
+    <w:nsid w:val="19910AEA"/>
     <w:multiLevelType w:val="multilevel"/>
-    <w:tmpl w:val="AA1EE36E"/>
+    <w:tmpl w:val="B170A672"/>
     <w:lvl w:ilvl="0">
       <w:start w:val="1"/>
       <w:numFmt w:val="bullet"/>
@@ -6109,9 +6803,9 @@
     </w:lvl>
   </w:abstractNum>
   <w:abstractNum w:abstractNumId="3" w15:restartNumberingAfterBreak="0">
-    <w:nsid w:val="273B330C"/>
+    <w:nsid w:val="1B2C1D9D"/>
     <w:multiLevelType w:val="multilevel"/>
-    <w:tmpl w:val="2E606E5C"/>
+    <w:tmpl w:val="77CAEC8A"/>
     <w:lvl w:ilvl="0">
       <w:start w:val="1"/>
       <w:numFmt w:val="bullet"/>
@@ -6258,9 +6952,9 @@
     </w:lvl>
   </w:abstractNum>
   <w:abstractNum w:abstractNumId="4" w15:restartNumberingAfterBreak="0">
-    <w:nsid w:val="2D652ECA"/>
+    <w:nsid w:val="22D86D30"/>
     <w:multiLevelType w:val="multilevel"/>
-    <w:tmpl w:val="94BECD2E"/>
+    <w:tmpl w:val="258A6374"/>
     <w:lvl w:ilvl="0">
       <w:start w:val="1"/>
       <w:numFmt w:val="bullet"/>
@@ -6407,9 +7101,9 @@
     </w:lvl>
   </w:abstractNum>
   <w:abstractNum w:abstractNumId="5" w15:restartNumberingAfterBreak="0">
-    <w:nsid w:val="39B76574"/>
+    <w:nsid w:val="46B2667F"/>
     <w:multiLevelType w:val="multilevel"/>
-    <w:tmpl w:val="DC124E80"/>
+    <w:tmpl w:val="E1646E16"/>
     <w:lvl w:ilvl="0">
       <w:start w:val="1"/>
       <w:numFmt w:val="bullet"/>
@@ -6556,9 +7250,9 @@
     </w:lvl>
   </w:abstractNum>
   <w:abstractNum w:abstractNumId="6" w15:restartNumberingAfterBreak="0">
-    <w:nsid w:val="5014586C"/>
+    <w:nsid w:val="47D0415D"/>
     <w:multiLevelType w:val="multilevel"/>
-    <w:tmpl w:val="E3D648B4"/>
+    <w:tmpl w:val="86DE5348"/>
     <w:lvl w:ilvl="0">
       <w:start w:val="1"/>
       <w:numFmt w:val="bullet"/>
@@ -6705,9 +7399,9 @@
     </w:lvl>
   </w:abstractNum>
   <w:abstractNum w:abstractNumId="7" w15:restartNumberingAfterBreak="0">
-    <w:nsid w:val="51DD53D5"/>
+    <w:nsid w:val="518523E7"/>
     <w:multiLevelType w:val="multilevel"/>
-    <w:tmpl w:val="D888521E"/>
+    <w:tmpl w:val="2F6A7A0E"/>
     <w:lvl w:ilvl="0">
       <w:start w:val="1"/>
       <w:numFmt w:val="bullet"/>
@@ -6854,9 +7548,9 @@
     </w:lvl>
   </w:abstractNum>
   <w:abstractNum w:abstractNumId="8" w15:restartNumberingAfterBreak="0">
-    <w:nsid w:val="5F3C531F"/>
+    <w:nsid w:val="5A2C1ACE"/>
     <w:multiLevelType w:val="multilevel"/>
-    <w:tmpl w:val="377C1FEC"/>
+    <w:tmpl w:val="46B614CE"/>
     <w:lvl w:ilvl="0">
       <w:start w:val="1"/>
       <w:numFmt w:val="bullet"/>
@@ -7003,9 +7697,9 @@
     </w:lvl>
   </w:abstractNum>
   <w:abstractNum w:abstractNumId="9" w15:restartNumberingAfterBreak="0">
-    <w:nsid w:val="609D2E65"/>
+    <w:nsid w:val="69DF591F"/>
     <w:multiLevelType w:val="multilevel"/>
-    <w:tmpl w:val="1F043124"/>
+    <w:tmpl w:val="69F2EA02"/>
     <w:lvl w:ilvl="0">
       <w:start w:val="1"/>
       <w:numFmt w:val="bullet"/>
@@ -7152,9 +7846,9 @@
     </w:lvl>
   </w:abstractNum>
   <w:abstractNum w:abstractNumId="10" w15:restartNumberingAfterBreak="0">
-    <w:nsid w:val="69606651"/>
+    <w:nsid w:val="70E66FA4"/>
     <w:multiLevelType w:val="multilevel"/>
-    <w:tmpl w:val="16F28DAC"/>
+    <w:tmpl w:val="5D7E0402"/>
     <w:lvl w:ilvl="0">
       <w:start w:val="1"/>
       <w:numFmt w:val="bullet"/>
@@ -7301,9 +7995,9 @@
     </w:lvl>
   </w:abstractNum>
   <w:abstractNum w:abstractNumId="11" w15:restartNumberingAfterBreak="0">
-    <w:nsid w:val="73932F8B"/>
+    <w:nsid w:val="780A5760"/>
     <w:multiLevelType w:val="multilevel"/>
-    <w:tmpl w:val="4BB4CDAC"/>
+    <w:tmpl w:val="8AA6A8EE"/>
     <w:lvl w:ilvl="0">
       <w:start w:val="1"/>
       <w:numFmt w:val="bullet"/>
@@ -7450,9 +8144,9 @@
     </w:lvl>
   </w:abstractNum>
   <w:abstractNum w:abstractNumId="12" w15:restartNumberingAfterBreak="0">
-    <w:nsid w:val="74077238"/>
+    <w:nsid w:val="78BC05EA"/>
     <w:multiLevelType w:val="multilevel"/>
-    <w:tmpl w:val="345898D8"/>
+    <w:tmpl w:val="19ECD0C4"/>
     <w:lvl w:ilvl="0">
       <w:start w:val="1"/>
       <w:numFmt w:val="bullet"/>
@@ -7598,44 +8292,44 @@
       </w:rPr>
     </w:lvl>
   </w:abstractNum>
-  <w:num w:numId="1" w16cid:durableId="1076168096">
+  <w:num w:numId="1" w16cid:durableId="1155411986">
+    <w:abstractNumId w:val="8"/>
+  </w:num>
+  <w:num w:numId="2" w16cid:durableId="1704666610">
+    <w:abstractNumId w:val="7"/>
+  </w:num>
+  <w:num w:numId="3" w16cid:durableId="1398940189">
+    <w:abstractNumId w:val="12"/>
+  </w:num>
+  <w:num w:numId="4" w16cid:durableId="716398882">
+    <w:abstractNumId w:val="11"/>
+  </w:num>
+  <w:num w:numId="5" w16cid:durableId="1719939258">
+    <w:abstractNumId w:val="4"/>
+  </w:num>
+  <w:num w:numId="6" w16cid:durableId="2064669000">
     <w:abstractNumId w:val="2"/>
   </w:num>
-  <w:num w:numId="2" w16cid:durableId="1743142191">
-    <w:abstractNumId w:val="11"/>
-  </w:num>
-  <w:num w:numId="3" w16cid:durableId="1414274353">
+  <w:num w:numId="7" w16cid:durableId="294332590">
     <w:abstractNumId w:val="10"/>
   </w:num>
-  <w:num w:numId="4" w16cid:durableId="2025090948">
+  <w:num w:numId="8" w16cid:durableId="1510486509">
+    <w:abstractNumId w:val="5"/>
+  </w:num>
+  <w:num w:numId="9" w16cid:durableId="411002400">
     <w:abstractNumId w:val="1"/>
   </w:num>
-  <w:num w:numId="5" w16cid:durableId="268437706">
-    <w:abstractNumId w:val="12"/>
-  </w:num>
-  <w:num w:numId="6" w16cid:durableId="1791704008">
-    <w:abstractNumId w:val="7"/>
-  </w:num>
-  <w:num w:numId="7" w16cid:durableId="1885556575">
-    <w:abstractNumId w:val="4"/>
-  </w:num>
-  <w:num w:numId="8" w16cid:durableId="228612683">
+  <w:num w:numId="10" w16cid:durableId="1948417040">
     <w:abstractNumId w:val="3"/>
   </w:num>
-  <w:num w:numId="9" w16cid:durableId="2018384627">
-    <w:abstractNumId w:val="5"/>
+  <w:num w:numId="11" w16cid:durableId="891816936">
+    <w:abstractNumId w:val="6"/>
   </w:num>
-  <w:num w:numId="10" w16cid:durableId="403649701">
-    <w:abstractNumId w:val="0"/>
-  </w:num>
-  <w:num w:numId="11" w16cid:durableId="1630086588">
+  <w:num w:numId="12" w16cid:durableId="1988626448">
     <w:abstractNumId w:val="9"/>
   </w:num>
-  <w:num w:numId="12" w16cid:durableId="1119908940">
-    <w:abstractNumId w:val="6"/>
-  </w:num>
-  <w:num w:numId="13" w16cid:durableId="78913034">
-    <w:abstractNumId w:val="8"/>
+  <w:num w:numId="13" w16cid:durableId="690567479">
+    <w:abstractNumId w:val="0"/>
   </w:num>
 </w:numbering>
 </file>

--- a/docs/drag-lint-features-2026-09-09.docx
+++ b/docs/drag-lint-features-2026-09-09.docx
@@ -5,7 +5,7 @@
     <w:p>
       <w:pPr>
         <w:pStyle w:val="Heading1"/>
-        <w:divId w:val="783620648"/>
+        <w:divId w:val="687217462"/>
         <w:rPr>
           <w:rFonts w:ascii="Calibri" w:eastAsia="Times New Roman" w:hAnsi="Calibri" w:cs="Calibri"/>
           <w:color w:val="1A1A1A"/>
@@ -24,7 +24,7 @@
     <w:p>
       <w:pPr>
         <w:pStyle w:val="sub"/>
-        <w:divId w:val="783620648"/>
+        <w:divId w:val="687217462"/>
         <w:rPr>
           <w:rFonts w:ascii="Calibri" w:hAnsi="Calibri" w:cs="Calibri"/>
           <w:lang w:val="en"/>
@@ -41,7 +41,7 @@
     <w:p>
       <w:pPr>
         <w:shd w:val="clear" w:color="auto" w:fill="F4F6F8"/>
-        <w:divId w:val="2055423587"/>
+        <w:divId w:val="1246065273"/>
         <w:rPr>
           <w:rFonts w:ascii="Calibri" w:eastAsia="Times New Roman" w:hAnsi="Calibri" w:cs="Calibri"/>
           <w:color w:val="1A1A1A"/>
@@ -86,7 +86,7 @@
     <w:p>
       <w:pPr>
         <w:pStyle w:val="Heading2"/>
-        <w:divId w:val="783620648"/>
+        <w:divId w:val="687217462"/>
         <w:rPr>
           <w:rFonts w:ascii="Calibri" w:eastAsia="Times New Roman" w:hAnsi="Calibri" w:cs="Calibri"/>
           <w:color w:val="1A1A1A"/>
@@ -109,7 +109,7 @@
           <w:numId w:val="1"/>
         </w:numPr>
         <w:spacing w:before="53" w:after="53"/>
-        <w:divId w:val="783620648"/>
+        <w:divId w:val="687217462"/>
         <w:rPr>
           <w:rFonts w:ascii="Calibri" w:eastAsia="Times New Roman" w:hAnsi="Calibri" w:cs="Calibri"/>
           <w:color w:val="1A1A1A"/>
@@ -148,7 +148,7 @@
           <w:numId w:val="1"/>
         </w:numPr>
         <w:spacing w:before="53" w:after="53"/>
-        <w:divId w:val="783620648"/>
+        <w:divId w:val="687217462"/>
         <w:rPr>
           <w:rFonts w:ascii="Calibri" w:eastAsia="Times New Roman" w:hAnsi="Calibri" w:cs="Calibri"/>
           <w:color w:val="1A1A1A"/>
@@ -205,7 +205,7 @@
           <w:numId w:val="1"/>
         </w:numPr>
         <w:spacing w:before="53" w:after="53"/>
-        <w:divId w:val="783620648"/>
+        <w:divId w:val="687217462"/>
         <w:rPr>
           <w:rFonts w:ascii="Calibri" w:eastAsia="Times New Roman" w:hAnsi="Calibri" w:cs="Calibri"/>
           <w:color w:val="1A1A1A"/>
@@ -290,7 +290,7 @@
           <w:numId w:val="1"/>
         </w:numPr>
         <w:spacing w:before="53" w:after="53"/>
-        <w:divId w:val="783620648"/>
+        <w:divId w:val="687217462"/>
         <w:rPr>
           <w:rFonts w:ascii="Calibri" w:eastAsia="Times New Roman" w:hAnsi="Calibri" w:cs="Calibri"/>
           <w:color w:val="1A1A1A"/>
@@ -329,7 +329,7 @@
           <w:numId w:val="1"/>
         </w:numPr>
         <w:spacing w:before="53" w:after="53"/>
-        <w:divId w:val="783620648"/>
+        <w:divId w:val="687217462"/>
         <w:rPr>
           <w:rFonts w:ascii="Calibri" w:eastAsia="Times New Roman" w:hAnsi="Calibri" w:cs="Calibri"/>
           <w:color w:val="1A1A1A"/>
@@ -368,7 +368,7 @@
           <w:numId w:val="1"/>
         </w:numPr>
         <w:spacing w:before="53" w:after="53"/>
-        <w:divId w:val="783620648"/>
+        <w:divId w:val="687217462"/>
         <w:rPr>
           <w:rFonts w:ascii="Calibri" w:eastAsia="Times New Roman" w:hAnsi="Calibri" w:cs="Calibri"/>
           <w:color w:val="1A1A1A"/>
@@ -417,7 +417,7 @@
           <w:numId w:val="1"/>
         </w:numPr>
         <w:spacing w:before="53" w:after="53"/>
-        <w:divId w:val="783620648"/>
+        <w:divId w:val="687217462"/>
         <w:rPr>
           <w:rFonts w:ascii="Calibri" w:eastAsia="Times New Roman" w:hAnsi="Calibri" w:cs="Calibri"/>
           <w:color w:val="1A1A1A"/>
@@ -456,7 +456,7 @@
           <w:numId w:val="1"/>
         </w:numPr>
         <w:spacing w:before="53" w:after="53"/>
-        <w:divId w:val="783620648"/>
+        <w:divId w:val="687217462"/>
         <w:rPr>
           <w:rFonts w:ascii="Calibri" w:eastAsia="Times New Roman" w:hAnsi="Calibri" w:cs="Calibri"/>
           <w:color w:val="1A1A1A"/>
@@ -495,7 +495,7 @@
           <w:numId w:val="1"/>
         </w:numPr>
         <w:spacing w:before="53" w:after="53"/>
-        <w:divId w:val="783620648"/>
+        <w:divId w:val="687217462"/>
         <w:rPr>
           <w:rFonts w:ascii="Calibri" w:eastAsia="Times New Roman" w:hAnsi="Calibri" w:cs="Calibri"/>
           <w:color w:val="1A1A1A"/>
@@ -534,7 +534,7 @@
           <w:numId w:val="1"/>
         </w:numPr>
         <w:spacing w:before="53" w:after="53"/>
-        <w:divId w:val="783620648"/>
+        <w:divId w:val="687217462"/>
         <w:rPr>
           <w:rFonts w:ascii="Calibri" w:eastAsia="Times New Roman" w:hAnsi="Calibri" w:cs="Calibri"/>
           <w:color w:val="1A1A1A"/>
@@ -619,7 +619,7 @@
           <w:numId w:val="1"/>
         </w:numPr>
         <w:spacing w:before="53" w:after="53"/>
-        <w:divId w:val="783620648"/>
+        <w:divId w:val="687217462"/>
         <w:rPr>
           <w:rFonts w:ascii="Calibri" w:eastAsia="Times New Roman" w:hAnsi="Calibri" w:cs="Calibri"/>
           <w:color w:val="1A1A1A"/>
@@ -654,7 +654,7 @@
     <w:p>
       <w:pPr>
         <w:pStyle w:val="Heading2"/>
-        <w:divId w:val="783620648"/>
+        <w:divId w:val="687217462"/>
         <w:rPr>
           <w:rFonts w:ascii="Calibri" w:eastAsia="Times New Roman" w:hAnsi="Calibri" w:cs="Calibri"/>
           <w:color w:val="1A1A1A"/>
@@ -677,7 +677,7 @@
           <w:numId w:val="2"/>
         </w:numPr>
         <w:spacing w:before="53" w:after="53"/>
-        <w:divId w:val="783620648"/>
+        <w:divId w:val="687217462"/>
         <w:rPr>
           <w:rFonts w:ascii="Calibri" w:eastAsia="Times New Roman" w:hAnsi="Calibri" w:cs="Calibri"/>
           <w:color w:val="1A1A1A"/>
@@ -716,7 +716,7 @@
           <w:numId w:val="2"/>
         </w:numPr>
         <w:spacing w:before="53" w:after="53"/>
-        <w:divId w:val="783620648"/>
+        <w:divId w:val="687217462"/>
         <w:rPr>
           <w:rFonts w:ascii="Calibri" w:eastAsia="Times New Roman" w:hAnsi="Calibri" w:cs="Calibri"/>
           <w:color w:val="1A1A1A"/>
@@ -755,7 +755,7 @@
           <w:numId w:val="2"/>
         </w:numPr>
         <w:spacing w:before="53" w:after="53"/>
-        <w:divId w:val="783620648"/>
+        <w:divId w:val="687217462"/>
         <w:rPr>
           <w:rFonts w:ascii="Calibri" w:eastAsia="Times New Roman" w:hAnsi="Calibri" w:cs="Calibri"/>
           <w:color w:val="1A1A1A"/>
@@ -812,7 +812,7 @@
           <w:numId w:val="2"/>
         </w:numPr>
         <w:spacing w:before="53" w:after="53"/>
-        <w:divId w:val="783620648"/>
+        <w:divId w:val="687217462"/>
         <w:rPr>
           <w:rFonts w:ascii="Calibri" w:eastAsia="Times New Roman" w:hAnsi="Calibri" w:cs="Calibri"/>
           <w:color w:val="1A1A1A"/>
@@ -861,7 +861,7 @@
           <w:numId w:val="2"/>
         </w:numPr>
         <w:spacing w:before="53" w:after="53"/>
-        <w:divId w:val="783620648"/>
+        <w:divId w:val="687217462"/>
         <w:rPr>
           <w:rFonts w:ascii="Calibri" w:eastAsia="Times New Roman" w:hAnsi="Calibri" w:cs="Calibri"/>
           <w:color w:val="1A1A1A"/>
@@ -955,7 +955,7 @@
           <w:numId w:val="2"/>
         </w:numPr>
         <w:spacing w:before="53" w:after="53"/>
-        <w:divId w:val="783620648"/>
+        <w:divId w:val="687217462"/>
         <w:rPr>
           <w:rFonts w:ascii="Calibri" w:eastAsia="Times New Roman" w:hAnsi="Calibri" w:cs="Calibri"/>
           <w:color w:val="1A1A1A"/>
@@ -994,7 +994,7 @@
           <w:numId w:val="2"/>
         </w:numPr>
         <w:spacing w:before="53" w:after="53"/>
-        <w:divId w:val="783620648"/>
+        <w:divId w:val="687217462"/>
         <w:rPr>
           <w:rFonts w:ascii="Calibri" w:eastAsia="Times New Roman" w:hAnsi="Calibri" w:cs="Calibri"/>
           <w:color w:val="1A1A1A"/>
@@ -1033,7 +1033,7 @@
           <w:numId w:val="2"/>
         </w:numPr>
         <w:spacing w:before="53" w:after="53"/>
-        <w:divId w:val="783620648"/>
+        <w:divId w:val="687217462"/>
         <w:rPr>
           <w:rFonts w:ascii="Calibri" w:eastAsia="Times New Roman" w:hAnsi="Calibri" w:cs="Calibri"/>
           <w:color w:val="1A1A1A"/>
@@ -1086,7 +1086,7 @@
     <w:p>
       <w:pPr>
         <w:pStyle w:val="Heading2"/>
-        <w:divId w:val="783620648"/>
+        <w:divId w:val="687217462"/>
         <w:rPr>
           <w:rFonts w:ascii="Calibri" w:eastAsia="Times New Roman" w:hAnsi="Calibri" w:cs="Calibri"/>
           <w:color w:val="1A1A1A"/>
@@ -1109,7 +1109,7 @@
           <w:numId w:val="3"/>
         </w:numPr>
         <w:spacing w:before="53" w:after="53"/>
-        <w:divId w:val="783620648"/>
+        <w:divId w:val="687217462"/>
         <w:rPr>
           <w:rFonts w:ascii="Calibri" w:eastAsia="Times New Roman" w:hAnsi="Calibri" w:cs="Calibri"/>
           <w:color w:val="1A1A1A"/>
@@ -1148,7 +1148,7 @@
           <w:numId w:val="3"/>
         </w:numPr>
         <w:spacing w:before="53" w:after="53"/>
-        <w:divId w:val="783620648"/>
+        <w:divId w:val="687217462"/>
         <w:rPr>
           <w:rFonts w:ascii="Calibri" w:eastAsia="Times New Roman" w:hAnsi="Calibri" w:cs="Calibri"/>
           <w:color w:val="1A1A1A"/>
@@ -1187,7 +1187,7 @@
           <w:numId w:val="3"/>
         </w:numPr>
         <w:spacing w:before="53" w:after="53"/>
-        <w:divId w:val="783620648"/>
+        <w:divId w:val="687217462"/>
         <w:rPr>
           <w:rFonts w:ascii="Calibri" w:eastAsia="Times New Roman" w:hAnsi="Calibri" w:cs="Calibri"/>
           <w:color w:val="1A1A1A"/>
@@ -1226,7 +1226,7 @@
           <w:numId w:val="3"/>
         </w:numPr>
         <w:spacing w:before="53" w:after="53"/>
-        <w:divId w:val="783620648"/>
+        <w:divId w:val="687217462"/>
         <w:rPr>
           <w:rFonts w:ascii="Calibri" w:eastAsia="Times New Roman" w:hAnsi="Calibri" w:cs="Calibri"/>
           <w:color w:val="1A1A1A"/>
@@ -1265,7 +1265,7 @@
           <w:numId w:val="3"/>
         </w:numPr>
         <w:spacing w:before="53" w:after="53"/>
-        <w:divId w:val="783620648"/>
+        <w:divId w:val="687217462"/>
         <w:rPr>
           <w:rFonts w:ascii="Calibri" w:eastAsia="Times New Roman" w:hAnsi="Calibri" w:cs="Calibri"/>
           <w:color w:val="1A1A1A"/>
@@ -1304,7 +1304,7 @@
           <w:numId w:val="3"/>
         </w:numPr>
         <w:spacing w:before="53" w:after="53"/>
-        <w:divId w:val="783620648"/>
+        <w:divId w:val="687217462"/>
         <w:rPr>
           <w:rFonts w:ascii="Calibri" w:eastAsia="Times New Roman" w:hAnsi="Calibri" w:cs="Calibri"/>
           <w:color w:val="1A1A1A"/>
@@ -1343,7 +1343,7 @@
           <w:numId w:val="3"/>
         </w:numPr>
         <w:spacing w:before="53" w:after="53"/>
-        <w:divId w:val="783620648"/>
+        <w:divId w:val="687217462"/>
         <w:rPr>
           <w:rFonts w:ascii="Calibri" w:eastAsia="Times New Roman" w:hAnsi="Calibri" w:cs="Calibri"/>
           <w:color w:val="1A1A1A"/>
@@ -1382,7 +1382,7 @@
           <w:numId w:val="3"/>
         </w:numPr>
         <w:spacing w:before="53" w:after="53"/>
-        <w:divId w:val="783620648"/>
+        <w:divId w:val="687217462"/>
         <w:rPr>
           <w:rFonts w:ascii="Calibri" w:eastAsia="Times New Roman" w:hAnsi="Calibri" w:cs="Calibri"/>
           <w:color w:val="1A1A1A"/>
@@ -1421,7 +1421,7 @@
           <w:numId w:val="3"/>
         </w:numPr>
         <w:spacing w:before="53" w:after="53"/>
-        <w:divId w:val="783620648"/>
+        <w:divId w:val="687217462"/>
         <w:rPr>
           <w:rFonts w:ascii="Calibri" w:eastAsia="Times New Roman" w:hAnsi="Calibri" w:cs="Calibri"/>
           <w:color w:val="1A1A1A"/>
@@ -1456,7 +1456,7 @@
     <w:p>
       <w:pPr>
         <w:pStyle w:val="Heading2"/>
-        <w:divId w:val="783620648"/>
+        <w:divId w:val="687217462"/>
         <w:rPr>
           <w:rFonts w:ascii="Calibri" w:eastAsia="Times New Roman" w:hAnsi="Calibri" w:cs="Calibri"/>
           <w:color w:val="1A1A1A"/>
@@ -1475,7 +1475,7 @@
     <w:p>
       <w:pPr>
         <w:pStyle w:val="NormalWeb"/>
-        <w:divId w:val="783620648"/>
+        <w:divId w:val="687217462"/>
         <w:rPr>
           <w:rFonts w:ascii="Calibri" w:hAnsi="Calibri" w:cs="Calibri"/>
           <w:color w:val="1A1A1A"/>
@@ -1587,7 +1587,7 @@
       </w:tblGrid>
       <w:tr>
         <w:trPr>
-          <w:divId w:val="783620648"/>
+          <w:divId w:val="687217462"/>
         </w:trPr>
         <w:tc>
           <w:tcPr>
@@ -1721,7 +1721,7 @@
       </w:tr>
       <w:tr>
         <w:trPr>
-          <w:divId w:val="783620648"/>
+          <w:divId w:val="687217462"/>
         </w:trPr>
         <w:tc>
           <w:tcPr>
@@ -1882,7 +1882,7 @@
       </w:tr>
       <w:tr>
         <w:trPr>
-          <w:divId w:val="783620648"/>
+          <w:divId w:val="687217462"/>
         </w:trPr>
         <w:tc>
           <w:tcPr>
@@ -2114,7 +2114,7 @@
       </w:tr>
       <w:tr>
         <w:trPr>
-          <w:divId w:val="783620648"/>
+          <w:divId w:val="687217462"/>
         </w:trPr>
         <w:tc>
           <w:tcPr>
@@ -2298,7 +2298,7 @@
       </w:tr>
       <w:tr>
         <w:trPr>
-          <w:divId w:val="783620648"/>
+          <w:divId w:val="687217462"/>
         </w:trPr>
         <w:tc>
           <w:tcPr>
@@ -2514,7 +2514,7 @@
       </w:tr>
       <w:tr>
         <w:trPr>
-          <w:divId w:val="783620648"/>
+          <w:divId w:val="687217462"/>
         </w:trPr>
         <w:tc>
           <w:tcPr>
@@ -2643,7 +2643,7 @@
       </w:tr>
       <w:tr>
         <w:trPr>
-          <w:divId w:val="783620648"/>
+          <w:divId w:val="687217462"/>
         </w:trPr>
         <w:tc>
           <w:tcPr>
@@ -2763,7 +2763,7 @@
       </w:tr>
       <w:tr>
         <w:trPr>
-          <w:divId w:val="783620648"/>
+          <w:divId w:val="687217462"/>
         </w:trPr>
         <w:tc>
           <w:tcPr>
@@ -2883,7 +2883,7 @@
       </w:tr>
       <w:tr>
         <w:trPr>
-          <w:divId w:val="783620648"/>
+          <w:divId w:val="687217462"/>
         </w:trPr>
         <w:tc>
           <w:tcPr>
@@ -3012,7 +3012,7 @@
       </w:tr>
       <w:tr>
         <w:trPr>
-          <w:divId w:val="783620648"/>
+          <w:divId w:val="687217462"/>
         </w:trPr>
         <w:tc>
           <w:tcPr>
@@ -3153,7 +3153,7 @@
           <w:numId w:val="4"/>
         </w:numPr>
         <w:spacing w:before="53" w:after="53"/>
-        <w:divId w:val="783620648"/>
+        <w:divId w:val="687217462"/>
         <w:rPr>
           <w:rFonts w:ascii="Calibri" w:eastAsia="Times New Roman" w:hAnsi="Calibri" w:cs="Calibri"/>
           <w:color w:val="1A1A1A"/>
@@ -3192,7 +3192,7 @@
           <w:numId w:val="4"/>
         </w:numPr>
         <w:spacing w:before="53" w:after="53"/>
-        <w:divId w:val="783620648"/>
+        <w:divId w:val="687217462"/>
         <w:rPr>
           <w:rFonts w:ascii="Calibri" w:eastAsia="Times New Roman" w:hAnsi="Calibri" w:cs="Calibri"/>
           <w:color w:val="1A1A1A"/>
@@ -3231,7 +3231,7 @@
           <w:numId w:val="4"/>
         </w:numPr>
         <w:spacing w:before="53" w:after="53"/>
-        <w:divId w:val="783620648"/>
+        <w:divId w:val="687217462"/>
         <w:rPr>
           <w:rFonts w:ascii="Calibri" w:eastAsia="Times New Roman" w:hAnsi="Calibri" w:cs="Calibri"/>
           <w:color w:val="1A1A1A"/>
@@ -3270,7 +3270,7 @@
           <w:numId w:val="4"/>
         </w:numPr>
         <w:spacing w:before="53" w:after="53"/>
-        <w:divId w:val="783620648"/>
+        <w:divId w:val="687217462"/>
         <w:rPr>
           <w:rFonts w:ascii="Calibri" w:eastAsia="Times New Roman" w:hAnsi="Calibri" w:cs="Calibri"/>
           <w:color w:val="1A1A1A"/>
@@ -3309,7 +3309,7 @@
           <w:numId w:val="4"/>
         </w:numPr>
         <w:spacing w:before="53" w:after="53"/>
-        <w:divId w:val="783620648"/>
+        <w:divId w:val="687217462"/>
         <w:rPr>
           <w:rFonts w:ascii="Calibri" w:eastAsia="Times New Roman" w:hAnsi="Calibri" w:cs="Calibri"/>
           <w:color w:val="1A1A1A"/>
@@ -3354,7 +3354,7 @@
     <w:p>
       <w:pPr>
         <w:pStyle w:val="Heading2"/>
-        <w:divId w:val="783620648"/>
+        <w:divId w:val="687217462"/>
         <w:rPr>
           <w:rFonts w:ascii="Calibri" w:eastAsia="Times New Roman" w:hAnsi="Calibri" w:cs="Calibri"/>
           <w:color w:val="1A1A1A"/>
@@ -3377,7 +3377,7 @@
           <w:numId w:val="5"/>
         </w:numPr>
         <w:spacing w:before="53" w:after="53"/>
-        <w:divId w:val="783620648"/>
+        <w:divId w:val="687217462"/>
         <w:rPr>
           <w:rFonts w:ascii="Calibri" w:eastAsia="Times New Roman" w:hAnsi="Calibri" w:cs="Calibri"/>
           <w:color w:val="1A1A1A"/>
@@ -3452,7 +3452,7 @@
           <w:numId w:val="5"/>
         </w:numPr>
         <w:spacing w:before="53" w:after="53"/>
-        <w:divId w:val="783620648"/>
+        <w:divId w:val="687217462"/>
         <w:rPr>
           <w:rFonts w:ascii="Calibri" w:eastAsia="Times New Roman" w:hAnsi="Calibri" w:cs="Calibri"/>
           <w:color w:val="1A1A1A"/>
@@ -3491,7 +3491,7 @@
           <w:numId w:val="5"/>
         </w:numPr>
         <w:spacing w:before="53" w:after="53"/>
-        <w:divId w:val="783620648"/>
+        <w:divId w:val="687217462"/>
         <w:rPr>
           <w:rFonts w:ascii="Calibri" w:eastAsia="Times New Roman" w:hAnsi="Calibri" w:cs="Calibri"/>
           <w:color w:val="1A1A1A"/>
@@ -3530,7 +3530,29 @@
           <w:szCs w:val="22"/>
           <w:lang w:val="en"/>
         </w:rPr>
-        <w:t>editor, in a separate process, so real compiler errors appear as you type without saving and without freezing the IDE. Files are restored byte-for-byte, with a crash-safe recovery journal.</w:t>
+        <w:t xml:space="preserve">editor, in a separate process, so real compiler errors appear as you type without saving and without freezing the IDE. </w:t>
+      </w:r>
+      <w:r>
+        <w:rPr>
+          <w:rFonts w:ascii="Calibri" w:eastAsia="Times New Roman" w:hAnsi="Calibri" w:cs="Calibri"/>
+          <w:b/>
+          <w:bCs/>
+          <w:color w:val="1A1A1A"/>
+          <w:sz w:val="22"/>
+          <w:szCs w:val="22"/>
+          <w:lang w:val="en"/>
+        </w:rPr>
+        <w:t>Your source files are never written:</w:t>
+      </w:r>
+      <w:r>
+        <w:rPr>
+          <w:rFonts w:ascii="Calibri" w:eastAsia="Times New Roman" w:hAnsi="Calibri" w:cs="Calibri"/>
+          <w:color w:val="1A1A1A"/>
+          <w:sz w:val="22"/>
+          <w:szCs w:val="22"/>
+          <w:lang w:val="en"/>
+        </w:rPr>
+        <w:t xml:space="preserve"> each unsaved buffer is staged into a temporary shadow directory and compiled there, in full project context, so the editor stays the single source of truth and no "changed on disk" prompt can appear.</w:t>
       </w:r>
     </w:p>
     <w:p>
@@ -3540,7 +3562,7 @@
           <w:numId w:val="5"/>
         </w:numPr>
         <w:spacing w:before="53" w:after="53"/>
-        <w:divId w:val="783620648"/>
+        <w:divId w:val="687217462"/>
         <w:rPr>
           <w:rFonts w:ascii="Calibri" w:eastAsia="Times New Roman" w:hAnsi="Calibri" w:cs="Calibri"/>
           <w:color w:val="1A1A1A"/>
@@ -3579,7 +3601,7 @@
           <w:numId w:val="5"/>
         </w:numPr>
         <w:spacing w:before="53" w:after="53"/>
-        <w:divId w:val="783620648"/>
+        <w:divId w:val="687217462"/>
         <w:rPr>
           <w:rFonts w:ascii="Calibri" w:eastAsia="Times New Roman" w:hAnsi="Calibri" w:cs="Calibri"/>
           <w:color w:val="1A1A1A"/>
@@ -3608,13 +3630,23 @@
           <w:szCs w:val="22"/>
           <w:lang w:val="en"/>
         </w:rPr>
-        <w:t xml:space="preserve"> -- conditional-compilation branches are resolved so inactive code is not misread as active.</w:t>
+        <w:t xml:space="preserve"> -- conditional-compilation branches are resolved </w:t>
+      </w:r>
+      <w:r>
+        <w:rPr>
+          <w:rFonts w:ascii="Calibri" w:eastAsia="Times New Roman" w:hAnsi="Calibri" w:cs="Calibri"/>
+          <w:color w:val="1A1A1A"/>
+          <w:sz w:val="22"/>
+          <w:szCs w:val="22"/>
+          <w:lang w:val="en"/>
+        </w:rPr>
+        <w:t>so inactive code is not misread as active.</w:t>
       </w:r>
     </w:p>
     <w:p>
       <w:pPr>
         <w:pStyle w:val="Heading2"/>
-        <w:divId w:val="783620648"/>
+        <w:divId w:val="687217462"/>
         <w:rPr>
           <w:rFonts w:ascii="Calibri" w:eastAsia="Times New Roman" w:hAnsi="Calibri" w:cs="Calibri"/>
           <w:color w:val="1A1A1A"/>
@@ -3637,7 +3669,7 @@
           <w:numId w:val="6"/>
         </w:numPr>
         <w:spacing w:before="53" w:after="53"/>
-        <w:divId w:val="783620648"/>
+        <w:divId w:val="687217462"/>
         <w:rPr>
           <w:rFonts w:ascii="Calibri" w:eastAsia="Times New Roman" w:hAnsi="Calibri" w:cs="Calibri"/>
           <w:color w:val="1A1A1A"/>
@@ -3694,7 +3726,7 @@
           <w:numId w:val="6"/>
         </w:numPr>
         <w:spacing w:before="53" w:after="53"/>
-        <w:divId w:val="783620648"/>
+        <w:divId w:val="687217462"/>
         <w:rPr>
           <w:rFonts w:ascii="Calibri" w:eastAsia="Times New Roman" w:hAnsi="Calibri" w:cs="Calibri"/>
           <w:color w:val="1A1A1A"/>
@@ -3733,7 +3765,7 @@
           <w:numId w:val="6"/>
         </w:numPr>
         <w:spacing w:before="53" w:after="53"/>
-        <w:divId w:val="783620648"/>
+        <w:divId w:val="687217462"/>
         <w:rPr>
           <w:rFonts w:ascii="Calibri" w:eastAsia="Times New Roman" w:hAnsi="Calibri" w:cs="Calibri"/>
           <w:color w:val="1A1A1A"/>
@@ -3772,7 +3804,7 @@
           <w:numId w:val="6"/>
         </w:numPr>
         <w:spacing w:before="53" w:after="53"/>
-        <w:divId w:val="783620648"/>
+        <w:divId w:val="687217462"/>
         <w:rPr>
           <w:rFonts w:ascii="Calibri" w:eastAsia="Times New Roman" w:hAnsi="Calibri" w:cs="Calibri"/>
           <w:color w:val="1A1A1A"/>
@@ -3811,7 +3843,7 @@
           <w:numId w:val="6"/>
         </w:numPr>
         <w:spacing w:before="53" w:after="53"/>
-        <w:divId w:val="783620648"/>
+        <w:divId w:val="687217462"/>
         <w:rPr>
           <w:rFonts w:ascii="Calibri" w:eastAsia="Times New Roman" w:hAnsi="Calibri" w:cs="Calibri"/>
           <w:color w:val="1A1A1A"/>
@@ -3868,7 +3900,7 @@
           <w:numId w:val="6"/>
         </w:numPr>
         <w:spacing w:before="53" w:after="53"/>
-        <w:divId w:val="783620648"/>
+        <w:divId w:val="687217462"/>
         <w:rPr>
           <w:rFonts w:ascii="Calibri" w:eastAsia="Times New Roman" w:hAnsi="Calibri" w:cs="Calibri"/>
           <w:color w:val="1A1A1A"/>
@@ -3897,6 +3929,619 @@
           <w:szCs w:val="22"/>
           <w:lang w:val="en"/>
         </w:rPr>
+        <w:t xml:space="preserve"> -- what a routine raises, traced transitively through the calls it makes.</w:t>
+      </w:r>
+    </w:p>
+    <w:p>
+      <w:pPr>
+        <w:numPr>
+          <w:ilvl w:val="0"/>
+          <w:numId w:val="6"/>
+        </w:numPr>
+        <w:spacing w:before="53" w:after="53"/>
+        <w:divId w:val="687217462"/>
+        <w:rPr>
+          <w:rFonts w:ascii="Calibri" w:eastAsia="Times New Roman" w:hAnsi="Calibri" w:cs="Calibri"/>
+          <w:color w:val="1A1A1A"/>
+          <w:sz w:val="22"/>
+          <w:szCs w:val="22"/>
+          <w:lang w:val="en"/>
+        </w:rPr>
+      </w:pPr>
+      <w:r>
+        <w:rPr>
+          <w:rFonts w:ascii="Calibri" w:eastAsia="Times New Roman" w:hAnsi="Calibri" w:cs="Calibri"/>
+          <w:b/>
+          <w:bCs/>
+          <w:color w:val="000000"/>
+          <w:sz w:val="22"/>
+          <w:szCs w:val="22"/>
+          <w:lang w:val="en"/>
+        </w:rPr>
+        <w:t>Manual export</w:t>
+      </w:r>
+      <w:r>
+        <w:rPr>
+          <w:rFonts w:ascii="Calibri" w:eastAsia="Times New Roman" w:hAnsi="Calibri" w:cs="Calibri"/>
+          <w:color w:val="1A1A1A"/>
+          <w:sz w:val="22"/>
+          <w:szCs w:val="22"/>
+          <w:lang w:val="en"/>
+        </w:rPr>
+        <w:t xml:space="preserve"> -- the full documentation set as PDF and Word.</w:t>
+      </w:r>
+    </w:p>
+    <w:p>
+      <w:pPr>
+        <w:pStyle w:val="Heading2"/>
+        <w:divId w:val="687217462"/>
+        <w:rPr>
+          <w:rFonts w:ascii="Calibri" w:eastAsia="Times New Roman" w:hAnsi="Calibri" w:cs="Calibri"/>
+          <w:color w:val="1A1A1A"/>
+          <w:lang w:val="en"/>
+        </w:rPr>
+      </w:pPr>
+      <w:r>
+        <w:rPr>
+          <w:rFonts w:ascii="Calibri" w:eastAsia="Times New Roman" w:hAnsi="Calibri" w:cs="Calibri"/>
+          <w:color w:val="1A1A1A"/>
+          <w:lang w:val="en"/>
+        </w:rPr>
+        <w:t>7. Refactoring and code actions</w:t>
+      </w:r>
+    </w:p>
+    <w:p>
+      <w:pPr>
+        <w:numPr>
+          <w:ilvl w:val="0"/>
+          <w:numId w:val="7"/>
+        </w:numPr>
+        <w:spacing w:before="53" w:after="53"/>
+        <w:divId w:val="687217462"/>
+        <w:rPr>
+          <w:rFonts w:ascii="Calibri" w:eastAsia="Times New Roman" w:hAnsi="Calibri" w:cs="Calibri"/>
+          <w:color w:val="1A1A1A"/>
+          <w:sz w:val="22"/>
+          <w:szCs w:val="22"/>
+          <w:lang w:val="en"/>
+        </w:rPr>
+      </w:pPr>
+      <w:r>
+        <w:rPr>
+          <w:rFonts w:ascii="Calibri" w:eastAsia="Times New Roman" w:hAnsi="Calibri" w:cs="Calibri"/>
+          <w:b/>
+          <w:bCs/>
+          <w:color w:val="000000"/>
+          <w:sz w:val="22"/>
+          <w:szCs w:val="22"/>
+          <w:lang w:val="en"/>
+        </w:rPr>
+        <w:t>Cross-unit rename</w:t>
+      </w:r>
+      <w:r>
+        <w:rPr>
+          <w:rFonts w:ascii="Calibri" w:eastAsia="Times New Roman" w:hAnsi="Calibri" w:cs="Calibri"/>
+          <w:color w:val="1A1A1A"/>
+          <w:sz w:val="22"/>
+          <w:szCs w:val="22"/>
+          <w:lang w:val="en"/>
+        </w:rPr>
+        <w:t>, with preview before applying.</w:t>
+      </w:r>
+    </w:p>
+    <w:p>
+      <w:pPr>
+        <w:numPr>
+          <w:ilvl w:val="0"/>
+          <w:numId w:val="7"/>
+        </w:numPr>
+        <w:spacing w:before="53" w:after="53"/>
+        <w:divId w:val="687217462"/>
+        <w:rPr>
+          <w:rFonts w:ascii="Calibri" w:eastAsia="Times New Roman" w:hAnsi="Calibri" w:cs="Calibri"/>
+          <w:color w:val="1A1A1A"/>
+          <w:sz w:val="22"/>
+          <w:szCs w:val="22"/>
+          <w:lang w:val="en"/>
+        </w:rPr>
+      </w:pPr>
+      <w:r>
+        <w:rPr>
+          <w:rFonts w:ascii="Calibri" w:eastAsia="Times New Roman" w:hAnsi="Calibri" w:cs="Calibri"/>
+          <w:b/>
+          <w:bCs/>
+          <w:color w:val="000000"/>
+          <w:sz w:val="22"/>
+          <w:szCs w:val="22"/>
+          <w:lang w:val="en"/>
+        </w:rPr>
+        <w:t>Extract method</w:t>
+      </w:r>
+      <w:r>
+        <w:rPr>
+          <w:rFonts w:ascii="Calibri" w:eastAsia="Times New Roman" w:hAnsi="Calibri" w:cs="Calibri"/>
+          <w:color w:val="1A1A1A"/>
+          <w:sz w:val="22"/>
+          <w:szCs w:val="22"/>
+          <w:lang w:val="en"/>
+        </w:rPr>
+        <w:t>.</w:t>
+      </w:r>
+    </w:p>
+    <w:p>
+      <w:pPr>
+        <w:numPr>
+          <w:ilvl w:val="0"/>
+          <w:numId w:val="7"/>
+        </w:numPr>
+        <w:spacing w:before="53" w:after="53"/>
+        <w:divId w:val="687217462"/>
+        <w:rPr>
+          <w:rFonts w:ascii="Calibri" w:eastAsia="Times New Roman" w:hAnsi="Calibri" w:cs="Calibri"/>
+          <w:color w:val="1A1A1A"/>
+          <w:sz w:val="22"/>
+          <w:szCs w:val="22"/>
+          <w:lang w:val="en"/>
+        </w:rPr>
+      </w:pPr>
+      <w:r>
+        <w:rPr>
+          <w:rFonts w:ascii="Calibri" w:eastAsia="Times New Roman" w:hAnsi="Calibri" w:cs="Calibri"/>
+          <w:b/>
+          <w:bCs/>
+          <w:color w:val="000000"/>
+          <w:sz w:val="22"/>
+          <w:szCs w:val="22"/>
+          <w:lang w:val="en"/>
+        </w:rPr>
+        <w:t>Safe delete</w:t>
+      </w:r>
+      <w:r>
+        <w:rPr>
+          <w:rFonts w:ascii="Calibri" w:eastAsia="Times New Roman" w:hAnsi="Calibri" w:cs="Calibri"/>
+          <w:color w:val="1A1A1A"/>
+          <w:sz w:val="22"/>
+          <w:szCs w:val="22"/>
+          <w:lang w:val="en"/>
+        </w:rPr>
+        <w:t xml:space="preserve"> -- refuses when references remain.</w:t>
+      </w:r>
+    </w:p>
+    <w:p>
+      <w:pPr>
+        <w:numPr>
+          <w:ilvl w:val="0"/>
+          <w:numId w:val="7"/>
+        </w:numPr>
+        <w:spacing w:before="53" w:after="53"/>
+        <w:divId w:val="687217462"/>
+        <w:rPr>
+          <w:rFonts w:ascii="Calibri" w:eastAsia="Times New Roman" w:hAnsi="Calibri" w:cs="Calibri"/>
+          <w:color w:val="1A1A1A"/>
+          <w:sz w:val="22"/>
+          <w:szCs w:val="22"/>
+          <w:lang w:val="en"/>
+        </w:rPr>
+      </w:pPr>
+      <w:r>
+        <w:rPr>
+          <w:rFonts w:ascii="Calibri" w:eastAsia="Times New Roman" w:hAnsi="Calibri" w:cs="Calibri"/>
+          <w:b/>
+          <w:bCs/>
+          <w:color w:val="000000"/>
+          <w:sz w:val="22"/>
+          <w:szCs w:val="22"/>
+          <w:lang w:val="en"/>
+        </w:rPr>
+        <w:t>Uses-clause quick fixes</w:t>
+      </w:r>
+      <w:r>
+        <w:rPr>
+          <w:rFonts w:ascii="Calibri" w:eastAsia="Times New Roman" w:hAnsi="Calibri" w:cs="Calibri"/>
+          <w:color w:val="1A1A1A"/>
+          <w:sz w:val="22"/>
+          <w:szCs w:val="22"/>
+          <w:lang w:val="en"/>
+        </w:rPr>
+        <w:t xml:space="preserve"> -- add the missing unit, remove the unused one.</w:t>
+      </w:r>
+    </w:p>
+    <w:p>
+      <w:pPr>
+        <w:numPr>
+          <w:ilvl w:val="0"/>
+          <w:numId w:val="7"/>
+        </w:numPr>
+        <w:spacing w:before="53" w:after="53"/>
+        <w:divId w:val="687217462"/>
+        <w:rPr>
+          <w:rFonts w:ascii="Calibri" w:eastAsia="Times New Roman" w:hAnsi="Calibri" w:cs="Calibri"/>
+          <w:color w:val="1A1A1A"/>
+          <w:sz w:val="22"/>
+          <w:szCs w:val="22"/>
+          <w:lang w:val="en"/>
+        </w:rPr>
+      </w:pPr>
+      <w:r>
+        <w:rPr>
+          <w:rFonts w:ascii="Calibri" w:eastAsia="Times New Roman" w:hAnsi="Calibri" w:cs="Calibri"/>
+          <w:b/>
+          <w:bCs/>
+          <w:color w:val="000000"/>
+          <w:sz w:val="22"/>
+          <w:szCs w:val="22"/>
+          <w:lang w:val="en"/>
+        </w:rPr>
+        <w:t>Enum helper generation</w:t>
+      </w:r>
+      <w:r>
+        <w:rPr>
+          <w:rFonts w:ascii="Calibri" w:eastAsia="Times New Roman" w:hAnsi="Calibri" w:cs="Calibri"/>
+          <w:color w:val="1A1A1A"/>
+          <w:sz w:val="22"/>
+          <w:szCs w:val="22"/>
+          <w:lang w:val="en"/>
+        </w:rPr>
+        <w:t>.</w:t>
+      </w:r>
+    </w:p>
+    <w:p>
+      <w:pPr>
+        <w:numPr>
+          <w:ilvl w:val="0"/>
+          <w:numId w:val="7"/>
+        </w:numPr>
+        <w:spacing w:before="53" w:after="53"/>
+        <w:divId w:val="687217462"/>
+        <w:rPr>
+          <w:rFonts w:ascii="Calibri" w:eastAsia="Times New Roman" w:hAnsi="Calibri" w:cs="Calibri"/>
+          <w:color w:val="1A1A1A"/>
+          <w:sz w:val="22"/>
+          <w:szCs w:val="22"/>
+          <w:lang w:val="en"/>
+        </w:rPr>
+      </w:pPr>
+      <w:r>
+        <w:rPr>
+          <w:rFonts w:ascii="Calibri" w:eastAsia="Times New Roman" w:hAnsi="Calibri" w:cs="Calibri"/>
+          <w:b/>
+          <w:bCs/>
+          <w:color w:val="000000"/>
+          <w:sz w:val="22"/>
+          <w:szCs w:val="22"/>
+          <w:lang w:val="en"/>
+        </w:rPr>
+        <w:t>Exception-class synchronisation</w:t>
+      </w:r>
+      <w:r>
+        <w:rPr>
+          <w:rFonts w:ascii="Calibri" w:eastAsia="Times New Roman" w:hAnsi="Calibri" w:cs="Calibri"/>
+          <w:color w:val="1A1A1A"/>
+          <w:sz w:val="22"/>
+          <w:szCs w:val="22"/>
+          <w:lang w:val="en"/>
+        </w:rPr>
+        <w:t xml:space="preserve"> -- generates named exception classes from raise sites and rewrites those sites to use them.</w:t>
+      </w:r>
+    </w:p>
+    <w:p>
+      <w:pPr>
+        <w:numPr>
+          <w:ilvl w:val="0"/>
+          <w:numId w:val="7"/>
+        </w:numPr>
+        <w:spacing w:before="53" w:after="53"/>
+        <w:divId w:val="687217462"/>
+        <w:rPr>
+          <w:rFonts w:ascii="Calibri" w:eastAsia="Times New Roman" w:hAnsi="Calibri" w:cs="Calibri"/>
+          <w:color w:val="1A1A1A"/>
+          <w:sz w:val="22"/>
+          <w:szCs w:val="22"/>
+          <w:lang w:val="en"/>
+        </w:rPr>
+      </w:pPr>
+      <w:r>
+        <w:rPr>
+          <w:rFonts w:ascii="Calibri" w:eastAsia="Times New Roman" w:hAnsi="Calibri" w:cs="Calibri"/>
+          <w:b/>
+          <w:bCs/>
+          <w:color w:val="000000"/>
+          <w:sz w:val="22"/>
+          <w:szCs w:val="22"/>
+          <w:lang w:val="en"/>
+        </w:rPr>
+        <w:t>Local-variable cleanup</w:t>
+      </w:r>
+      <w:r>
+        <w:rPr>
+          <w:rFonts w:ascii="Calibri" w:eastAsia="Times New Roman" w:hAnsi="Calibri" w:cs="Calibri"/>
+          <w:color w:val="1A1A1A"/>
+          <w:sz w:val="22"/>
+          <w:szCs w:val="22"/>
+          <w:lang w:val="en"/>
+        </w:rPr>
+        <w:t xml:space="preserve"> and code formatting.</w:t>
+      </w:r>
+    </w:p>
+    <w:p>
+      <w:pPr>
+        <w:numPr>
+          <w:ilvl w:val="0"/>
+          <w:numId w:val="7"/>
+        </w:numPr>
+        <w:spacing w:before="53" w:after="53"/>
+        <w:divId w:val="687217462"/>
+        <w:rPr>
+          <w:rFonts w:ascii="Calibri" w:eastAsia="Times New Roman" w:hAnsi="Calibri" w:cs="Calibri"/>
+          <w:color w:val="1A1A1A"/>
+          <w:sz w:val="22"/>
+          <w:szCs w:val="22"/>
+          <w:lang w:val="en"/>
+        </w:rPr>
+      </w:pPr>
+      <w:r>
+        <w:rPr>
+          <w:rFonts w:ascii="Calibri" w:eastAsia="Times New Roman" w:hAnsi="Calibri" w:cs="Calibri"/>
+          <w:b/>
+          <w:bCs/>
+          <w:color w:val="000000"/>
+          <w:sz w:val="22"/>
+          <w:szCs w:val="22"/>
+          <w:lang w:val="en"/>
+        </w:rPr>
+        <w:t>Test-helper scaffolding</w:t>
+      </w:r>
+      <w:r>
+        <w:rPr>
+          <w:rFonts w:ascii="Calibri" w:eastAsia="Times New Roman" w:hAnsi="Calibri" w:cs="Calibri"/>
+          <w:color w:val="1A1A1A"/>
+          <w:sz w:val="22"/>
+          <w:szCs w:val="22"/>
+          <w:lang w:val="en"/>
+        </w:rPr>
+        <w:t xml:space="preserve"> generated from the real class surface.</w:t>
+      </w:r>
+    </w:p>
+    <w:p>
+      <w:pPr>
+        <w:pStyle w:val="Heading2"/>
+        <w:divId w:val="687217462"/>
+        <w:rPr>
+          <w:rFonts w:ascii="Calibri" w:eastAsia="Times New Roman" w:hAnsi="Calibri" w:cs="Calibri"/>
+          <w:color w:val="1A1A1A"/>
+          <w:lang w:val="en"/>
+        </w:rPr>
+      </w:pPr>
+      <w:r>
+        <w:rPr>
+          <w:rFonts w:ascii="Calibri" w:eastAsia="Times New Roman" w:hAnsi="Calibri" w:cs="Calibri"/>
+          <w:color w:val="1A1A1A"/>
+          <w:lang w:val="en"/>
+        </w:rPr>
+        <w:t>8. AI and tooling integration</w:t>
+      </w:r>
+    </w:p>
+    <w:p>
+      <w:pPr>
+        <w:numPr>
+          <w:ilvl w:val="0"/>
+          <w:numId w:val="8"/>
+        </w:numPr>
+        <w:spacing w:before="53" w:after="53"/>
+        <w:divId w:val="687217462"/>
+        <w:rPr>
+          <w:rFonts w:ascii="Calibri" w:eastAsia="Times New Roman" w:hAnsi="Calibri" w:cs="Calibri"/>
+          <w:color w:val="1A1A1A"/>
+          <w:sz w:val="22"/>
+          <w:szCs w:val="22"/>
+          <w:lang w:val="en"/>
+        </w:rPr>
+      </w:pPr>
+      <w:r>
+        <w:rPr>
+          <w:rFonts w:ascii="Calibri" w:eastAsia="Times New Roman" w:hAnsi="Calibri" w:cs="Calibri"/>
+          <w:b/>
+          <w:bCs/>
+          <w:color w:val="000000"/>
+          <w:sz w:val="22"/>
+          <w:szCs w:val="22"/>
+          <w:lang w:val="en"/>
+        </w:rPr>
+        <w:t>Context bundles</w:t>
+      </w:r>
+      <w:r>
+        <w:rPr>
+          <w:rFonts w:ascii="Calibri" w:eastAsia="Times New Roman" w:hAnsi="Calibri" w:cs="Calibri"/>
+          <w:color w:val="1A1A1A"/>
+          <w:sz w:val="22"/>
+          <w:szCs w:val="22"/>
+          <w:lang w:val="en"/>
+        </w:rPr>
+        <w:t xml:space="preserve"> -- assembles exactly what an AI assistant needs to work on a symbol (documentation, class surface, the symbol's own body, and a capped set of callers) instead of whole source files. Measured roughly 60x </w:t>
+      </w:r>
+      <w:r>
+        <w:rPr>
+          <w:rFonts w:ascii="Calibri" w:eastAsia="Times New Roman" w:hAnsi="Calibri" w:cs="Calibri"/>
+          <w:color w:val="1A1A1A"/>
+          <w:sz w:val="22"/>
+          <w:szCs w:val="22"/>
+          <w:lang w:val="en"/>
+        </w:rPr>
+        <w:t>leaner than reading the files: ~556 tokens versus ~33,762 on a real project.</w:t>
+      </w:r>
+    </w:p>
+    <w:p>
+      <w:pPr>
+        <w:numPr>
+          <w:ilvl w:val="0"/>
+          <w:numId w:val="8"/>
+        </w:numPr>
+        <w:spacing w:before="53" w:after="53"/>
+        <w:divId w:val="687217462"/>
+        <w:rPr>
+          <w:rFonts w:ascii="Calibri" w:eastAsia="Times New Roman" w:hAnsi="Calibri" w:cs="Calibri"/>
+          <w:color w:val="1A1A1A"/>
+          <w:sz w:val="22"/>
+          <w:szCs w:val="22"/>
+          <w:lang w:val="en"/>
+        </w:rPr>
+      </w:pPr>
+      <w:r>
+        <w:rPr>
+          <w:rFonts w:ascii="Calibri" w:eastAsia="Times New Roman" w:hAnsi="Calibri" w:cs="Calibri"/>
+          <w:b/>
+          <w:bCs/>
+          <w:color w:val="000000"/>
+          <w:sz w:val="22"/>
+          <w:szCs w:val="22"/>
+          <w:lang w:val="en"/>
+        </w:rPr>
+        <w:t>MCP server with 15 tools</w:t>
+      </w:r>
+      <w:r>
+        <w:rPr>
+          <w:rFonts w:ascii="Calibri" w:eastAsia="Times New Roman" w:hAnsi="Calibri" w:cs="Calibri"/>
+          <w:color w:val="1A1A1A"/>
+          <w:sz w:val="22"/>
+          <w:szCs w:val="22"/>
+          <w:lang w:val="en"/>
+        </w:rPr>
+        <w:t xml:space="preserve"> for Claude, Cursor and other MCP clients -- symbol lookup, callers, linting, documentation, impact, DI wiring, class surface, code slice, context bundle, type-at-position, rename, AST checks and compile check.</w:t>
+      </w:r>
+    </w:p>
+    <w:p>
+      <w:pPr>
+        <w:numPr>
+          <w:ilvl w:val="0"/>
+          <w:numId w:val="8"/>
+        </w:numPr>
+        <w:spacing w:before="53" w:after="53"/>
+        <w:divId w:val="687217462"/>
+        <w:rPr>
+          <w:rFonts w:ascii="Calibri" w:eastAsia="Times New Roman" w:hAnsi="Calibri" w:cs="Calibri"/>
+          <w:color w:val="1A1A1A"/>
+          <w:sz w:val="22"/>
+          <w:szCs w:val="22"/>
+          <w:lang w:val="en"/>
+        </w:rPr>
+      </w:pPr>
+      <w:r>
+        <w:rPr>
+          <w:rFonts w:ascii="Calibri" w:eastAsia="Times New Roman" w:hAnsi="Calibri" w:cs="Calibri"/>
+          <w:b/>
+          <w:bCs/>
+          <w:color w:val="000000"/>
+          <w:sz w:val="22"/>
+          <w:szCs w:val="22"/>
+          <w:lang w:val="en"/>
+        </w:rPr>
+        <w:t>JSON everywhere</w:t>
+      </w:r>
+      <w:r>
+        <w:rPr>
+          <w:rFonts w:ascii="Calibri" w:eastAsia="Times New Roman" w:hAnsi="Calibri" w:cs="Calibri"/>
+          <w:color w:val="1A1A1A"/>
+          <w:sz w:val="22"/>
+          <w:szCs w:val="22"/>
+          <w:lang w:val="en"/>
+        </w:rPr>
+        <w:t xml:space="preserve"> -- every query verb emits structured output for scripting.</w:t>
+      </w:r>
+    </w:p>
+    <w:p>
+      <w:pPr>
+        <w:numPr>
+          <w:ilvl w:val="0"/>
+          <w:numId w:val="8"/>
+        </w:numPr>
+        <w:spacing w:before="53" w:after="53"/>
+        <w:divId w:val="687217462"/>
+        <w:rPr>
+          <w:rFonts w:ascii="Calibri" w:eastAsia="Times New Roman" w:hAnsi="Calibri" w:cs="Calibri"/>
+          <w:color w:val="1A1A1A"/>
+          <w:sz w:val="22"/>
+          <w:szCs w:val="22"/>
+          <w:lang w:val="en"/>
+        </w:rPr>
+      </w:pPr>
+      <w:r>
+        <w:rPr>
+          <w:rFonts w:ascii="Calibri" w:eastAsia="Times New Roman" w:hAnsi="Calibri" w:cs="Calibri"/>
+          <w:b/>
+          <w:bCs/>
+          <w:color w:val="000000"/>
+          <w:sz w:val="22"/>
+          <w:szCs w:val="22"/>
+          <w:lang w:val="en"/>
+        </w:rPr>
+        <w:t>Obsidian export</w:t>
+      </w:r>
+      <w:r>
+        <w:rPr>
+          <w:rFonts w:ascii="Calibri" w:eastAsia="Times New Roman" w:hAnsi="Calibri" w:cs="Calibri"/>
+          <w:color w:val="1A1A1A"/>
+          <w:sz w:val="22"/>
+          <w:szCs w:val="22"/>
+          <w:lang w:val="en"/>
+        </w:rPr>
+        <w:t xml:space="preserve"> and graph export for external analysis.</w:t>
+      </w:r>
+    </w:p>
+    <w:p>
+      <w:pPr>
+        <w:pStyle w:val="Heading2"/>
+        <w:divId w:val="687217462"/>
+        <w:rPr>
+          <w:rFonts w:ascii="Calibri" w:eastAsia="Times New Roman" w:hAnsi="Calibri" w:cs="Calibri"/>
+          <w:color w:val="1A1A1A"/>
+          <w:lang w:val="en"/>
+        </w:rPr>
+      </w:pPr>
+      <w:r>
+        <w:rPr>
+          <w:rFonts w:ascii="Calibri" w:eastAsia="Times New Roman" w:hAnsi="Calibri" w:cs="Calibri"/>
+          <w:color w:val="1A1A1A"/>
+          <w:lang w:val="en"/>
+        </w:rPr>
+        <w:t>9. Editor and IDE integration</w:t>
+      </w:r>
+    </w:p>
+    <w:p>
+      <w:pPr>
+        <w:numPr>
+          <w:ilvl w:val="0"/>
+          <w:numId w:val="9"/>
+        </w:numPr>
+        <w:spacing w:before="53" w:after="53"/>
+        <w:divId w:val="687217462"/>
+        <w:rPr>
+          <w:rFonts w:ascii="Calibri" w:eastAsia="Times New Roman" w:hAnsi="Calibri" w:cs="Calibri"/>
+          <w:color w:val="1A1A1A"/>
+          <w:sz w:val="22"/>
+          <w:szCs w:val="22"/>
+          <w:lang w:val="en"/>
+        </w:rPr>
+      </w:pPr>
+      <w:r>
+        <w:rPr>
+          <w:rFonts w:ascii="Calibri" w:eastAsia="Times New Roman" w:hAnsi="Calibri" w:cs="Calibri"/>
+          <w:b/>
+          <w:bCs/>
+          <w:color w:val="000000"/>
+          <w:sz w:val="22"/>
+          <w:szCs w:val="22"/>
+          <w:lang w:val="en"/>
+        </w:rPr>
+        <w:t>Language server (LSP)</w:t>
+      </w:r>
+      <w:r>
+        <w:rPr>
+          <w:rFonts w:ascii="Calibri" w:eastAsia="Times New Roman" w:hAnsi="Calibri" w:cs="Calibri"/>
+          <w:color w:val="1A1A1A"/>
+          <w:sz w:val="22"/>
+          <w:szCs w:val="22"/>
+          <w:lang w:val="en"/>
+        </w:rPr>
         <w:t xml:space="preserve"> </w:t>
       </w:r>
       <w:r>
@@ -3907,669 +4552,631 @@
           <w:szCs w:val="22"/>
           <w:lang w:val="en"/>
         </w:rPr>
-        <w:t>-- what a routine raises, traced transitively through the calls it makes.</w:t>
-      </w:r>
-    </w:p>
-    <w:p>
-      <w:pPr>
-        <w:numPr>
-          <w:ilvl w:val="0"/>
-          <w:numId w:val="6"/>
-        </w:numPr>
-        <w:spacing w:before="53" w:after="53"/>
-        <w:divId w:val="783620648"/>
-        <w:rPr>
-          <w:rFonts w:ascii="Calibri" w:eastAsia="Times New Roman" w:hAnsi="Calibri" w:cs="Calibri"/>
-          <w:color w:val="1A1A1A"/>
-          <w:sz w:val="22"/>
-          <w:szCs w:val="22"/>
-          <w:lang w:val="en"/>
-        </w:rPr>
-      </w:pPr>
-      <w:r>
-        <w:rPr>
-          <w:rFonts w:ascii="Calibri" w:eastAsia="Times New Roman" w:hAnsi="Calibri" w:cs="Calibri"/>
-          <w:b/>
-          <w:bCs/>
-          <w:color w:val="000000"/>
-          <w:sz w:val="22"/>
-          <w:szCs w:val="22"/>
-          <w:lang w:val="en"/>
-        </w:rPr>
-        <w:t>Manual export</w:t>
-      </w:r>
-      <w:r>
-        <w:rPr>
-          <w:rFonts w:ascii="Calibri" w:eastAsia="Times New Roman" w:hAnsi="Calibri" w:cs="Calibri"/>
-          <w:color w:val="1A1A1A"/>
-          <w:sz w:val="22"/>
-          <w:szCs w:val="22"/>
-          <w:lang w:val="en"/>
-        </w:rPr>
-        <w:t xml:space="preserve"> -- the full documentation set as PDF and Word.</w:t>
+        <w:t>-- hover, go-to-definition, find-references, workspace symbols, completion and signature help, answered from the index across every project at once, with no compiler and no project open. Find-references and workspace symbols are not available from Delphi's own language server at all.</w:t>
+      </w:r>
+    </w:p>
+    <w:p>
+      <w:pPr>
+        <w:numPr>
+          <w:ilvl w:val="0"/>
+          <w:numId w:val="9"/>
+        </w:numPr>
+        <w:spacing w:before="53" w:after="53"/>
+        <w:divId w:val="687217462"/>
+        <w:rPr>
+          <w:rFonts w:ascii="Calibri" w:eastAsia="Times New Roman" w:hAnsi="Calibri" w:cs="Calibri"/>
+          <w:color w:val="1A1A1A"/>
+          <w:sz w:val="22"/>
+          <w:szCs w:val="22"/>
+          <w:lang w:val="en"/>
+        </w:rPr>
+      </w:pPr>
+      <w:r>
+        <w:rPr>
+          <w:rFonts w:ascii="Calibri" w:eastAsia="Times New Roman" w:hAnsi="Calibri" w:cs="Calibri"/>
+          <w:b/>
+          <w:bCs/>
+          <w:color w:val="000000"/>
+          <w:sz w:val="22"/>
+          <w:szCs w:val="22"/>
+          <w:lang w:val="en"/>
+        </w:rPr>
+        <w:t>Proxy mode</w:t>
+      </w:r>
+      <w:r>
+        <w:rPr>
+          <w:rFonts w:ascii="Calibri" w:eastAsia="Times New Roman" w:hAnsi="Calibri" w:cs="Calibri"/>
+          <w:color w:val="1A1A1A"/>
+          <w:sz w:val="22"/>
+          <w:szCs w:val="22"/>
+          <w:lang w:val="en"/>
+        </w:rPr>
+        <w:t xml:space="preserve"> -- runs alongside RAD Studio's own language server and relays between it and the IDE, so you keep the compiler front end (generics, </w:t>
+      </w:r>
+      <w:r>
+        <w:rPr>
+          <w:rStyle w:val="HTMLCode"/>
+          <w:color w:val="1A1A1A"/>
+          <w:lang w:val="en"/>
+        </w:rPr>
+        <w:t>with</w:t>
+      </w:r>
+      <w:r>
+        <w:rPr>
+          <w:rFonts w:ascii="Calibri" w:eastAsia="Times New Roman" w:hAnsi="Calibri" w:cs="Calibri"/>
+          <w:color w:val="1A1A1A"/>
+          <w:sz w:val="22"/>
+          <w:szCs w:val="22"/>
+          <w:lang w:val="en"/>
+        </w:rPr>
+        <w:t>, inline variables, unsaved buffers) instead of trading it away.</w:t>
+      </w:r>
+    </w:p>
+    <w:p>
+      <w:pPr>
+        <w:numPr>
+          <w:ilvl w:val="0"/>
+          <w:numId w:val="9"/>
+        </w:numPr>
+        <w:spacing w:before="53" w:after="53"/>
+        <w:divId w:val="687217462"/>
+        <w:rPr>
+          <w:rFonts w:ascii="Calibri" w:eastAsia="Times New Roman" w:hAnsi="Calibri" w:cs="Calibri"/>
+          <w:color w:val="1A1A1A"/>
+          <w:sz w:val="22"/>
+          <w:szCs w:val="22"/>
+          <w:lang w:val="en"/>
+        </w:rPr>
+      </w:pPr>
+      <w:r>
+        <w:rPr>
+          <w:rFonts w:ascii="Calibri" w:eastAsia="Times New Roman" w:hAnsi="Calibri" w:cs="Calibri"/>
+          <w:b/>
+          <w:bCs/>
+          <w:color w:val="000000"/>
+          <w:sz w:val="22"/>
+          <w:szCs w:val="22"/>
+          <w:lang w:val="en"/>
+        </w:rPr>
+        <w:t>RAD Studio 13 plugin</w:t>
+      </w:r>
+      <w:r>
+        <w:rPr>
+          <w:rFonts w:ascii="Calibri" w:eastAsia="Times New Roman" w:hAnsi="Calibri" w:cs="Calibri"/>
+          <w:color w:val="1A1A1A"/>
+          <w:sz w:val="22"/>
+          <w:szCs w:val="22"/>
+          <w:lang w:val="en"/>
+        </w:rPr>
+        <w:t xml:space="preserve"> -- 66 entry points across four surfaces: 50 main-menu items, 2 tool windows, 13 on the Structure view's right-click menu, and 1 on the Project Manager. Includes 12 </w:t>
+      </w:r>
+      <w:r>
+        <w:rPr>
+          <w:rStyle w:val="HTMLCode"/>
+          <w:color w:val="1A1A1A"/>
+          <w:lang w:val="en"/>
+        </w:rPr>
+        <w:t>Ctrl+Alt</w:t>
+      </w:r>
+      <w:r>
+        <w:rPr>
+          <w:rFonts w:ascii="Calibri" w:eastAsia="Times New Roman" w:hAnsi="Calibri" w:cs="Calibri"/>
+          <w:color w:val="1A1A1A"/>
+          <w:sz w:val="22"/>
+          <w:szCs w:val="22"/>
+          <w:lang w:val="en"/>
+        </w:rPr>
+        <w:t xml:space="preserve"> shortcuts.</w:t>
+      </w:r>
+    </w:p>
+    <w:p>
+      <w:pPr>
+        <w:numPr>
+          <w:ilvl w:val="0"/>
+          <w:numId w:val="9"/>
+        </w:numPr>
+        <w:spacing w:before="53" w:after="53"/>
+        <w:divId w:val="687217462"/>
+        <w:rPr>
+          <w:rFonts w:ascii="Calibri" w:eastAsia="Times New Roman" w:hAnsi="Calibri" w:cs="Calibri"/>
+          <w:color w:val="1A1A1A"/>
+          <w:sz w:val="22"/>
+          <w:szCs w:val="22"/>
+          <w:lang w:val="en"/>
+        </w:rPr>
+      </w:pPr>
+      <w:r>
+        <w:rPr>
+          <w:rFonts w:ascii="Calibri" w:eastAsia="Times New Roman" w:hAnsi="Calibri" w:cs="Calibri"/>
+          <w:b/>
+          <w:bCs/>
+          <w:color w:val="000000"/>
+          <w:sz w:val="22"/>
+          <w:szCs w:val="22"/>
+          <w:lang w:val="en"/>
+        </w:rPr>
+        <w:t>In-editor diagnostics</w:t>
+      </w:r>
+      <w:r>
+        <w:rPr>
+          <w:rFonts w:ascii="Calibri" w:eastAsia="Times New Roman" w:hAnsi="Calibri" w:cs="Calibri"/>
+          <w:color w:val="1A1A1A"/>
+          <w:sz w:val="22"/>
+          <w:szCs w:val="22"/>
+          <w:lang w:val="en"/>
+        </w:rPr>
+        <w:t xml:space="preserve"> -- gutter markers and wavy underlines, coloured from the IDE's own scheme, with hover tooltips.</w:t>
+      </w:r>
+    </w:p>
+    <w:p>
+      <w:pPr>
+        <w:numPr>
+          <w:ilvl w:val="0"/>
+          <w:numId w:val="9"/>
+        </w:numPr>
+        <w:spacing w:before="53" w:after="53"/>
+        <w:divId w:val="687217462"/>
+        <w:rPr>
+          <w:rFonts w:ascii="Calibri" w:eastAsia="Times New Roman" w:hAnsi="Calibri" w:cs="Calibri"/>
+          <w:color w:val="1A1A1A"/>
+          <w:sz w:val="22"/>
+          <w:szCs w:val="22"/>
+          <w:lang w:val="en"/>
+        </w:rPr>
+      </w:pPr>
+      <w:r>
+        <w:rPr>
+          <w:rFonts w:ascii="Calibri" w:eastAsia="Times New Roman" w:hAnsi="Calibri" w:cs="Calibri"/>
+          <w:b/>
+          <w:bCs/>
+          <w:color w:val="000000"/>
+          <w:sz w:val="22"/>
+          <w:szCs w:val="22"/>
+          <w:lang w:val="en"/>
+        </w:rPr>
+        <w:t>Dockable panels</w:t>
+      </w:r>
+      <w:r>
+        <w:rPr>
+          <w:rFonts w:ascii="Calibri" w:eastAsia="Times New Roman" w:hAnsi="Calibri" w:cs="Calibri"/>
+          <w:color w:val="1A1A1A"/>
+          <w:sz w:val="22"/>
+          <w:szCs w:val="22"/>
+          <w:lang w:val="en"/>
+        </w:rPr>
+        <w:t xml:space="preserve"> -- Structure, Usages and Call Graph, all click-to-navigate.</w:t>
+      </w:r>
+    </w:p>
+    <w:p>
+      <w:pPr>
+        <w:numPr>
+          <w:ilvl w:val="0"/>
+          <w:numId w:val="9"/>
+        </w:numPr>
+        <w:spacing w:before="53" w:after="53"/>
+        <w:divId w:val="687217462"/>
+        <w:rPr>
+          <w:rFonts w:ascii="Calibri" w:eastAsia="Times New Roman" w:hAnsi="Calibri" w:cs="Calibri"/>
+          <w:color w:val="1A1A1A"/>
+          <w:sz w:val="22"/>
+          <w:szCs w:val="22"/>
+          <w:lang w:val="en"/>
+        </w:rPr>
+      </w:pPr>
+      <w:r>
+        <w:rPr>
+          <w:rFonts w:ascii="Calibri" w:eastAsia="Times New Roman" w:hAnsi="Calibri" w:cs="Calibri"/>
+          <w:b/>
+          <w:bCs/>
+          <w:color w:val="000000"/>
+          <w:sz w:val="22"/>
+          <w:szCs w:val="22"/>
+          <w:lang w:val="en"/>
+        </w:rPr>
+        <w:t>VS Code extension</w:t>
+      </w:r>
+      <w:r>
+        <w:rPr>
+          <w:rFonts w:ascii="Calibri" w:eastAsia="Times New Roman" w:hAnsi="Calibri" w:cs="Calibri"/>
+          <w:color w:val="1A1A1A"/>
+          <w:sz w:val="22"/>
+          <w:szCs w:val="22"/>
+          <w:lang w:val="en"/>
+        </w:rPr>
+        <w:t xml:space="preserve"> -- findings in the Problems panel on save, a Pascal </w:t>
+      </w:r>
+      <w:r>
+        <w:rPr>
+          <w:rFonts w:ascii="Calibri" w:eastAsia="Times New Roman" w:hAnsi="Calibri" w:cs="Calibri"/>
+          <w:color w:val="1A1A1A"/>
+          <w:sz w:val="22"/>
+          <w:szCs w:val="22"/>
+          <w:lang w:val="en"/>
+        </w:rPr>
+        <w:t>TextMate grammar, and a colour theme generated from your own RAD Studio scheme so colours match the IDE literally rather than approximately. It runs a private copy of the engine, so an open window never blocks a rebuild.</w:t>
+      </w:r>
+    </w:p>
+    <w:p>
+      <w:pPr>
+        <w:numPr>
+          <w:ilvl w:val="0"/>
+          <w:numId w:val="9"/>
+        </w:numPr>
+        <w:spacing w:before="53" w:after="53"/>
+        <w:divId w:val="687217462"/>
+        <w:rPr>
+          <w:rFonts w:ascii="Calibri" w:eastAsia="Times New Roman" w:hAnsi="Calibri" w:cs="Calibri"/>
+          <w:color w:val="1A1A1A"/>
+          <w:sz w:val="22"/>
+          <w:szCs w:val="22"/>
+          <w:lang w:val="en"/>
+        </w:rPr>
+      </w:pPr>
+      <w:r>
+        <w:rPr>
+          <w:rFonts w:ascii="Calibri" w:eastAsia="Times New Roman" w:hAnsi="Calibri" w:cs="Calibri"/>
+          <w:b/>
+          <w:bCs/>
+          <w:color w:val="000000"/>
+          <w:sz w:val="22"/>
+          <w:szCs w:val="22"/>
+          <w:lang w:val="en"/>
+        </w:rPr>
+        <w:t>Zed</w:t>
+      </w:r>
+      <w:r>
+        <w:rPr>
+          <w:rFonts w:ascii="Calibri" w:eastAsia="Times New Roman" w:hAnsi="Calibri" w:cs="Calibri"/>
+          <w:color w:val="1A1A1A"/>
+          <w:sz w:val="22"/>
+          <w:szCs w:val="22"/>
+          <w:lang w:val="en"/>
+        </w:rPr>
+        <w:t xml:space="preserve"> -- tree-sitter highlighting today.</w:t>
+      </w:r>
+    </w:p>
+    <w:p>
+      <w:pPr>
+        <w:numPr>
+          <w:ilvl w:val="0"/>
+          <w:numId w:val="9"/>
+        </w:numPr>
+        <w:spacing w:before="53" w:after="53"/>
+        <w:divId w:val="687217462"/>
+        <w:rPr>
+          <w:rFonts w:ascii="Calibri" w:eastAsia="Times New Roman" w:hAnsi="Calibri" w:cs="Calibri"/>
+          <w:color w:val="1A1A1A"/>
+          <w:sz w:val="22"/>
+          <w:szCs w:val="22"/>
+          <w:lang w:val="en"/>
+        </w:rPr>
+      </w:pPr>
+      <w:r>
+        <w:rPr>
+          <w:rFonts w:ascii="Calibri" w:eastAsia="Times New Roman" w:hAnsi="Calibri" w:cs="Calibri"/>
+          <w:b/>
+          <w:bCs/>
+          <w:color w:val="000000"/>
+          <w:sz w:val="22"/>
+          <w:szCs w:val="22"/>
+          <w:lang w:val="en"/>
+        </w:rPr>
+        <w:t>Any LSP editor</w:t>
+      </w:r>
+      <w:r>
+        <w:rPr>
+          <w:rFonts w:ascii="Calibri" w:eastAsia="Times New Roman" w:hAnsi="Calibri" w:cs="Calibri"/>
+          <w:color w:val="1A1A1A"/>
+          <w:sz w:val="22"/>
+          <w:szCs w:val="22"/>
+          <w:lang w:val="en"/>
+        </w:rPr>
+        <w:t xml:space="preserve"> -- Neovim, Helix and others point at the same server.</w:t>
       </w:r>
     </w:p>
     <w:p>
       <w:pPr>
         <w:pStyle w:val="Heading2"/>
-        <w:divId w:val="783620648"/>
-        <w:rPr>
-          <w:rFonts w:ascii="Calibri" w:eastAsia="Times New Roman" w:hAnsi="Calibri" w:cs="Calibri"/>
-          <w:color w:val="1A1A1A"/>
-          <w:lang w:val="en"/>
-        </w:rPr>
-      </w:pPr>
-      <w:r>
-        <w:rPr>
-          <w:rFonts w:ascii="Calibri" w:eastAsia="Times New Roman" w:hAnsi="Calibri" w:cs="Calibri"/>
-          <w:color w:val="1A1A1A"/>
-          <w:lang w:val="en"/>
-        </w:rPr>
-        <w:t>7. Refactoring and code actions</w:t>
-      </w:r>
-    </w:p>
-    <w:p>
-      <w:pPr>
-        <w:numPr>
-          <w:ilvl w:val="0"/>
-          <w:numId w:val="7"/>
-        </w:numPr>
-        <w:spacing w:before="53" w:after="53"/>
-        <w:divId w:val="783620648"/>
-        <w:rPr>
-          <w:rFonts w:ascii="Calibri" w:eastAsia="Times New Roman" w:hAnsi="Calibri" w:cs="Calibri"/>
-          <w:color w:val="1A1A1A"/>
-          <w:sz w:val="22"/>
-          <w:szCs w:val="22"/>
-          <w:lang w:val="en"/>
-        </w:rPr>
-      </w:pPr>
-      <w:r>
-        <w:rPr>
-          <w:rFonts w:ascii="Calibri" w:eastAsia="Times New Roman" w:hAnsi="Calibri" w:cs="Calibri"/>
-          <w:b/>
-          <w:bCs/>
-          <w:color w:val="000000"/>
-          <w:sz w:val="22"/>
-          <w:szCs w:val="22"/>
-          <w:lang w:val="en"/>
-        </w:rPr>
-        <w:t>Cross-unit rename</w:t>
-      </w:r>
-      <w:r>
-        <w:rPr>
-          <w:rFonts w:ascii="Calibri" w:eastAsia="Times New Roman" w:hAnsi="Calibri" w:cs="Calibri"/>
-          <w:color w:val="1A1A1A"/>
-          <w:sz w:val="22"/>
-          <w:szCs w:val="22"/>
-          <w:lang w:val="en"/>
-        </w:rPr>
-        <w:t>, with preview before applying.</w:t>
-      </w:r>
-    </w:p>
-    <w:p>
-      <w:pPr>
-        <w:numPr>
-          <w:ilvl w:val="0"/>
-          <w:numId w:val="7"/>
-        </w:numPr>
-        <w:spacing w:before="53" w:after="53"/>
-        <w:divId w:val="783620648"/>
-        <w:rPr>
-          <w:rFonts w:ascii="Calibri" w:eastAsia="Times New Roman" w:hAnsi="Calibri" w:cs="Calibri"/>
-          <w:color w:val="1A1A1A"/>
-          <w:sz w:val="22"/>
-          <w:szCs w:val="22"/>
-          <w:lang w:val="en"/>
-        </w:rPr>
-      </w:pPr>
-      <w:r>
-        <w:rPr>
-          <w:rFonts w:ascii="Calibri" w:eastAsia="Times New Roman" w:hAnsi="Calibri" w:cs="Calibri"/>
-          <w:b/>
-          <w:bCs/>
-          <w:color w:val="000000"/>
-          <w:sz w:val="22"/>
-          <w:szCs w:val="22"/>
-          <w:lang w:val="en"/>
-        </w:rPr>
-        <w:t>Extract method</w:t>
-      </w:r>
-      <w:r>
-        <w:rPr>
-          <w:rFonts w:ascii="Calibri" w:eastAsia="Times New Roman" w:hAnsi="Calibri" w:cs="Calibri"/>
-          <w:color w:val="1A1A1A"/>
-          <w:sz w:val="22"/>
-          <w:szCs w:val="22"/>
-          <w:lang w:val="en"/>
-        </w:rPr>
-        <w:t>.</w:t>
-      </w:r>
-    </w:p>
-    <w:p>
-      <w:pPr>
-        <w:numPr>
-          <w:ilvl w:val="0"/>
-          <w:numId w:val="7"/>
-        </w:numPr>
-        <w:spacing w:before="53" w:after="53"/>
-        <w:divId w:val="783620648"/>
-        <w:rPr>
-          <w:rFonts w:ascii="Calibri" w:eastAsia="Times New Roman" w:hAnsi="Calibri" w:cs="Calibri"/>
-          <w:color w:val="1A1A1A"/>
-          <w:sz w:val="22"/>
-          <w:szCs w:val="22"/>
-          <w:lang w:val="en"/>
-        </w:rPr>
-      </w:pPr>
-      <w:r>
-        <w:rPr>
-          <w:rFonts w:ascii="Calibri" w:eastAsia="Times New Roman" w:hAnsi="Calibri" w:cs="Calibri"/>
-          <w:b/>
-          <w:bCs/>
-          <w:color w:val="000000"/>
-          <w:sz w:val="22"/>
-          <w:szCs w:val="22"/>
-          <w:lang w:val="en"/>
-        </w:rPr>
-        <w:t>Safe delete</w:t>
-      </w:r>
-      <w:r>
-        <w:rPr>
-          <w:rFonts w:ascii="Calibri" w:eastAsia="Times New Roman" w:hAnsi="Calibri" w:cs="Calibri"/>
-          <w:color w:val="1A1A1A"/>
-          <w:sz w:val="22"/>
-          <w:szCs w:val="22"/>
-          <w:lang w:val="en"/>
-        </w:rPr>
-        <w:t xml:space="preserve"> -- refuses when references remain.</w:t>
-      </w:r>
-    </w:p>
-    <w:p>
-      <w:pPr>
-        <w:numPr>
-          <w:ilvl w:val="0"/>
-          <w:numId w:val="7"/>
-        </w:numPr>
-        <w:spacing w:before="53" w:after="53"/>
-        <w:divId w:val="783620648"/>
-        <w:rPr>
-          <w:rFonts w:ascii="Calibri" w:eastAsia="Times New Roman" w:hAnsi="Calibri" w:cs="Calibri"/>
-          <w:color w:val="1A1A1A"/>
-          <w:sz w:val="22"/>
-          <w:szCs w:val="22"/>
-          <w:lang w:val="en"/>
-        </w:rPr>
-      </w:pPr>
-      <w:r>
-        <w:rPr>
-          <w:rFonts w:ascii="Calibri" w:eastAsia="Times New Roman" w:hAnsi="Calibri" w:cs="Calibri"/>
-          <w:b/>
-          <w:bCs/>
-          <w:color w:val="000000"/>
-          <w:sz w:val="22"/>
-          <w:szCs w:val="22"/>
-          <w:lang w:val="en"/>
-        </w:rPr>
-        <w:t>Uses-clause quick fixes</w:t>
-      </w:r>
-      <w:r>
-        <w:rPr>
-          <w:rFonts w:ascii="Calibri" w:eastAsia="Times New Roman" w:hAnsi="Calibri" w:cs="Calibri"/>
-          <w:color w:val="1A1A1A"/>
-          <w:sz w:val="22"/>
-          <w:szCs w:val="22"/>
-          <w:lang w:val="en"/>
-        </w:rPr>
-        <w:t xml:space="preserve"> -- add the missing unit, remove the unused one.</w:t>
-      </w:r>
-    </w:p>
-    <w:p>
-      <w:pPr>
-        <w:numPr>
-          <w:ilvl w:val="0"/>
-          <w:numId w:val="7"/>
-        </w:numPr>
-        <w:spacing w:before="53" w:after="53"/>
-        <w:divId w:val="783620648"/>
-        <w:rPr>
-          <w:rFonts w:ascii="Calibri" w:eastAsia="Times New Roman" w:hAnsi="Calibri" w:cs="Calibri"/>
-          <w:color w:val="1A1A1A"/>
-          <w:sz w:val="22"/>
-          <w:szCs w:val="22"/>
-          <w:lang w:val="en"/>
-        </w:rPr>
-      </w:pPr>
-      <w:r>
-        <w:rPr>
-          <w:rFonts w:ascii="Calibri" w:eastAsia="Times New Roman" w:hAnsi="Calibri" w:cs="Calibri"/>
-          <w:b/>
-          <w:bCs/>
-          <w:color w:val="000000"/>
-          <w:sz w:val="22"/>
-          <w:szCs w:val="22"/>
-          <w:lang w:val="en"/>
-        </w:rPr>
-        <w:t>Enum helper generation</w:t>
-      </w:r>
-      <w:r>
-        <w:rPr>
-          <w:rFonts w:ascii="Calibri" w:eastAsia="Times New Roman" w:hAnsi="Calibri" w:cs="Calibri"/>
-          <w:color w:val="1A1A1A"/>
-          <w:sz w:val="22"/>
-          <w:szCs w:val="22"/>
-          <w:lang w:val="en"/>
-        </w:rPr>
-        <w:t>.</w:t>
-      </w:r>
-    </w:p>
-    <w:p>
-      <w:pPr>
-        <w:numPr>
-          <w:ilvl w:val="0"/>
-          <w:numId w:val="7"/>
-        </w:numPr>
-        <w:spacing w:before="53" w:after="53"/>
-        <w:divId w:val="783620648"/>
-        <w:rPr>
-          <w:rFonts w:ascii="Calibri" w:eastAsia="Times New Roman" w:hAnsi="Calibri" w:cs="Calibri"/>
-          <w:color w:val="1A1A1A"/>
-          <w:sz w:val="22"/>
-          <w:szCs w:val="22"/>
-          <w:lang w:val="en"/>
-        </w:rPr>
-      </w:pPr>
-      <w:r>
-        <w:rPr>
-          <w:rFonts w:ascii="Calibri" w:eastAsia="Times New Roman" w:hAnsi="Calibri" w:cs="Calibri"/>
-          <w:b/>
-          <w:bCs/>
-          <w:color w:val="000000"/>
-          <w:sz w:val="22"/>
-          <w:szCs w:val="22"/>
-          <w:lang w:val="en"/>
-        </w:rPr>
-        <w:t>Exception-class synchronisation</w:t>
-      </w:r>
-      <w:r>
-        <w:rPr>
-          <w:rFonts w:ascii="Calibri" w:eastAsia="Times New Roman" w:hAnsi="Calibri" w:cs="Calibri"/>
-          <w:color w:val="1A1A1A"/>
-          <w:sz w:val="22"/>
-          <w:szCs w:val="22"/>
-          <w:lang w:val="en"/>
-        </w:rPr>
-        <w:t xml:space="preserve"> -- generates named exception classes from raise sites and rewrites those sites to use them.</w:t>
-      </w:r>
-    </w:p>
-    <w:p>
-      <w:pPr>
-        <w:numPr>
-          <w:ilvl w:val="0"/>
-          <w:numId w:val="7"/>
-        </w:numPr>
-        <w:spacing w:before="53" w:after="53"/>
-        <w:divId w:val="783620648"/>
-        <w:rPr>
-          <w:rFonts w:ascii="Calibri" w:eastAsia="Times New Roman" w:hAnsi="Calibri" w:cs="Calibri"/>
-          <w:color w:val="1A1A1A"/>
-          <w:sz w:val="22"/>
-          <w:szCs w:val="22"/>
-          <w:lang w:val="en"/>
-        </w:rPr>
-      </w:pPr>
-      <w:r>
-        <w:rPr>
-          <w:rFonts w:ascii="Calibri" w:eastAsia="Times New Roman" w:hAnsi="Calibri" w:cs="Calibri"/>
-          <w:b/>
-          <w:bCs/>
-          <w:color w:val="000000"/>
-          <w:sz w:val="22"/>
-          <w:szCs w:val="22"/>
-          <w:lang w:val="en"/>
-        </w:rPr>
-        <w:t>Local-variable cleanup</w:t>
-      </w:r>
-      <w:r>
-        <w:rPr>
-          <w:rFonts w:ascii="Calibri" w:eastAsia="Times New Roman" w:hAnsi="Calibri" w:cs="Calibri"/>
-          <w:color w:val="1A1A1A"/>
-          <w:sz w:val="22"/>
-          <w:szCs w:val="22"/>
-          <w:lang w:val="en"/>
-        </w:rPr>
-        <w:t xml:space="preserve"> and code formatting.</w:t>
-      </w:r>
-    </w:p>
-    <w:p>
-      <w:pPr>
-        <w:numPr>
-          <w:ilvl w:val="0"/>
-          <w:numId w:val="7"/>
-        </w:numPr>
-        <w:spacing w:before="53" w:after="53"/>
-        <w:divId w:val="783620648"/>
-        <w:rPr>
-          <w:rFonts w:ascii="Calibri" w:eastAsia="Times New Roman" w:hAnsi="Calibri" w:cs="Calibri"/>
-          <w:color w:val="1A1A1A"/>
-          <w:sz w:val="22"/>
-          <w:szCs w:val="22"/>
-          <w:lang w:val="en"/>
-        </w:rPr>
-      </w:pPr>
-      <w:r>
-        <w:rPr>
-          <w:rFonts w:ascii="Calibri" w:eastAsia="Times New Roman" w:hAnsi="Calibri" w:cs="Calibri"/>
-          <w:b/>
-          <w:bCs/>
-          <w:color w:val="000000"/>
-          <w:sz w:val="22"/>
-          <w:szCs w:val="22"/>
-          <w:lang w:val="en"/>
-        </w:rPr>
-        <w:t>Test-helper scaffolding</w:t>
-      </w:r>
-      <w:r>
-        <w:rPr>
-          <w:rFonts w:ascii="Calibri" w:eastAsia="Times New Roman" w:hAnsi="Calibri" w:cs="Calibri"/>
-          <w:color w:val="1A1A1A"/>
-          <w:sz w:val="22"/>
-          <w:szCs w:val="22"/>
-          <w:lang w:val="en"/>
-        </w:rPr>
-        <w:t xml:space="preserve"> generated from the real class surface.</w:t>
+        <w:divId w:val="687217462"/>
+        <w:rPr>
+          <w:rFonts w:ascii="Calibri" w:eastAsia="Times New Roman" w:hAnsi="Calibri" w:cs="Calibri"/>
+          <w:color w:val="1A1A1A"/>
+          <w:lang w:val="en"/>
+        </w:rPr>
+      </w:pPr>
+      <w:r>
+        <w:rPr>
+          <w:rFonts w:ascii="Calibri" w:eastAsia="Times New Roman" w:hAnsi="Calibri" w:cs="Calibri"/>
+          <w:color w:val="1A1A1A"/>
+          <w:lang w:val="en"/>
+        </w:rPr>
+        <w:t>10. Reporting, maintenance and integrity</w:t>
+      </w:r>
+    </w:p>
+    <w:p>
+      <w:pPr>
+        <w:numPr>
+          <w:ilvl w:val="0"/>
+          <w:numId w:val="10"/>
+        </w:numPr>
+        <w:spacing w:before="53" w:after="53"/>
+        <w:divId w:val="687217462"/>
+        <w:rPr>
+          <w:rFonts w:ascii="Calibri" w:eastAsia="Times New Roman" w:hAnsi="Calibri" w:cs="Calibri"/>
+          <w:color w:val="1A1A1A"/>
+          <w:sz w:val="22"/>
+          <w:szCs w:val="22"/>
+          <w:lang w:val="en"/>
+        </w:rPr>
+      </w:pPr>
+      <w:r>
+        <w:rPr>
+          <w:rFonts w:ascii="Calibri" w:eastAsia="Times New Roman" w:hAnsi="Calibri" w:cs="Calibri"/>
+          <w:b/>
+          <w:bCs/>
+          <w:color w:val="000000"/>
+          <w:sz w:val="22"/>
+          <w:szCs w:val="22"/>
+          <w:lang w:val="en"/>
+        </w:rPr>
+        <w:t>Reports</w:t>
+      </w:r>
+      <w:r>
+        <w:rPr>
+          <w:rFonts w:ascii="Calibri" w:eastAsia="Times New Roman" w:hAnsi="Calibri" w:cs="Calibri"/>
+          <w:color w:val="1A1A1A"/>
+          <w:sz w:val="22"/>
+          <w:szCs w:val="22"/>
+          <w:lang w:val="en"/>
+        </w:rPr>
+        <w:t xml:space="preserve"> -- dead code, TODOs, compiler hints, top symbols, forms inventory, dependency and cycle reports.</w:t>
+      </w:r>
+    </w:p>
+    <w:p>
+      <w:pPr>
+        <w:numPr>
+          <w:ilvl w:val="0"/>
+          <w:numId w:val="10"/>
+        </w:numPr>
+        <w:spacing w:before="53" w:after="53"/>
+        <w:divId w:val="687217462"/>
+        <w:rPr>
+          <w:rFonts w:ascii="Calibri" w:eastAsia="Times New Roman" w:hAnsi="Calibri" w:cs="Calibri"/>
+          <w:color w:val="1A1A1A"/>
+          <w:sz w:val="22"/>
+          <w:szCs w:val="22"/>
+          <w:lang w:val="en"/>
+        </w:rPr>
+      </w:pPr>
+      <w:r>
+        <w:rPr>
+          <w:rFonts w:ascii="Calibri" w:eastAsia="Times New Roman" w:hAnsi="Calibri" w:cs="Calibri"/>
+          <w:b/>
+          <w:bCs/>
+          <w:color w:val="000000"/>
+          <w:sz w:val="22"/>
+          <w:szCs w:val="22"/>
+          <w:lang w:val="en"/>
+        </w:rPr>
+        <w:t>Index freshness verification</w:t>
+      </w:r>
+      <w:r>
+        <w:rPr>
+          <w:rFonts w:ascii="Calibri" w:eastAsia="Times New Roman" w:hAnsi="Calibri" w:cs="Calibri"/>
+          <w:color w:val="1A1A1A"/>
+          <w:sz w:val="22"/>
+          <w:szCs w:val="22"/>
+          <w:lang w:val="en"/>
+        </w:rPr>
+        <w:t xml:space="preserve"> </w:t>
+      </w:r>
+      <w:r>
+        <w:rPr>
+          <w:rFonts w:ascii="Calibri" w:eastAsia="Times New Roman" w:hAnsi="Calibri" w:cs="Calibri"/>
+          <w:color w:val="1A1A1A"/>
+          <w:sz w:val="22"/>
+          <w:szCs w:val="22"/>
+          <w:lang w:val="en"/>
+        </w:rPr>
+        <w:t>-- proves every configured database is current rather than relying on a per-query guess.</w:t>
+      </w:r>
+    </w:p>
+    <w:p>
+      <w:pPr>
+        <w:numPr>
+          <w:ilvl w:val="0"/>
+          <w:numId w:val="10"/>
+        </w:numPr>
+        <w:spacing w:before="53" w:after="53"/>
+        <w:divId w:val="687217462"/>
+        <w:rPr>
+          <w:rFonts w:ascii="Calibri" w:eastAsia="Times New Roman" w:hAnsi="Calibri" w:cs="Calibri"/>
+          <w:color w:val="1A1A1A"/>
+          <w:sz w:val="22"/>
+          <w:szCs w:val="22"/>
+          <w:lang w:val="en"/>
+        </w:rPr>
+      </w:pPr>
+      <w:r>
+        <w:rPr>
+          <w:rFonts w:ascii="Calibri" w:eastAsia="Times New Roman" w:hAnsi="Calibri" w:cs="Calibri"/>
+          <w:b/>
+          <w:bCs/>
+          <w:color w:val="000000"/>
+          <w:sz w:val="22"/>
+          <w:szCs w:val="22"/>
+          <w:lang w:val="en"/>
+        </w:rPr>
+        <w:t>Database maintenance</w:t>
+      </w:r>
+      <w:r>
+        <w:rPr>
+          <w:rFonts w:ascii="Calibri" w:eastAsia="Times New Roman" w:hAnsi="Calibri" w:cs="Calibri"/>
+          <w:color w:val="1A1A1A"/>
+          <w:sz w:val="22"/>
+          <w:szCs w:val="22"/>
+          <w:lang w:val="en"/>
+        </w:rPr>
+        <w:t xml:space="preserve"> -- schema inspection, migration between layouts, and resolution of which database answers for a given project, file or platform.</w:t>
+      </w:r>
+    </w:p>
+    <w:p>
+      <w:pPr>
+        <w:numPr>
+          <w:ilvl w:val="0"/>
+          <w:numId w:val="10"/>
+        </w:numPr>
+        <w:spacing w:before="53" w:after="53"/>
+        <w:divId w:val="687217462"/>
+        <w:rPr>
+          <w:rFonts w:ascii="Calibri" w:eastAsia="Times New Roman" w:hAnsi="Calibri" w:cs="Calibri"/>
+          <w:color w:val="1A1A1A"/>
+          <w:sz w:val="22"/>
+          <w:szCs w:val="22"/>
+          <w:lang w:val="en"/>
+        </w:rPr>
+      </w:pPr>
+      <w:r>
+        <w:rPr>
+          <w:rFonts w:ascii="Calibri" w:eastAsia="Times New Roman" w:hAnsi="Calibri" w:cs="Calibri"/>
+          <w:b/>
+          <w:bCs/>
+          <w:color w:val="000000"/>
+          <w:sz w:val="22"/>
+          <w:szCs w:val="22"/>
+          <w:lang w:val="en"/>
+        </w:rPr>
+        <w:t>Library drift detection</w:t>
+      </w:r>
+      <w:r>
+        <w:rPr>
+          <w:rFonts w:ascii="Calibri" w:eastAsia="Times New Roman" w:hAnsi="Calibri" w:cs="Calibri"/>
+          <w:color w:val="1A1A1A"/>
+          <w:sz w:val="22"/>
+          <w:szCs w:val="22"/>
+          <w:lang w:val="en"/>
+        </w:rPr>
+        <w:t xml:space="preserve"> -- registry library roots whose source is on disk but not yet indexed.</w:t>
+      </w:r>
+    </w:p>
+    <w:p>
+      <w:pPr>
+        <w:numPr>
+          <w:ilvl w:val="0"/>
+          <w:numId w:val="10"/>
+        </w:numPr>
+        <w:spacing w:before="53" w:after="53"/>
+        <w:divId w:val="687217462"/>
+        <w:rPr>
+          <w:rFonts w:ascii="Calibri" w:eastAsia="Times New Roman" w:hAnsi="Calibri" w:cs="Calibri"/>
+          <w:color w:val="1A1A1A"/>
+          <w:sz w:val="22"/>
+          <w:szCs w:val="22"/>
+          <w:lang w:val="en"/>
+        </w:rPr>
+      </w:pPr>
+      <w:r>
+        <w:rPr>
+          <w:rFonts w:ascii="Calibri" w:eastAsia="Times New Roman" w:hAnsi="Calibri" w:cs="Calibri"/>
+          <w:b/>
+          <w:bCs/>
+          <w:color w:val="000000"/>
+          <w:sz w:val="22"/>
+          <w:szCs w:val="22"/>
+          <w:lang w:val="en"/>
+        </w:rPr>
+        <w:t>Crash recovery</w:t>
+      </w:r>
+      <w:r>
+        <w:rPr>
+          <w:rFonts w:ascii="Calibri" w:eastAsia="Times New Roman" w:hAnsi="Calibri" w:cs="Calibri"/>
+          <w:color w:val="1A1A1A"/>
+          <w:sz w:val="22"/>
+          <w:szCs w:val="22"/>
+          <w:lang w:val="en"/>
+        </w:rPr>
+        <w:t xml:space="preserve"> -- detects and restores files left modified by an interrupted operation.</w:t>
+      </w:r>
+    </w:p>
+    <w:p>
+      <w:pPr>
+        <w:numPr>
+          <w:ilvl w:val="0"/>
+          <w:numId w:val="10"/>
+        </w:numPr>
+        <w:spacing w:before="53" w:after="53"/>
+        <w:divId w:val="687217462"/>
+        <w:rPr>
+          <w:rFonts w:ascii="Calibri" w:eastAsia="Times New Roman" w:hAnsi="Calibri" w:cs="Calibri"/>
+          <w:color w:val="1A1A1A"/>
+          <w:sz w:val="22"/>
+          <w:szCs w:val="22"/>
+          <w:lang w:val="en"/>
+        </w:rPr>
+      </w:pPr>
+      <w:r>
+        <w:rPr>
+          <w:rFonts w:ascii="Calibri" w:eastAsia="Times New Roman" w:hAnsi="Calibri" w:cs="Calibri"/>
+          <w:b/>
+          <w:bCs/>
+          <w:color w:val="000000"/>
+          <w:sz w:val="22"/>
+          <w:szCs w:val="22"/>
+          <w:lang w:val="en"/>
+        </w:rPr>
+        <w:t>Findings history</w:t>
+      </w:r>
+      <w:r>
+        <w:rPr>
+          <w:rFonts w:ascii="Calibri" w:eastAsia="Times New Roman" w:hAnsi="Calibri" w:cs="Calibri"/>
+          <w:color w:val="1A1A1A"/>
+          <w:sz w:val="22"/>
+          <w:szCs w:val="22"/>
+          <w:lang w:val="en"/>
+        </w:rPr>
+        <w:t xml:space="preserve"> -- refresh and diff findings between runs.</w:t>
       </w:r>
     </w:p>
     <w:p>
       <w:pPr>
         <w:pStyle w:val="Heading2"/>
-        <w:divId w:val="783620648"/>
-        <w:rPr>
-          <w:rFonts w:ascii="Calibri" w:eastAsia="Times New Roman" w:hAnsi="Calibri" w:cs="Calibri"/>
-          <w:color w:val="1A1A1A"/>
-          <w:lang w:val="en"/>
-        </w:rPr>
-      </w:pPr>
-      <w:r>
-        <w:rPr>
-          <w:rFonts w:ascii="Calibri" w:eastAsia="Times New Roman" w:hAnsi="Calibri" w:cs="Calibri"/>
-          <w:color w:val="1A1A1A"/>
-          <w:lang w:val="en"/>
-        </w:rPr>
-        <w:t>8. AI and tooling integration</w:t>
-      </w:r>
-    </w:p>
-    <w:p>
-      <w:pPr>
-        <w:numPr>
-          <w:ilvl w:val="0"/>
-          <w:numId w:val="8"/>
-        </w:numPr>
-        <w:spacing w:before="53" w:after="53"/>
-        <w:divId w:val="783620648"/>
-        <w:rPr>
-          <w:rFonts w:ascii="Calibri" w:eastAsia="Times New Roman" w:hAnsi="Calibri" w:cs="Calibri"/>
-          <w:color w:val="1A1A1A"/>
-          <w:sz w:val="22"/>
-          <w:szCs w:val="22"/>
-          <w:lang w:val="en"/>
-        </w:rPr>
-      </w:pPr>
-      <w:r>
-        <w:rPr>
-          <w:rFonts w:ascii="Calibri" w:eastAsia="Times New Roman" w:hAnsi="Calibri" w:cs="Calibri"/>
-          <w:b/>
-          <w:bCs/>
-          <w:color w:val="000000"/>
-          <w:sz w:val="22"/>
-          <w:szCs w:val="22"/>
-          <w:lang w:val="en"/>
-        </w:rPr>
-        <w:t>Context bundles</w:t>
-      </w:r>
-      <w:r>
-        <w:rPr>
-          <w:rFonts w:ascii="Calibri" w:eastAsia="Times New Roman" w:hAnsi="Calibri" w:cs="Calibri"/>
-          <w:color w:val="1A1A1A"/>
-          <w:sz w:val="22"/>
-          <w:szCs w:val="22"/>
-          <w:lang w:val="en"/>
-        </w:rPr>
-        <w:t xml:space="preserve"> -- assembles exactly what an AI assistant needs to work on a symbol (documentation, class surface, the symbol's own body, and a capped set of callers) instead of whole source files. Measured roughly 60x leaner than reading the files: ~556 tokens versus ~33,762 on a real project.</w:t>
-      </w:r>
-    </w:p>
-    <w:p>
-      <w:pPr>
-        <w:numPr>
-          <w:ilvl w:val="0"/>
-          <w:numId w:val="8"/>
-        </w:numPr>
-        <w:spacing w:before="53" w:after="53"/>
-        <w:divId w:val="783620648"/>
-        <w:rPr>
-          <w:rFonts w:ascii="Calibri" w:eastAsia="Times New Roman" w:hAnsi="Calibri" w:cs="Calibri"/>
-          <w:color w:val="1A1A1A"/>
-          <w:sz w:val="22"/>
-          <w:szCs w:val="22"/>
-          <w:lang w:val="en"/>
-        </w:rPr>
-      </w:pPr>
-      <w:r>
-        <w:rPr>
-          <w:rFonts w:ascii="Calibri" w:eastAsia="Times New Roman" w:hAnsi="Calibri" w:cs="Calibri"/>
-          <w:b/>
-          <w:bCs/>
-          <w:color w:val="000000"/>
-          <w:sz w:val="22"/>
-          <w:szCs w:val="22"/>
-          <w:lang w:val="en"/>
-        </w:rPr>
-        <w:t>MCP server with 15 tools</w:t>
-      </w:r>
-      <w:r>
-        <w:rPr>
-          <w:rFonts w:ascii="Calibri" w:eastAsia="Times New Roman" w:hAnsi="Calibri" w:cs="Calibri"/>
-          <w:color w:val="1A1A1A"/>
-          <w:sz w:val="22"/>
-          <w:szCs w:val="22"/>
-          <w:lang w:val="en"/>
-        </w:rPr>
-        <w:t xml:space="preserve"> for Claude, Cursor and other MCP clients -- </w:t>
-      </w:r>
-      <w:r>
-        <w:rPr>
-          <w:rFonts w:ascii="Calibri" w:eastAsia="Times New Roman" w:hAnsi="Calibri" w:cs="Calibri"/>
-          <w:color w:val="1A1A1A"/>
-          <w:sz w:val="22"/>
-          <w:szCs w:val="22"/>
-          <w:lang w:val="en"/>
-        </w:rPr>
-        <w:t>symbol lookup, callers, linting, documentation, impact, DI wiring, class surface, code slice, context bundle, type-at-position, rename, AST checks and compile check.</w:t>
-      </w:r>
-    </w:p>
-    <w:p>
-      <w:pPr>
-        <w:numPr>
-          <w:ilvl w:val="0"/>
-          <w:numId w:val="8"/>
-        </w:numPr>
-        <w:spacing w:before="53" w:after="53"/>
-        <w:divId w:val="783620648"/>
-        <w:rPr>
-          <w:rFonts w:ascii="Calibri" w:eastAsia="Times New Roman" w:hAnsi="Calibri" w:cs="Calibri"/>
-          <w:color w:val="1A1A1A"/>
-          <w:sz w:val="22"/>
-          <w:szCs w:val="22"/>
-          <w:lang w:val="en"/>
-        </w:rPr>
-      </w:pPr>
-      <w:r>
-        <w:rPr>
-          <w:rFonts w:ascii="Calibri" w:eastAsia="Times New Roman" w:hAnsi="Calibri" w:cs="Calibri"/>
-          <w:b/>
-          <w:bCs/>
-          <w:color w:val="000000"/>
-          <w:sz w:val="22"/>
-          <w:szCs w:val="22"/>
-          <w:lang w:val="en"/>
-        </w:rPr>
-        <w:t>JSON everywhere</w:t>
-      </w:r>
-      <w:r>
-        <w:rPr>
-          <w:rFonts w:ascii="Calibri" w:eastAsia="Times New Roman" w:hAnsi="Calibri" w:cs="Calibri"/>
-          <w:color w:val="1A1A1A"/>
-          <w:sz w:val="22"/>
-          <w:szCs w:val="22"/>
-          <w:lang w:val="en"/>
-        </w:rPr>
-        <w:t xml:space="preserve"> -- every query verb emits structured output for scripting.</w:t>
-      </w:r>
-    </w:p>
-    <w:p>
-      <w:pPr>
-        <w:numPr>
-          <w:ilvl w:val="0"/>
-          <w:numId w:val="8"/>
-        </w:numPr>
-        <w:spacing w:before="53" w:after="53"/>
-        <w:divId w:val="783620648"/>
-        <w:rPr>
-          <w:rFonts w:ascii="Calibri" w:eastAsia="Times New Roman" w:hAnsi="Calibri" w:cs="Calibri"/>
-          <w:color w:val="1A1A1A"/>
-          <w:sz w:val="22"/>
-          <w:szCs w:val="22"/>
-          <w:lang w:val="en"/>
-        </w:rPr>
-      </w:pPr>
-      <w:r>
-        <w:rPr>
-          <w:rFonts w:ascii="Calibri" w:eastAsia="Times New Roman" w:hAnsi="Calibri" w:cs="Calibri"/>
-          <w:b/>
-          <w:bCs/>
-          <w:color w:val="000000"/>
-          <w:sz w:val="22"/>
-          <w:szCs w:val="22"/>
-          <w:lang w:val="en"/>
-        </w:rPr>
-        <w:t>Obsidian export</w:t>
-      </w:r>
-      <w:r>
-        <w:rPr>
-          <w:rFonts w:ascii="Calibri" w:eastAsia="Times New Roman" w:hAnsi="Calibri" w:cs="Calibri"/>
-          <w:color w:val="1A1A1A"/>
-          <w:sz w:val="22"/>
-          <w:szCs w:val="22"/>
-          <w:lang w:val="en"/>
-        </w:rPr>
-        <w:t xml:space="preserve"> and graph export for external analysis.</w:t>
-      </w:r>
-    </w:p>
-    <w:p>
-      <w:pPr>
-        <w:pStyle w:val="Heading2"/>
-        <w:divId w:val="783620648"/>
-        <w:rPr>
-          <w:rFonts w:ascii="Calibri" w:eastAsia="Times New Roman" w:hAnsi="Calibri" w:cs="Calibri"/>
-          <w:color w:val="1A1A1A"/>
-          <w:lang w:val="en"/>
-        </w:rPr>
-      </w:pPr>
-      <w:r>
-        <w:rPr>
-          <w:rFonts w:ascii="Calibri" w:eastAsia="Times New Roman" w:hAnsi="Calibri" w:cs="Calibri"/>
-          <w:color w:val="1A1A1A"/>
-          <w:lang w:val="en"/>
-        </w:rPr>
-        <w:t>9. Editor and IDE integration</w:t>
-      </w:r>
-    </w:p>
-    <w:p>
-      <w:pPr>
-        <w:numPr>
-          <w:ilvl w:val="0"/>
-          <w:numId w:val="9"/>
-        </w:numPr>
-        <w:spacing w:before="53" w:after="53"/>
-        <w:divId w:val="783620648"/>
-        <w:rPr>
-          <w:rFonts w:ascii="Calibri" w:eastAsia="Times New Roman" w:hAnsi="Calibri" w:cs="Calibri"/>
-          <w:color w:val="1A1A1A"/>
-          <w:sz w:val="22"/>
-          <w:szCs w:val="22"/>
-          <w:lang w:val="en"/>
-        </w:rPr>
-      </w:pPr>
-      <w:r>
-        <w:rPr>
-          <w:rFonts w:ascii="Calibri" w:eastAsia="Times New Roman" w:hAnsi="Calibri" w:cs="Calibri"/>
-          <w:b/>
-          <w:bCs/>
-          <w:color w:val="000000"/>
-          <w:sz w:val="22"/>
-          <w:szCs w:val="22"/>
-          <w:lang w:val="en"/>
-        </w:rPr>
-        <w:t>Language server (LSP)</w:t>
-      </w:r>
-      <w:r>
-        <w:rPr>
-          <w:rFonts w:ascii="Calibri" w:eastAsia="Times New Roman" w:hAnsi="Calibri" w:cs="Calibri"/>
-          <w:color w:val="1A1A1A"/>
-          <w:sz w:val="22"/>
-          <w:szCs w:val="22"/>
-          <w:lang w:val="en"/>
-        </w:rPr>
-        <w:t xml:space="preserve"> -- hover, go-to-definition, find-references, workspace symbols, completion and signature help, answered from the index </w:t>
-      </w:r>
-      <w:r>
-        <w:rPr>
-          <w:rFonts w:ascii="Calibri" w:eastAsia="Times New Roman" w:hAnsi="Calibri" w:cs="Calibri"/>
-          <w:color w:val="1A1A1A"/>
-          <w:sz w:val="22"/>
-          <w:szCs w:val="22"/>
-          <w:lang w:val="en"/>
-        </w:rPr>
-        <w:t>across every project at once, with no compiler and no project open. Find-references and workspace symbols are not available from Delphi's own language server at all.</w:t>
-      </w:r>
-    </w:p>
-    <w:p>
-      <w:pPr>
-        <w:numPr>
-          <w:ilvl w:val="0"/>
-          <w:numId w:val="9"/>
-        </w:numPr>
-        <w:spacing w:before="53" w:after="53"/>
-        <w:divId w:val="783620648"/>
-        <w:rPr>
-          <w:rFonts w:ascii="Calibri" w:eastAsia="Times New Roman" w:hAnsi="Calibri" w:cs="Calibri"/>
-          <w:color w:val="1A1A1A"/>
-          <w:sz w:val="22"/>
-          <w:szCs w:val="22"/>
-          <w:lang w:val="en"/>
-        </w:rPr>
-      </w:pPr>
-      <w:r>
-        <w:rPr>
-          <w:rFonts w:ascii="Calibri" w:eastAsia="Times New Roman" w:hAnsi="Calibri" w:cs="Calibri"/>
-          <w:b/>
-          <w:bCs/>
-          <w:color w:val="000000"/>
-          <w:sz w:val="22"/>
-          <w:szCs w:val="22"/>
-          <w:lang w:val="en"/>
-        </w:rPr>
-        <w:t>Proxy mode</w:t>
-      </w:r>
-      <w:r>
-        <w:rPr>
-          <w:rFonts w:ascii="Calibri" w:eastAsia="Times New Roman" w:hAnsi="Calibri" w:cs="Calibri"/>
-          <w:color w:val="1A1A1A"/>
-          <w:sz w:val="22"/>
-          <w:szCs w:val="22"/>
-          <w:lang w:val="en"/>
-        </w:rPr>
-        <w:t xml:space="preserve"> -- runs alongside RAD Studio's own language server and relays between it and the IDE, so you keep the compiler front end (generics, </w:t>
+        <w:divId w:val="687217462"/>
+        <w:rPr>
+          <w:rFonts w:ascii="Calibri" w:eastAsia="Times New Roman" w:hAnsi="Calibri" w:cs="Calibri"/>
+          <w:color w:val="1A1A1A"/>
+          <w:lang w:val="en"/>
+        </w:rPr>
+      </w:pPr>
+      <w:r>
+        <w:rPr>
+          <w:rFonts w:ascii="Calibri" w:eastAsia="Times New Roman" w:hAnsi="Calibri" w:cs="Calibri"/>
+          <w:color w:val="1A1A1A"/>
+          <w:lang w:val="en"/>
+        </w:rPr>
+        <w:t>11. Component Converter</w:t>
+      </w:r>
+    </w:p>
+    <w:p>
+      <w:pPr>
+        <w:pStyle w:val="NormalWeb"/>
+        <w:divId w:val="687217462"/>
+        <w:rPr>
+          <w:rFonts w:ascii="Calibri" w:hAnsi="Calibri" w:cs="Calibri"/>
+          <w:color w:val="1A1A1A"/>
+          <w:sz w:val="22"/>
+          <w:szCs w:val="22"/>
+          <w:lang w:val="en"/>
+        </w:rPr>
+      </w:pPr>
+      <w:r>
+        <w:rPr>
+          <w:rFonts w:ascii="Calibri" w:hAnsi="Calibri" w:cs="Calibri"/>
+          <w:color w:val="1A1A1A"/>
+          <w:sz w:val="22"/>
+          <w:szCs w:val="22"/>
+          <w:lang w:val="en"/>
+        </w:rPr>
+        <w:t xml:space="preserve">A rules-driven system for migrating legacy components (for example Orpheus </w:t>
       </w:r>
       <w:r>
         <w:rPr>
@@ -4577,66 +5184,344 @@
           <w:color w:val="1A1A1A"/>
           <w:lang w:val="en"/>
         </w:rPr>
-        <w:t>with</w:t>
-      </w:r>
-      <w:r>
-        <w:rPr>
-          <w:rFonts w:ascii="Calibri" w:eastAsia="Times New Roman" w:hAnsi="Calibri" w:cs="Calibri"/>
-          <w:color w:val="1A1A1A"/>
-          <w:sz w:val="22"/>
-          <w:szCs w:val="22"/>
-          <w:lang w:val="en"/>
-        </w:rPr>
-        <w:t>, inline variables, unsaved buffers) instead of trading it away.</w:t>
-      </w:r>
-    </w:p>
-    <w:p>
-      <w:pPr>
-        <w:numPr>
-          <w:ilvl w:val="0"/>
-          <w:numId w:val="9"/>
-        </w:numPr>
-        <w:spacing w:before="53" w:after="53"/>
-        <w:divId w:val="783620648"/>
-        <w:rPr>
-          <w:rFonts w:ascii="Calibri" w:eastAsia="Times New Roman" w:hAnsi="Calibri" w:cs="Calibri"/>
-          <w:color w:val="1A1A1A"/>
-          <w:sz w:val="22"/>
-          <w:szCs w:val="22"/>
-          <w:lang w:val="en"/>
-        </w:rPr>
-      </w:pPr>
-      <w:r>
-        <w:rPr>
-          <w:rFonts w:ascii="Calibri" w:eastAsia="Times New Roman" w:hAnsi="Calibri" w:cs="Calibri"/>
-          <w:b/>
-          <w:bCs/>
-          <w:color w:val="000000"/>
-          <w:sz w:val="22"/>
-          <w:szCs w:val="22"/>
-          <w:lang w:val="en"/>
-        </w:rPr>
-        <w:t>RAD Studio 13 plugin</w:t>
-      </w:r>
-      <w:r>
-        <w:rPr>
-          <w:rFonts w:ascii="Calibri" w:eastAsia="Times New Roman" w:hAnsi="Calibri" w:cs="Calibri"/>
-          <w:color w:val="1A1A1A"/>
-          <w:sz w:val="22"/>
-          <w:szCs w:val="22"/>
-          <w:lang w:val="en"/>
-        </w:rPr>
-        <w:t xml:space="preserve"> -- 66 entry points across four surfaces: 50 </w:t>
-      </w:r>
-      <w:r>
-        <w:rPr>
-          <w:rFonts w:ascii="Calibri" w:eastAsia="Times New Roman" w:hAnsi="Calibri" w:cs="Calibri"/>
-          <w:color w:val="1A1A1A"/>
-          <w:sz w:val="22"/>
-          <w:szCs w:val="22"/>
-          <w:lang w:val="en"/>
-        </w:rPr>
-        <w:t xml:space="preserve">main-menu items, 2 tool windows, 13 on the Structure view's right-click menu, and 1 on the Project Manager. Includes 12 </w:t>
+        <w:t>TOvc*</w:t>
+      </w:r>
+      <w:r>
+        <w:rPr>
+          <w:rFonts w:ascii="Calibri" w:hAnsi="Calibri" w:cs="Calibri"/>
+          <w:color w:val="1A1A1A"/>
+          <w:sz w:val="22"/>
+          <w:szCs w:val="22"/>
+          <w:lang w:val="en"/>
+        </w:rPr>
+        <w:t xml:space="preserve"> controls, or BDE data access) to modern replacements such as DevExpress or FireDAC -- across every surface a component touches, not just the declaration.</w:t>
+      </w:r>
+    </w:p>
+    <w:p>
+      <w:pPr>
+        <w:pStyle w:val="Heading3"/>
+        <w:divId w:val="687217462"/>
+        <w:rPr>
+          <w:rFonts w:ascii="Calibri" w:eastAsia="Times New Roman" w:hAnsi="Calibri" w:cs="Calibri"/>
+          <w:lang w:val="en"/>
+        </w:rPr>
+      </w:pPr>
+      <w:r>
+        <w:rPr>
+          <w:rFonts w:ascii="Calibri" w:eastAsia="Times New Roman" w:hAnsi="Calibri" w:cs="Calibri"/>
+          <w:lang w:val="en"/>
+        </w:rPr>
+        <w:t>Conversion rules language</w:t>
+      </w:r>
+    </w:p>
+    <w:p>
+      <w:pPr>
+        <w:numPr>
+          <w:ilvl w:val="0"/>
+          <w:numId w:val="11"/>
+        </w:numPr>
+        <w:spacing w:before="53" w:after="53"/>
+        <w:divId w:val="687217462"/>
+        <w:rPr>
+          <w:rFonts w:ascii="Calibri" w:eastAsia="Times New Roman" w:hAnsi="Calibri" w:cs="Calibri"/>
+          <w:color w:val="1A1A1A"/>
+          <w:sz w:val="22"/>
+          <w:szCs w:val="22"/>
+          <w:lang w:val="en"/>
+        </w:rPr>
+      </w:pPr>
+      <w:r>
+        <w:rPr>
+          <w:rFonts w:ascii="Calibri" w:eastAsia="Times New Roman" w:hAnsi="Calibri" w:cs="Calibri"/>
+          <w:b/>
+          <w:bCs/>
+          <w:color w:val="000000"/>
+          <w:sz w:val="22"/>
+          <w:szCs w:val="22"/>
+          <w:lang w:val="en"/>
+        </w:rPr>
+        <w:t>A documented DSL</w:t>
+      </w:r>
+      <w:r>
+        <w:rPr>
+          <w:rFonts w:ascii="Calibri" w:eastAsia="Times New Roman" w:hAnsi="Calibri" w:cs="Calibri"/>
+          <w:color w:val="1A1A1A"/>
+          <w:sz w:val="22"/>
+          <w:szCs w:val="22"/>
+          <w:lang w:val="en"/>
+        </w:rPr>
+        <w:t xml:space="preserve"> with 13 directive kinds, a superset of the reFind format -- covering type conversion, property and event linking, defaults, notes, unit add/remove/swap, regular-expression rules, and reusable named value mappings.</w:t>
+      </w:r>
+    </w:p>
+    <w:p>
+      <w:pPr>
+        <w:numPr>
+          <w:ilvl w:val="0"/>
+          <w:numId w:val="11"/>
+        </w:numPr>
+        <w:spacing w:before="53" w:after="53"/>
+        <w:divId w:val="687217462"/>
+        <w:rPr>
+          <w:rFonts w:ascii="Calibri" w:eastAsia="Times New Roman" w:hAnsi="Calibri" w:cs="Calibri"/>
+          <w:color w:val="1A1A1A"/>
+          <w:sz w:val="22"/>
+          <w:szCs w:val="22"/>
+          <w:lang w:val="en"/>
+        </w:rPr>
+      </w:pPr>
+      <w:r>
+        <w:rPr>
+          <w:rFonts w:ascii="Calibri" w:eastAsia="Times New Roman" w:hAnsi="Calibri" w:cs="Calibri"/>
+          <w:b/>
+          <w:bCs/>
+          <w:color w:val="000000"/>
+          <w:sz w:val="22"/>
+          <w:szCs w:val="22"/>
+          <w:lang w:val="en"/>
+        </w:rPr>
+        <w:t>Property and event linking</w:t>
+      </w:r>
+      <w:r>
+        <w:rPr>
+          <w:rFonts w:ascii="Calibri" w:eastAsia="Times New Roman" w:hAnsi="Calibri" w:cs="Calibri"/>
+          <w:color w:val="1A1A1A"/>
+          <w:sz w:val="22"/>
+          <w:szCs w:val="22"/>
+          <w:lang w:val="en"/>
+        </w:rPr>
+        <w:t xml:space="preserve"> between source and target components, including value casts where the two components express the same idea differently.</w:t>
+      </w:r>
+    </w:p>
+    <w:p>
+      <w:pPr>
+        <w:numPr>
+          <w:ilvl w:val="0"/>
+          <w:numId w:val="11"/>
+        </w:numPr>
+        <w:spacing w:before="53" w:after="53"/>
+        <w:divId w:val="687217462"/>
+        <w:rPr>
+          <w:rFonts w:ascii="Calibri" w:eastAsia="Times New Roman" w:hAnsi="Calibri" w:cs="Calibri"/>
+          <w:color w:val="1A1A1A"/>
+          <w:sz w:val="22"/>
+          <w:szCs w:val="22"/>
+          <w:lang w:val="en"/>
+        </w:rPr>
+      </w:pPr>
+      <w:r>
+        <w:rPr>
+          <w:rFonts w:ascii="Calibri" w:eastAsia="Times New Roman" w:hAnsi="Calibri" w:cs="Calibri"/>
+          <w:b/>
+          <w:bCs/>
+          <w:color w:val="000000"/>
+          <w:sz w:val="22"/>
+          <w:szCs w:val="22"/>
+          <w:lang w:val="en"/>
+        </w:rPr>
+        <w:t>Reusable value mappings</w:t>
+      </w:r>
+      <w:r>
+        <w:rPr>
+          <w:rFonts w:ascii="Calibri" w:eastAsia="Times New Roman" w:hAnsi="Calibri" w:cs="Calibri"/>
+          <w:color w:val="1A1A1A"/>
+          <w:sz w:val="22"/>
+          <w:szCs w:val="22"/>
+          <w:lang w:val="en"/>
+        </w:rPr>
+        <w:t xml:space="preserve"> with conditional branches, so an enum or a set of related properties translates once and is applied wherever needed.</w:t>
+      </w:r>
+    </w:p>
+    <w:p>
+      <w:pPr>
+        <w:numPr>
+          <w:ilvl w:val="0"/>
+          <w:numId w:val="11"/>
+        </w:numPr>
+        <w:spacing w:before="53" w:after="53"/>
+        <w:divId w:val="687217462"/>
+        <w:rPr>
+          <w:rFonts w:ascii="Calibri" w:eastAsia="Times New Roman" w:hAnsi="Calibri" w:cs="Calibri"/>
+          <w:color w:val="1A1A1A"/>
+          <w:sz w:val="22"/>
+          <w:szCs w:val="22"/>
+          <w:lang w:val="en"/>
+        </w:rPr>
+      </w:pPr>
+      <w:r>
+        <w:rPr>
+          <w:rFonts w:ascii="Calibri" w:eastAsia="Times New Roman" w:hAnsi="Calibri" w:cs="Calibri"/>
+          <w:b/>
+          <w:bCs/>
+          <w:color w:val="000000"/>
+          <w:sz w:val="22"/>
+          <w:szCs w:val="22"/>
+          <w:lang w:val="en"/>
+        </w:rPr>
+        <w:t>Tagging</w:t>
+      </w:r>
+      <w:r>
+        <w:rPr>
+          <w:rFonts w:ascii="Calibri" w:eastAsia="Times New Roman" w:hAnsi="Calibri" w:cs="Calibri"/>
+          <w:color w:val="1A1A1A"/>
+          <w:sz w:val="22"/>
+          <w:szCs w:val="22"/>
+          <w:lang w:val="en"/>
+        </w:rPr>
+        <w:t xml:space="preserve"> -- rules can be labelled so a single rule book serves several migration jobs and a job selects only the rules it needs.</w:t>
+      </w:r>
+    </w:p>
+    <w:p>
+      <w:pPr>
+        <w:numPr>
+          <w:ilvl w:val="0"/>
+          <w:numId w:val="11"/>
+        </w:numPr>
+        <w:spacing w:before="53" w:after="53"/>
+        <w:divId w:val="687217462"/>
+        <w:rPr>
+          <w:rFonts w:ascii="Calibri" w:eastAsia="Times New Roman" w:hAnsi="Calibri" w:cs="Calibri"/>
+          <w:color w:val="1A1A1A"/>
+          <w:sz w:val="22"/>
+          <w:szCs w:val="22"/>
+          <w:lang w:val="en"/>
+        </w:rPr>
+      </w:pPr>
+      <w:r>
+        <w:rPr>
+          <w:rFonts w:ascii="Calibri" w:eastAsia="Times New Roman" w:hAnsi="Calibri" w:cs="Calibri"/>
+          <w:b/>
+          <w:bCs/>
+          <w:color w:val="000000"/>
+          <w:sz w:val="22"/>
+          <w:szCs w:val="22"/>
+          <w:lang w:val="en"/>
+        </w:rPr>
+        <w:t>Validation against reality</w:t>
+      </w:r>
+      <w:r>
+        <w:rPr>
+          <w:rFonts w:ascii="Calibri" w:eastAsia="Times New Roman" w:hAnsi="Calibri" w:cs="Calibri"/>
+          <w:color w:val="1A1A1A"/>
+          <w:sz w:val="22"/>
+          <w:szCs w:val="22"/>
+          <w:lang w:val="en"/>
+        </w:rPr>
+        <w:t xml:space="preserve"> -- every referenced property path is checked </w:t>
+      </w:r>
+      <w:r>
+        <w:rPr>
+          <w:rFonts w:ascii="Calibri" w:eastAsia="Times New Roman" w:hAnsi="Calibri" w:cs="Calibri"/>
+          <w:color w:val="1A1A1A"/>
+          <w:sz w:val="22"/>
+          <w:szCs w:val="22"/>
+          <w:lang w:val="en"/>
+        </w:rPr>
+        <w:t>against the real property tree of the real class in the index, so a rule that names a property that does not exist fails before it is ever applied.</w:t>
+      </w:r>
+    </w:p>
+    <w:p>
+      <w:pPr>
+        <w:pStyle w:val="Heading3"/>
+        <w:divId w:val="687217462"/>
+        <w:rPr>
+          <w:rFonts w:ascii="Calibri" w:eastAsia="Times New Roman" w:hAnsi="Calibri" w:cs="Calibri"/>
+          <w:lang w:val="en"/>
+        </w:rPr>
+      </w:pPr>
+      <w:r>
+        <w:rPr>
+          <w:rFonts w:ascii="Calibri" w:eastAsia="Times New Roman" w:hAnsi="Calibri" w:cs="Calibri"/>
+          <w:lang w:val="en"/>
+        </w:rPr>
+        <w:t>Conversion engine</w:t>
+      </w:r>
+    </w:p>
+    <w:p>
+      <w:pPr>
+        <w:numPr>
+          <w:ilvl w:val="0"/>
+          <w:numId w:val="12"/>
+        </w:numPr>
+        <w:spacing w:before="53" w:after="53"/>
+        <w:divId w:val="687217462"/>
+        <w:rPr>
+          <w:rFonts w:ascii="Calibri" w:eastAsia="Times New Roman" w:hAnsi="Calibri" w:cs="Calibri"/>
+          <w:color w:val="1A1A1A"/>
+          <w:sz w:val="22"/>
+          <w:szCs w:val="22"/>
+          <w:lang w:val="en"/>
+        </w:rPr>
+      </w:pPr>
+      <w:r>
+        <w:rPr>
+          <w:rFonts w:ascii="Calibri" w:eastAsia="Times New Roman" w:hAnsi="Calibri" w:cs="Calibri"/>
+          <w:b/>
+          <w:bCs/>
+          <w:color w:val="000000"/>
+          <w:sz w:val="22"/>
+          <w:szCs w:val="22"/>
+          <w:lang w:val="en"/>
+        </w:rPr>
+        <w:t>Rule scaffolding</w:t>
+      </w:r>
+      <w:r>
+        <w:rPr>
+          <w:rFonts w:ascii="Calibri" w:eastAsia="Times New Roman" w:hAnsi="Calibri" w:cs="Calibri"/>
+          <w:color w:val="1A1A1A"/>
+          <w:sz w:val="22"/>
+          <w:szCs w:val="22"/>
+          <w:lang w:val="en"/>
+        </w:rPr>
+        <w:t xml:space="preserve"> -- generates a valid, ready-to-edit rule file automatically from the actual property trees of the source and target classes: concrete links where exactly one target matches by name and type, explicit markers where a choice is ambiguous, and notes for source properties with no target at all.</w:t>
+      </w:r>
+    </w:p>
+    <w:p>
+      <w:pPr>
+        <w:numPr>
+          <w:ilvl w:val="0"/>
+          <w:numId w:val="12"/>
+        </w:numPr>
+        <w:spacing w:before="53" w:after="53"/>
+        <w:divId w:val="687217462"/>
+        <w:rPr>
+          <w:rFonts w:ascii="Calibri" w:eastAsia="Times New Roman" w:hAnsi="Calibri" w:cs="Calibri"/>
+          <w:color w:val="1A1A1A"/>
+          <w:sz w:val="22"/>
+          <w:szCs w:val="22"/>
+          <w:lang w:val="en"/>
+        </w:rPr>
+      </w:pPr>
+      <w:r>
+        <w:rPr>
+          <w:rFonts w:ascii="Calibri" w:eastAsia="Times New Roman" w:hAnsi="Calibri" w:cs="Calibri"/>
+          <w:b/>
+          <w:bCs/>
+          <w:color w:val="000000"/>
+          <w:sz w:val="22"/>
+          <w:szCs w:val="22"/>
+          <w:lang w:val="en"/>
+        </w:rPr>
+        <w:t>Five-surface rewrite</w:t>
+      </w:r>
+      <w:r>
+        <w:rPr>
+          <w:rFonts w:ascii="Calibri" w:eastAsia="Times New Roman" w:hAnsi="Calibri" w:cs="Calibri"/>
+          <w:color w:val="1A1A1A"/>
+          <w:sz w:val="22"/>
+          <w:szCs w:val="22"/>
+          <w:lang w:val="en"/>
+        </w:rPr>
+        <w:t xml:space="preserve"> </w:t>
+      </w:r>
+      <w:r>
+        <w:rPr>
+          <w:rFonts w:ascii="Calibri" w:eastAsia="Times New Roman" w:hAnsi="Calibri" w:cs="Calibri"/>
+          <w:color w:val="1A1A1A"/>
+          <w:sz w:val="22"/>
+          <w:szCs w:val="22"/>
+          <w:lang w:val="en"/>
+        </w:rPr>
+        <w:t xml:space="preserve">-- applying a conversion rewrites the declaration type, the </w:t>
       </w:r>
       <w:r>
         <w:rPr>
@@ -4644,527 +5529,17 @@
           <w:color w:val="1A1A1A"/>
           <w:lang w:val="en"/>
         </w:rPr>
-        <w:t>Ctrl+Alt</w:t>
-      </w:r>
-      <w:r>
-        <w:rPr>
-          <w:rFonts w:ascii="Calibri" w:eastAsia="Times New Roman" w:hAnsi="Calibri" w:cs="Calibri"/>
-          <w:color w:val="1A1A1A"/>
-          <w:sz w:val="22"/>
-          <w:szCs w:val="22"/>
-          <w:lang w:val="en"/>
-        </w:rPr>
-        <w:t xml:space="preserve"> shortcuts.</w:t>
-      </w:r>
-    </w:p>
-    <w:p>
-      <w:pPr>
-        <w:numPr>
-          <w:ilvl w:val="0"/>
-          <w:numId w:val="9"/>
-        </w:numPr>
-        <w:spacing w:before="53" w:after="53"/>
-        <w:divId w:val="783620648"/>
-        <w:rPr>
-          <w:rFonts w:ascii="Calibri" w:eastAsia="Times New Roman" w:hAnsi="Calibri" w:cs="Calibri"/>
-          <w:color w:val="1A1A1A"/>
-          <w:sz w:val="22"/>
-          <w:szCs w:val="22"/>
-          <w:lang w:val="en"/>
-        </w:rPr>
-      </w:pPr>
-      <w:r>
-        <w:rPr>
-          <w:rFonts w:ascii="Calibri" w:eastAsia="Times New Roman" w:hAnsi="Calibri" w:cs="Calibri"/>
-          <w:b/>
-          <w:bCs/>
-          <w:color w:val="000000"/>
-          <w:sz w:val="22"/>
-          <w:szCs w:val="22"/>
-          <w:lang w:val="en"/>
-        </w:rPr>
-        <w:t>In-editor diagnostics</w:t>
-      </w:r>
-      <w:r>
-        <w:rPr>
-          <w:rFonts w:ascii="Calibri" w:eastAsia="Times New Roman" w:hAnsi="Calibri" w:cs="Calibri"/>
-          <w:color w:val="1A1A1A"/>
-          <w:sz w:val="22"/>
-          <w:szCs w:val="22"/>
-          <w:lang w:val="en"/>
-        </w:rPr>
-        <w:t xml:space="preserve"> -- gutter markers and wavy underlines, coloured from the IDE's own scheme, with hover tooltips.</w:t>
-      </w:r>
-    </w:p>
-    <w:p>
-      <w:pPr>
-        <w:numPr>
-          <w:ilvl w:val="0"/>
-          <w:numId w:val="9"/>
-        </w:numPr>
-        <w:spacing w:before="53" w:after="53"/>
-        <w:divId w:val="783620648"/>
-        <w:rPr>
-          <w:rFonts w:ascii="Calibri" w:eastAsia="Times New Roman" w:hAnsi="Calibri" w:cs="Calibri"/>
-          <w:color w:val="1A1A1A"/>
-          <w:sz w:val="22"/>
-          <w:szCs w:val="22"/>
-          <w:lang w:val="en"/>
-        </w:rPr>
-      </w:pPr>
-      <w:r>
-        <w:rPr>
-          <w:rFonts w:ascii="Calibri" w:eastAsia="Times New Roman" w:hAnsi="Calibri" w:cs="Calibri"/>
-          <w:b/>
-          <w:bCs/>
-          <w:color w:val="000000"/>
-          <w:sz w:val="22"/>
-          <w:szCs w:val="22"/>
-          <w:lang w:val="en"/>
-        </w:rPr>
-        <w:t>Dockable panels</w:t>
-      </w:r>
-      <w:r>
-        <w:rPr>
-          <w:rFonts w:ascii="Calibri" w:eastAsia="Times New Roman" w:hAnsi="Calibri" w:cs="Calibri"/>
-          <w:color w:val="1A1A1A"/>
-          <w:sz w:val="22"/>
-          <w:szCs w:val="22"/>
-          <w:lang w:val="en"/>
-        </w:rPr>
-        <w:t xml:space="preserve"> -- Structure, Usages and Call Graph, all click-to-navigate.</w:t>
-      </w:r>
-    </w:p>
-    <w:p>
-      <w:pPr>
-        <w:numPr>
-          <w:ilvl w:val="0"/>
-          <w:numId w:val="9"/>
-        </w:numPr>
-        <w:spacing w:before="53" w:after="53"/>
-        <w:divId w:val="783620648"/>
-        <w:rPr>
-          <w:rFonts w:ascii="Calibri" w:eastAsia="Times New Roman" w:hAnsi="Calibri" w:cs="Calibri"/>
-          <w:color w:val="1A1A1A"/>
-          <w:sz w:val="22"/>
-          <w:szCs w:val="22"/>
-          <w:lang w:val="en"/>
-        </w:rPr>
-      </w:pPr>
-      <w:r>
-        <w:rPr>
-          <w:rFonts w:ascii="Calibri" w:eastAsia="Times New Roman" w:hAnsi="Calibri" w:cs="Calibri"/>
-          <w:b/>
-          <w:bCs/>
-          <w:color w:val="000000"/>
-          <w:sz w:val="22"/>
-          <w:szCs w:val="22"/>
-          <w:lang w:val="en"/>
-        </w:rPr>
-        <w:t>VS Code extension</w:t>
-      </w:r>
-      <w:r>
-        <w:rPr>
-          <w:rFonts w:ascii="Calibri" w:eastAsia="Times New Roman" w:hAnsi="Calibri" w:cs="Calibri"/>
-          <w:color w:val="1A1A1A"/>
-          <w:sz w:val="22"/>
-          <w:szCs w:val="22"/>
-          <w:lang w:val="en"/>
-        </w:rPr>
-        <w:t xml:space="preserve"> -- findings in the Problems panel on save, a Pascal TextMate grammar, and a colour theme generated from your own RAD Studio </w:t>
-      </w:r>
-      <w:r>
-        <w:rPr>
-          <w:rFonts w:ascii="Calibri" w:eastAsia="Times New Roman" w:hAnsi="Calibri" w:cs="Calibri"/>
-          <w:color w:val="1A1A1A"/>
-          <w:sz w:val="22"/>
-          <w:szCs w:val="22"/>
-          <w:lang w:val="en"/>
-        </w:rPr>
-        <w:t>scheme so colours match the IDE literally rather than approximately. It runs a private copy of the engine, so an open window never blocks a rebuild.</w:t>
-      </w:r>
-    </w:p>
-    <w:p>
-      <w:pPr>
-        <w:numPr>
-          <w:ilvl w:val="0"/>
-          <w:numId w:val="9"/>
-        </w:numPr>
-        <w:spacing w:before="53" w:after="53"/>
-        <w:divId w:val="783620648"/>
-        <w:rPr>
-          <w:rFonts w:ascii="Calibri" w:eastAsia="Times New Roman" w:hAnsi="Calibri" w:cs="Calibri"/>
-          <w:color w:val="1A1A1A"/>
-          <w:sz w:val="22"/>
-          <w:szCs w:val="22"/>
-          <w:lang w:val="en"/>
-        </w:rPr>
-      </w:pPr>
-      <w:r>
-        <w:rPr>
-          <w:rFonts w:ascii="Calibri" w:eastAsia="Times New Roman" w:hAnsi="Calibri" w:cs="Calibri"/>
-          <w:b/>
-          <w:bCs/>
-          <w:color w:val="000000"/>
-          <w:sz w:val="22"/>
-          <w:szCs w:val="22"/>
-          <w:lang w:val="en"/>
-        </w:rPr>
-        <w:t>Zed</w:t>
-      </w:r>
-      <w:r>
-        <w:rPr>
-          <w:rFonts w:ascii="Calibri" w:eastAsia="Times New Roman" w:hAnsi="Calibri" w:cs="Calibri"/>
-          <w:color w:val="1A1A1A"/>
-          <w:sz w:val="22"/>
-          <w:szCs w:val="22"/>
-          <w:lang w:val="en"/>
-        </w:rPr>
-        <w:t xml:space="preserve"> -- tree-sitter highlighting today.</w:t>
-      </w:r>
-    </w:p>
-    <w:p>
-      <w:pPr>
-        <w:numPr>
-          <w:ilvl w:val="0"/>
-          <w:numId w:val="9"/>
-        </w:numPr>
-        <w:spacing w:before="53" w:after="53"/>
-        <w:divId w:val="783620648"/>
-        <w:rPr>
-          <w:rFonts w:ascii="Calibri" w:eastAsia="Times New Roman" w:hAnsi="Calibri" w:cs="Calibri"/>
-          <w:color w:val="1A1A1A"/>
-          <w:sz w:val="22"/>
-          <w:szCs w:val="22"/>
-          <w:lang w:val="en"/>
-        </w:rPr>
-      </w:pPr>
-      <w:r>
-        <w:rPr>
-          <w:rFonts w:ascii="Calibri" w:eastAsia="Times New Roman" w:hAnsi="Calibri" w:cs="Calibri"/>
-          <w:b/>
-          <w:bCs/>
-          <w:color w:val="000000"/>
-          <w:sz w:val="22"/>
-          <w:szCs w:val="22"/>
-          <w:lang w:val="en"/>
-        </w:rPr>
-        <w:t>Any LSP editor</w:t>
-      </w:r>
-      <w:r>
-        <w:rPr>
-          <w:rFonts w:ascii="Calibri" w:eastAsia="Times New Roman" w:hAnsi="Calibri" w:cs="Calibri"/>
-          <w:color w:val="1A1A1A"/>
-          <w:sz w:val="22"/>
-          <w:szCs w:val="22"/>
-          <w:lang w:val="en"/>
-        </w:rPr>
-        <w:t xml:space="preserve"> -- Neovim, Helix and others point at the same server.</w:t>
-      </w:r>
-    </w:p>
-    <w:p>
-      <w:pPr>
-        <w:pStyle w:val="Heading2"/>
-        <w:divId w:val="783620648"/>
-        <w:rPr>
-          <w:rFonts w:ascii="Calibri" w:eastAsia="Times New Roman" w:hAnsi="Calibri" w:cs="Calibri"/>
-          <w:color w:val="1A1A1A"/>
-          <w:lang w:val="en"/>
-        </w:rPr>
-      </w:pPr>
-      <w:r>
-        <w:rPr>
-          <w:rFonts w:ascii="Calibri" w:eastAsia="Times New Roman" w:hAnsi="Calibri" w:cs="Calibri"/>
-          <w:color w:val="1A1A1A"/>
-          <w:lang w:val="en"/>
-        </w:rPr>
-        <w:t>10. Reporting, maintenance and integrity</w:t>
-      </w:r>
-    </w:p>
-    <w:p>
-      <w:pPr>
-        <w:numPr>
-          <w:ilvl w:val="0"/>
-          <w:numId w:val="10"/>
-        </w:numPr>
-        <w:spacing w:before="53" w:after="53"/>
-        <w:divId w:val="783620648"/>
-        <w:rPr>
-          <w:rFonts w:ascii="Calibri" w:eastAsia="Times New Roman" w:hAnsi="Calibri" w:cs="Calibri"/>
-          <w:color w:val="1A1A1A"/>
-          <w:sz w:val="22"/>
-          <w:szCs w:val="22"/>
-          <w:lang w:val="en"/>
-        </w:rPr>
-      </w:pPr>
-      <w:r>
-        <w:rPr>
-          <w:rFonts w:ascii="Calibri" w:eastAsia="Times New Roman" w:hAnsi="Calibri" w:cs="Calibri"/>
-          <w:b/>
-          <w:bCs/>
-          <w:color w:val="000000"/>
-          <w:sz w:val="22"/>
-          <w:szCs w:val="22"/>
-          <w:lang w:val="en"/>
-        </w:rPr>
-        <w:t>Reports</w:t>
-      </w:r>
-      <w:r>
-        <w:rPr>
-          <w:rFonts w:ascii="Calibri" w:eastAsia="Times New Roman" w:hAnsi="Calibri" w:cs="Calibri"/>
-          <w:color w:val="1A1A1A"/>
-          <w:sz w:val="22"/>
-          <w:szCs w:val="22"/>
-          <w:lang w:val="en"/>
-        </w:rPr>
-        <w:t xml:space="preserve"> -- dead code, TODOs, compiler hints, top symbols, forms inventory, dependency and cycle reports.</w:t>
-      </w:r>
-    </w:p>
-    <w:p>
-      <w:pPr>
-        <w:numPr>
-          <w:ilvl w:val="0"/>
-          <w:numId w:val="10"/>
-        </w:numPr>
-        <w:spacing w:before="53" w:after="53"/>
-        <w:divId w:val="783620648"/>
-        <w:rPr>
-          <w:rFonts w:ascii="Calibri" w:eastAsia="Times New Roman" w:hAnsi="Calibri" w:cs="Calibri"/>
-          <w:color w:val="1A1A1A"/>
-          <w:sz w:val="22"/>
-          <w:szCs w:val="22"/>
-          <w:lang w:val="en"/>
-        </w:rPr>
-      </w:pPr>
-      <w:r>
-        <w:rPr>
-          <w:rFonts w:ascii="Calibri" w:eastAsia="Times New Roman" w:hAnsi="Calibri" w:cs="Calibri"/>
-          <w:b/>
-          <w:bCs/>
-          <w:color w:val="000000"/>
-          <w:sz w:val="22"/>
-          <w:szCs w:val="22"/>
-          <w:lang w:val="en"/>
-        </w:rPr>
-        <w:t>Index freshness verification</w:t>
-      </w:r>
-      <w:r>
-        <w:rPr>
-          <w:rFonts w:ascii="Calibri" w:eastAsia="Times New Roman" w:hAnsi="Calibri" w:cs="Calibri"/>
-          <w:color w:val="1A1A1A"/>
-          <w:sz w:val="22"/>
-          <w:szCs w:val="22"/>
-          <w:lang w:val="en"/>
-        </w:rPr>
-        <w:t xml:space="preserve"> -- proves every configured database is </w:t>
-      </w:r>
-      <w:r>
-        <w:rPr>
-          <w:rFonts w:ascii="Calibri" w:eastAsia="Times New Roman" w:hAnsi="Calibri" w:cs="Calibri"/>
-          <w:color w:val="1A1A1A"/>
-          <w:sz w:val="22"/>
-          <w:szCs w:val="22"/>
-          <w:lang w:val="en"/>
-        </w:rPr>
-        <w:t>current rather than relying on a per-query guess.</w:t>
-      </w:r>
-    </w:p>
-    <w:p>
-      <w:pPr>
-        <w:numPr>
-          <w:ilvl w:val="0"/>
-          <w:numId w:val="10"/>
-        </w:numPr>
-        <w:spacing w:before="53" w:after="53"/>
-        <w:divId w:val="783620648"/>
-        <w:rPr>
-          <w:rFonts w:ascii="Calibri" w:eastAsia="Times New Roman" w:hAnsi="Calibri" w:cs="Calibri"/>
-          <w:color w:val="1A1A1A"/>
-          <w:sz w:val="22"/>
-          <w:szCs w:val="22"/>
-          <w:lang w:val="en"/>
-        </w:rPr>
-      </w:pPr>
-      <w:r>
-        <w:rPr>
-          <w:rFonts w:ascii="Calibri" w:eastAsia="Times New Roman" w:hAnsi="Calibri" w:cs="Calibri"/>
-          <w:b/>
-          <w:bCs/>
-          <w:color w:val="000000"/>
-          <w:sz w:val="22"/>
-          <w:szCs w:val="22"/>
-          <w:lang w:val="en"/>
-        </w:rPr>
-        <w:t>Database maintenance</w:t>
-      </w:r>
-      <w:r>
-        <w:rPr>
-          <w:rFonts w:ascii="Calibri" w:eastAsia="Times New Roman" w:hAnsi="Calibri" w:cs="Calibri"/>
-          <w:color w:val="1A1A1A"/>
-          <w:sz w:val="22"/>
-          <w:szCs w:val="22"/>
-          <w:lang w:val="en"/>
-        </w:rPr>
-        <w:t xml:space="preserve"> -- schema inspection, migration between layouts, and resolution of which database answers for a given project, file or platform.</w:t>
-      </w:r>
-    </w:p>
-    <w:p>
-      <w:pPr>
-        <w:numPr>
-          <w:ilvl w:val="0"/>
-          <w:numId w:val="10"/>
-        </w:numPr>
-        <w:spacing w:before="53" w:after="53"/>
-        <w:divId w:val="783620648"/>
-        <w:rPr>
-          <w:rFonts w:ascii="Calibri" w:eastAsia="Times New Roman" w:hAnsi="Calibri" w:cs="Calibri"/>
-          <w:color w:val="1A1A1A"/>
-          <w:sz w:val="22"/>
-          <w:szCs w:val="22"/>
-          <w:lang w:val="en"/>
-        </w:rPr>
-      </w:pPr>
-      <w:r>
-        <w:rPr>
-          <w:rFonts w:ascii="Calibri" w:eastAsia="Times New Roman" w:hAnsi="Calibri" w:cs="Calibri"/>
-          <w:b/>
-          <w:bCs/>
-          <w:color w:val="000000"/>
-          <w:sz w:val="22"/>
-          <w:szCs w:val="22"/>
-          <w:lang w:val="en"/>
-        </w:rPr>
-        <w:t>Library drift detection</w:t>
-      </w:r>
-      <w:r>
-        <w:rPr>
-          <w:rFonts w:ascii="Calibri" w:eastAsia="Times New Roman" w:hAnsi="Calibri" w:cs="Calibri"/>
-          <w:color w:val="1A1A1A"/>
-          <w:sz w:val="22"/>
-          <w:szCs w:val="22"/>
-          <w:lang w:val="en"/>
-        </w:rPr>
-        <w:t xml:space="preserve"> -- registry library roots whose source is on disk but not yet indexed.</w:t>
-      </w:r>
-    </w:p>
-    <w:p>
-      <w:pPr>
-        <w:numPr>
-          <w:ilvl w:val="0"/>
-          <w:numId w:val="10"/>
-        </w:numPr>
-        <w:spacing w:before="53" w:after="53"/>
-        <w:divId w:val="783620648"/>
-        <w:rPr>
-          <w:rFonts w:ascii="Calibri" w:eastAsia="Times New Roman" w:hAnsi="Calibri" w:cs="Calibri"/>
-          <w:color w:val="1A1A1A"/>
-          <w:sz w:val="22"/>
-          <w:szCs w:val="22"/>
-          <w:lang w:val="en"/>
-        </w:rPr>
-      </w:pPr>
-      <w:r>
-        <w:rPr>
-          <w:rFonts w:ascii="Calibri" w:eastAsia="Times New Roman" w:hAnsi="Calibri" w:cs="Calibri"/>
-          <w:b/>
-          <w:bCs/>
-          <w:color w:val="000000"/>
-          <w:sz w:val="22"/>
-          <w:szCs w:val="22"/>
-          <w:lang w:val="en"/>
-        </w:rPr>
-        <w:t>Crash recovery</w:t>
-      </w:r>
-      <w:r>
-        <w:rPr>
-          <w:rFonts w:ascii="Calibri" w:eastAsia="Times New Roman" w:hAnsi="Calibri" w:cs="Calibri"/>
-          <w:color w:val="1A1A1A"/>
-          <w:sz w:val="22"/>
-          <w:szCs w:val="22"/>
-          <w:lang w:val="en"/>
-        </w:rPr>
-        <w:t xml:space="preserve"> -- detects and restores files left modified by an interrupted operation.</w:t>
-      </w:r>
-    </w:p>
-    <w:p>
-      <w:pPr>
-        <w:numPr>
-          <w:ilvl w:val="0"/>
-          <w:numId w:val="10"/>
-        </w:numPr>
-        <w:spacing w:before="53" w:after="53"/>
-        <w:divId w:val="783620648"/>
-        <w:rPr>
-          <w:rFonts w:ascii="Calibri" w:eastAsia="Times New Roman" w:hAnsi="Calibri" w:cs="Calibri"/>
-          <w:color w:val="1A1A1A"/>
-          <w:sz w:val="22"/>
-          <w:szCs w:val="22"/>
-          <w:lang w:val="en"/>
-        </w:rPr>
-      </w:pPr>
-      <w:r>
-        <w:rPr>
-          <w:rFonts w:ascii="Calibri" w:eastAsia="Times New Roman" w:hAnsi="Calibri" w:cs="Calibri"/>
-          <w:b/>
-          <w:bCs/>
-          <w:color w:val="000000"/>
-          <w:sz w:val="22"/>
-          <w:szCs w:val="22"/>
-          <w:lang w:val="en"/>
-        </w:rPr>
-        <w:t>Findings history</w:t>
-      </w:r>
-      <w:r>
-        <w:rPr>
-          <w:rFonts w:ascii="Calibri" w:eastAsia="Times New Roman" w:hAnsi="Calibri" w:cs="Calibri"/>
-          <w:color w:val="1A1A1A"/>
-          <w:sz w:val="22"/>
-          <w:szCs w:val="22"/>
-          <w:lang w:val="en"/>
-        </w:rPr>
-        <w:t xml:space="preserve"> -- refresh and diff findings between runs.</w:t>
-      </w:r>
-    </w:p>
-    <w:p>
-      <w:pPr>
-        <w:pStyle w:val="Heading2"/>
-        <w:divId w:val="783620648"/>
-        <w:rPr>
-          <w:rFonts w:ascii="Calibri" w:eastAsia="Times New Roman" w:hAnsi="Calibri" w:cs="Calibri"/>
-          <w:color w:val="1A1A1A"/>
-          <w:lang w:val="en"/>
-        </w:rPr>
-      </w:pPr>
-      <w:r>
-        <w:rPr>
-          <w:rFonts w:ascii="Calibri" w:eastAsia="Times New Roman" w:hAnsi="Calibri" w:cs="Calibri"/>
-          <w:color w:val="1A1A1A"/>
-          <w:lang w:val="en"/>
-        </w:rPr>
-        <w:t>11. Component Converter</w:t>
-      </w:r>
-    </w:p>
-    <w:p>
-      <w:pPr>
-        <w:pStyle w:val="NormalWeb"/>
-        <w:divId w:val="783620648"/>
-        <w:rPr>
-          <w:rFonts w:ascii="Calibri" w:hAnsi="Calibri" w:cs="Calibri"/>
-          <w:color w:val="1A1A1A"/>
-          <w:sz w:val="22"/>
-          <w:szCs w:val="22"/>
-          <w:lang w:val="en"/>
-        </w:rPr>
-      </w:pPr>
-      <w:r>
-        <w:rPr>
-          <w:rFonts w:ascii="Calibri" w:hAnsi="Calibri" w:cs="Calibri"/>
-          <w:color w:val="1A1A1A"/>
-          <w:sz w:val="22"/>
-          <w:szCs w:val="22"/>
-          <w:lang w:val="en"/>
-        </w:rPr>
-        <w:t xml:space="preserve">A rules-driven system for migrating legacy components (for example Orpheus </w:t>
+        <w:t>uses</w:t>
+      </w:r>
+      <w:r>
+        <w:rPr>
+          <w:rFonts w:ascii="Calibri" w:eastAsia="Times New Roman" w:hAnsi="Calibri" w:cs="Calibri"/>
+          <w:color w:val="1A1A1A"/>
+          <w:sz w:val="22"/>
+          <w:szCs w:val="22"/>
+          <w:lang w:val="en"/>
+        </w:rPr>
+        <w:t xml:space="preserve"> clauses, the </w:t>
       </w:r>
       <w:r>
         <w:rPr>
@@ -5172,324 +5547,346 @@
           <w:color w:val="1A1A1A"/>
           <w:lang w:val="en"/>
         </w:rPr>
-        <w:t>TOvc*</w:t>
-      </w:r>
-      <w:r>
-        <w:rPr>
-          <w:rFonts w:ascii="Calibri" w:hAnsi="Calibri" w:cs="Calibri"/>
-          <w:color w:val="1A1A1A"/>
-          <w:sz w:val="22"/>
-          <w:szCs w:val="22"/>
-          <w:lang w:val="en"/>
-        </w:rPr>
-        <w:t xml:space="preserve"> controls, or BDE data access) to modern replacements such as DevExpress or FireDAC -- across every surface a component touches, not just the declaration.</w:t>
+        <w:t>.dfm</w:t>
+      </w:r>
+      <w:r>
+        <w:rPr>
+          <w:rFonts w:ascii="Calibri" w:eastAsia="Times New Roman" w:hAnsi="Calibri" w:cs="Calibri"/>
+          <w:color w:val="1A1A1A"/>
+          <w:sz w:val="22"/>
+          <w:szCs w:val="22"/>
+          <w:lang w:val="en"/>
+        </w:rPr>
+        <w:t xml:space="preserve"> form definition, every property and event access site in code, and runtime construction sites.</w:t>
+      </w:r>
+    </w:p>
+    <w:p>
+      <w:pPr>
+        <w:numPr>
+          <w:ilvl w:val="0"/>
+          <w:numId w:val="12"/>
+        </w:numPr>
+        <w:spacing w:before="53" w:after="53"/>
+        <w:divId w:val="687217462"/>
+        <w:rPr>
+          <w:rFonts w:ascii="Calibri" w:eastAsia="Times New Roman" w:hAnsi="Calibri" w:cs="Calibri"/>
+          <w:color w:val="1A1A1A"/>
+          <w:sz w:val="22"/>
+          <w:szCs w:val="22"/>
+          <w:lang w:val="en"/>
+        </w:rPr>
+      </w:pPr>
+      <w:r>
+        <w:rPr>
+          <w:rFonts w:ascii="Calibri" w:eastAsia="Times New Roman" w:hAnsi="Calibri" w:cs="Calibri"/>
+          <w:b/>
+          <w:bCs/>
+          <w:color w:val="000000"/>
+          <w:sz w:val="22"/>
+          <w:szCs w:val="22"/>
+          <w:lang w:val="en"/>
+        </w:rPr>
+        <w:t>Dry run by default</w:t>
+      </w:r>
+      <w:r>
+        <w:rPr>
+          <w:rFonts w:ascii="Calibri" w:eastAsia="Times New Roman" w:hAnsi="Calibri" w:cs="Calibri"/>
+          <w:color w:val="1A1A1A"/>
+          <w:sz w:val="22"/>
+          <w:szCs w:val="22"/>
+          <w:lang w:val="en"/>
+        </w:rPr>
+        <w:t xml:space="preserve"> -- shows the complete preview and writes nothing until explicitly told to apply.</w:t>
+      </w:r>
+    </w:p>
+    <w:p>
+      <w:pPr>
+        <w:numPr>
+          <w:ilvl w:val="0"/>
+          <w:numId w:val="12"/>
+        </w:numPr>
+        <w:spacing w:before="53" w:after="53"/>
+        <w:divId w:val="687217462"/>
+        <w:rPr>
+          <w:rFonts w:ascii="Calibri" w:eastAsia="Times New Roman" w:hAnsi="Calibri" w:cs="Calibri"/>
+          <w:color w:val="1A1A1A"/>
+          <w:sz w:val="22"/>
+          <w:szCs w:val="22"/>
+          <w:lang w:val="en"/>
+        </w:rPr>
+      </w:pPr>
+      <w:r>
+        <w:rPr>
+          <w:rFonts w:ascii="Calibri" w:eastAsia="Times New Roman" w:hAnsi="Calibri" w:cs="Calibri"/>
+          <w:b/>
+          <w:bCs/>
+          <w:color w:val="000000"/>
+          <w:sz w:val="22"/>
+          <w:szCs w:val="22"/>
+          <w:lang w:val="en"/>
+        </w:rPr>
+        <w:t>Backups and a recovery file</w:t>
+      </w:r>
+      <w:r>
+        <w:rPr>
+          <w:rFonts w:ascii="Calibri" w:eastAsia="Times New Roman" w:hAnsi="Calibri" w:cs="Calibri"/>
+          <w:color w:val="1A1A1A"/>
+          <w:sz w:val="22"/>
+          <w:szCs w:val="22"/>
+          <w:lang w:val="en"/>
+        </w:rPr>
+        <w:t xml:space="preserve"> on every write.</w:t>
+      </w:r>
+    </w:p>
+    <w:p>
+      <w:pPr>
+        <w:numPr>
+          <w:ilvl w:val="0"/>
+          <w:numId w:val="12"/>
+        </w:numPr>
+        <w:spacing w:before="53" w:after="53"/>
+        <w:divId w:val="687217462"/>
+        <w:rPr>
+          <w:rFonts w:ascii="Calibri" w:eastAsia="Times New Roman" w:hAnsi="Calibri" w:cs="Calibri"/>
+          <w:color w:val="1A1A1A"/>
+          <w:sz w:val="22"/>
+          <w:szCs w:val="22"/>
+          <w:lang w:val="en"/>
+        </w:rPr>
+      </w:pPr>
+      <w:r>
+        <w:rPr>
+          <w:rFonts w:ascii="Calibri" w:eastAsia="Times New Roman" w:hAnsi="Calibri" w:cs="Calibri"/>
+          <w:b/>
+          <w:bCs/>
+          <w:color w:val="000000"/>
+          <w:sz w:val="22"/>
+          <w:szCs w:val="22"/>
+          <w:lang w:val="en"/>
+        </w:rPr>
+        <w:t>Selective application</w:t>
+      </w:r>
+      <w:r>
+        <w:rPr>
+          <w:rFonts w:ascii="Calibri" w:eastAsia="Times New Roman" w:hAnsi="Calibri" w:cs="Calibri"/>
+          <w:color w:val="1A1A1A"/>
+          <w:sz w:val="22"/>
+          <w:szCs w:val="22"/>
+          <w:lang w:val="en"/>
+        </w:rPr>
+        <w:t xml:space="preserve"> -- convert named components only.</w:t>
+      </w:r>
+    </w:p>
+    <w:p>
+      <w:pPr>
+        <w:numPr>
+          <w:ilvl w:val="0"/>
+          <w:numId w:val="12"/>
+        </w:numPr>
+        <w:spacing w:before="53" w:after="53"/>
+        <w:divId w:val="687217462"/>
+        <w:rPr>
+          <w:rFonts w:ascii="Calibri" w:eastAsia="Times New Roman" w:hAnsi="Calibri" w:cs="Calibri"/>
+          <w:color w:val="1A1A1A"/>
+          <w:sz w:val="22"/>
+          <w:szCs w:val="22"/>
+          <w:lang w:val="en"/>
+        </w:rPr>
+      </w:pPr>
+      <w:r>
+        <w:rPr>
+          <w:rFonts w:ascii="Calibri" w:eastAsia="Times New Roman" w:hAnsi="Calibri" w:cs="Calibri"/>
+          <w:b/>
+          <w:bCs/>
+          <w:color w:val="000000"/>
+          <w:sz w:val="22"/>
+          <w:szCs w:val="22"/>
+          <w:lang w:val="en"/>
+        </w:rPr>
+        <w:t>Machine-readable remainder</w:t>
+      </w:r>
+      <w:r>
+        <w:rPr>
+          <w:rFonts w:ascii="Calibri" w:eastAsia="Times New Roman" w:hAnsi="Calibri" w:cs="Calibri"/>
+          <w:color w:val="1A1A1A"/>
+          <w:sz w:val="22"/>
+          <w:szCs w:val="22"/>
+          <w:lang w:val="en"/>
+        </w:rPr>
+        <w:t xml:space="preserve"> -- what could not be converted is emitted as </w:t>
+      </w:r>
+      <w:r>
+        <w:rPr>
+          <w:rFonts w:ascii="Calibri" w:eastAsia="Times New Roman" w:hAnsi="Calibri" w:cs="Calibri"/>
+          <w:color w:val="1A1A1A"/>
+          <w:sz w:val="22"/>
+          <w:szCs w:val="22"/>
+          <w:lang w:val="en"/>
+        </w:rPr>
+        <w:t>typed JSON items, so the leftover work can be dispatched programmatically instead of read out of prose.</w:t>
+      </w:r>
+    </w:p>
+    <w:p>
+      <w:pPr>
+        <w:numPr>
+          <w:ilvl w:val="0"/>
+          <w:numId w:val="12"/>
+        </w:numPr>
+        <w:spacing w:before="53" w:after="53"/>
+        <w:divId w:val="687217462"/>
+        <w:rPr>
+          <w:rFonts w:ascii="Calibri" w:eastAsia="Times New Roman" w:hAnsi="Calibri" w:cs="Calibri"/>
+          <w:color w:val="1A1A1A"/>
+          <w:sz w:val="22"/>
+          <w:szCs w:val="22"/>
+          <w:lang w:val="en"/>
+        </w:rPr>
+      </w:pPr>
+      <w:r>
+        <w:rPr>
+          <w:rFonts w:ascii="Calibri" w:eastAsia="Times New Roman" w:hAnsi="Calibri" w:cs="Calibri"/>
+          <w:b/>
+          <w:bCs/>
+          <w:color w:val="000000"/>
+          <w:sz w:val="22"/>
+          <w:szCs w:val="22"/>
+          <w:lang w:val="en"/>
+        </w:rPr>
+        <w:t>Cast library</w:t>
+      </w:r>
+      <w:r>
+        <w:rPr>
+          <w:rFonts w:ascii="Calibri" w:eastAsia="Times New Roman" w:hAnsi="Calibri" w:cs="Calibri"/>
+          <w:color w:val="1A1A1A"/>
+          <w:sz w:val="22"/>
+          <w:szCs w:val="22"/>
+          <w:lang w:val="en"/>
+        </w:rPr>
+        <w:t xml:space="preserve"> -- shared value-translation blocks reused across rule books.</w:t>
       </w:r>
     </w:p>
     <w:p>
       <w:pPr>
         <w:pStyle w:val="Heading3"/>
-        <w:divId w:val="783620648"/>
-        <w:rPr>
-          <w:rFonts w:ascii="Calibri" w:eastAsia="Times New Roman" w:hAnsi="Calibri" w:cs="Calibri"/>
-          <w:lang w:val="en"/>
-        </w:rPr>
-      </w:pPr>
-      <w:r>
-        <w:rPr>
-          <w:rFonts w:ascii="Calibri" w:eastAsia="Times New Roman" w:hAnsi="Calibri" w:cs="Calibri"/>
-          <w:lang w:val="en"/>
-        </w:rPr>
-        <w:t>Conversion rules language</w:t>
-      </w:r>
-    </w:p>
-    <w:p>
-      <w:pPr>
-        <w:numPr>
-          <w:ilvl w:val="0"/>
-          <w:numId w:val="11"/>
-        </w:numPr>
-        <w:spacing w:before="53" w:after="53"/>
-        <w:divId w:val="783620648"/>
-        <w:rPr>
-          <w:rFonts w:ascii="Calibri" w:eastAsia="Times New Roman" w:hAnsi="Calibri" w:cs="Calibri"/>
-          <w:color w:val="1A1A1A"/>
-          <w:sz w:val="22"/>
-          <w:szCs w:val="22"/>
-          <w:lang w:val="en"/>
-        </w:rPr>
-      </w:pPr>
-      <w:r>
-        <w:rPr>
-          <w:rFonts w:ascii="Calibri" w:eastAsia="Times New Roman" w:hAnsi="Calibri" w:cs="Calibri"/>
-          <w:b/>
-          <w:bCs/>
-          <w:color w:val="000000"/>
-          <w:sz w:val="22"/>
-          <w:szCs w:val="22"/>
-          <w:lang w:val="en"/>
-        </w:rPr>
-        <w:t>A documented DSL</w:t>
-      </w:r>
-      <w:r>
-        <w:rPr>
-          <w:rFonts w:ascii="Calibri" w:eastAsia="Times New Roman" w:hAnsi="Calibri" w:cs="Calibri"/>
-          <w:color w:val="1A1A1A"/>
-          <w:sz w:val="22"/>
-          <w:szCs w:val="22"/>
-          <w:lang w:val="en"/>
-        </w:rPr>
-        <w:t xml:space="preserve"> with 13 directive kinds, a superset of the reFind format -- covering type conversion, property and event linking, defaults, notes, unit add/remove/swap, regular-expression rules, and reusable named value mappings.</w:t>
-      </w:r>
-    </w:p>
-    <w:p>
-      <w:pPr>
-        <w:numPr>
-          <w:ilvl w:val="0"/>
-          <w:numId w:val="11"/>
-        </w:numPr>
-        <w:spacing w:before="53" w:after="53"/>
-        <w:divId w:val="783620648"/>
-        <w:rPr>
-          <w:rFonts w:ascii="Calibri" w:eastAsia="Times New Roman" w:hAnsi="Calibri" w:cs="Calibri"/>
-          <w:color w:val="1A1A1A"/>
-          <w:sz w:val="22"/>
-          <w:szCs w:val="22"/>
-          <w:lang w:val="en"/>
-        </w:rPr>
-      </w:pPr>
-      <w:r>
-        <w:rPr>
-          <w:rFonts w:ascii="Calibri" w:eastAsia="Times New Roman" w:hAnsi="Calibri" w:cs="Calibri"/>
-          <w:b/>
-          <w:bCs/>
-          <w:color w:val="000000"/>
-          <w:sz w:val="22"/>
-          <w:szCs w:val="22"/>
-          <w:lang w:val="en"/>
-        </w:rPr>
-        <w:t>Property and event linking</w:t>
-      </w:r>
-      <w:r>
-        <w:rPr>
-          <w:rFonts w:ascii="Calibri" w:eastAsia="Times New Roman" w:hAnsi="Calibri" w:cs="Calibri"/>
-          <w:color w:val="1A1A1A"/>
-          <w:sz w:val="22"/>
-          <w:szCs w:val="22"/>
-          <w:lang w:val="en"/>
-        </w:rPr>
-        <w:t xml:space="preserve"> between source and target components, including value casts where the two components express the same idea differently.</w:t>
-      </w:r>
-    </w:p>
-    <w:p>
-      <w:pPr>
-        <w:numPr>
-          <w:ilvl w:val="0"/>
-          <w:numId w:val="11"/>
-        </w:numPr>
-        <w:spacing w:before="53" w:after="53"/>
-        <w:divId w:val="783620648"/>
-        <w:rPr>
-          <w:rFonts w:ascii="Calibri" w:eastAsia="Times New Roman" w:hAnsi="Calibri" w:cs="Calibri"/>
-          <w:color w:val="1A1A1A"/>
-          <w:sz w:val="22"/>
-          <w:szCs w:val="22"/>
-          <w:lang w:val="en"/>
-        </w:rPr>
-      </w:pPr>
-      <w:r>
-        <w:rPr>
-          <w:rFonts w:ascii="Calibri" w:eastAsia="Times New Roman" w:hAnsi="Calibri" w:cs="Calibri"/>
-          <w:b/>
-          <w:bCs/>
-          <w:color w:val="000000"/>
-          <w:sz w:val="22"/>
-          <w:szCs w:val="22"/>
-          <w:lang w:val="en"/>
-        </w:rPr>
-        <w:t>Reusable value mappings</w:t>
-      </w:r>
-      <w:r>
-        <w:rPr>
-          <w:rFonts w:ascii="Calibri" w:eastAsia="Times New Roman" w:hAnsi="Calibri" w:cs="Calibri"/>
-          <w:color w:val="1A1A1A"/>
-          <w:sz w:val="22"/>
-          <w:szCs w:val="22"/>
-          <w:lang w:val="en"/>
-        </w:rPr>
-        <w:t xml:space="preserve"> with conditional branches, so an enum or a set of related properties translates once and is applied wherever needed.</w:t>
-      </w:r>
-    </w:p>
-    <w:p>
-      <w:pPr>
-        <w:numPr>
-          <w:ilvl w:val="0"/>
-          <w:numId w:val="11"/>
-        </w:numPr>
-        <w:spacing w:before="53" w:after="53"/>
-        <w:divId w:val="783620648"/>
-        <w:rPr>
-          <w:rFonts w:ascii="Calibri" w:eastAsia="Times New Roman" w:hAnsi="Calibri" w:cs="Calibri"/>
-          <w:color w:val="1A1A1A"/>
-          <w:sz w:val="22"/>
-          <w:szCs w:val="22"/>
-          <w:lang w:val="en"/>
-        </w:rPr>
-      </w:pPr>
-      <w:r>
-        <w:rPr>
-          <w:rFonts w:ascii="Calibri" w:eastAsia="Times New Roman" w:hAnsi="Calibri" w:cs="Calibri"/>
-          <w:b/>
-          <w:bCs/>
-          <w:color w:val="000000"/>
-          <w:sz w:val="22"/>
-          <w:szCs w:val="22"/>
-          <w:lang w:val="en"/>
-        </w:rPr>
-        <w:t>Tagging</w:t>
-      </w:r>
-      <w:r>
-        <w:rPr>
-          <w:rFonts w:ascii="Calibri" w:eastAsia="Times New Roman" w:hAnsi="Calibri" w:cs="Calibri"/>
-          <w:color w:val="1A1A1A"/>
-          <w:sz w:val="22"/>
-          <w:szCs w:val="22"/>
-          <w:lang w:val="en"/>
-        </w:rPr>
-        <w:t xml:space="preserve"> -- rules can be labelled so a single rule book serves several migration jobs and a job selects only the rules it needs.</w:t>
-      </w:r>
-    </w:p>
-    <w:p>
-      <w:pPr>
-        <w:numPr>
-          <w:ilvl w:val="0"/>
-          <w:numId w:val="11"/>
-        </w:numPr>
-        <w:spacing w:before="53" w:after="53"/>
-        <w:divId w:val="783620648"/>
-        <w:rPr>
-          <w:rFonts w:ascii="Calibri" w:eastAsia="Times New Roman" w:hAnsi="Calibri" w:cs="Calibri"/>
-          <w:color w:val="1A1A1A"/>
-          <w:sz w:val="22"/>
-          <w:szCs w:val="22"/>
-          <w:lang w:val="en"/>
-        </w:rPr>
-      </w:pPr>
-      <w:r>
-        <w:rPr>
-          <w:rFonts w:ascii="Calibri" w:eastAsia="Times New Roman" w:hAnsi="Calibri" w:cs="Calibri"/>
-          <w:b/>
-          <w:bCs/>
-          <w:color w:val="000000"/>
-          <w:sz w:val="22"/>
-          <w:szCs w:val="22"/>
-          <w:lang w:val="en"/>
-        </w:rPr>
-        <w:t>Validation against reality</w:t>
-      </w:r>
-      <w:r>
-        <w:rPr>
-          <w:rFonts w:ascii="Calibri" w:eastAsia="Times New Roman" w:hAnsi="Calibri" w:cs="Calibri"/>
-          <w:color w:val="1A1A1A"/>
-          <w:sz w:val="22"/>
-          <w:szCs w:val="22"/>
-          <w:lang w:val="en"/>
-        </w:rPr>
-        <w:t xml:space="preserve"> -- every referenced property path is checked </w:t>
-      </w:r>
-      <w:r>
-        <w:rPr>
-          <w:rFonts w:ascii="Calibri" w:eastAsia="Times New Roman" w:hAnsi="Calibri" w:cs="Calibri"/>
-          <w:color w:val="1A1A1A"/>
-          <w:sz w:val="22"/>
-          <w:szCs w:val="22"/>
-          <w:lang w:val="en"/>
-        </w:rPr>
-        <w:t>against the real property tree of the real class in the index, so a rule that names a property that does not exist fails before it is ever applied.</w:t>
-      </w:r>
-    </w:p>
-    <w:p>
-      <w:pPr>
-        <w:pStyle w:val="Heading3"/>
-        <w:divId w:val="783620648"/>
-        <w:rPr>
-          <w:rFonts w:ascii="Calibri" w:eastAsia="Times New Roman" w:hAnsi="Calibri" w:cs="Calibri"/>
-          <w:lang w:val="en"/>
-        </w:rPr>
-      </w:pPr>
-      <w:r>
-        <w:rPr>
-          <w:rFonts w:ascii="Calibri" w:eastAsia="Times New Roman" w:hAnsi="Calibri" w:cs="Calibri"/>
-          <w:lang w:val="en"/>
-        </w:rPr>
-        <w:t>Conversion engine</w:t>
-      </w:r>
-    </w:p>
-    <w:p>
-      <w:pPr>
-        <w:numPr>
-          <w:ilvl w:val="0"/>
-          <w:numId w:val="12"/>
-        </w:numPr>
-        <w:spacing w:before="53" w:after="53"/>
-        <w:divId w:val="783620648"/>
-        <w:rPr>
-          <w:rFonts w:ascii="Calibri" w:eastAsia="Times New Roman" w:hAnsi="Calibri" w:cs="Calibri"/>
-          <w:color w:val="1A1A1A"/>
-          <w:sz w:val="22"/>
-          <w:szCs w:val="22"/>
-          <w:lang w:val="en"/>
-        </w:rPr>
-      </w:pPr>
-      <w:r>
-        <w:rPr>
-          <w:rFonts w:ascii="Calibri" w:eastAsia="Times New Roman" w:hAnsi="Calibri" w:cs="Calibri"/>
-          <w:b/>
-          <w:bCs/>
-          <w:color w:val="000000"/>
-          <w:sz w:val="22"/>
-          <w:szCs w:val="22"/>
-          <w:lang w:val="en"/>
-        </w:rPr>
-        <w:t>Rule scaffolding</w:t>
-      </w:r>
-      <w:r>
-        <w:rPr>
-          <w:rFonts w:ascii="Calibri" w:eastAsia="Times New Roman" w:hAnsi="Calibri" w:cs="Calibri"/>
-          <w:color w:val="1A1A1A"/>
-          <w:sz w:val="22"/>
-          <w:szCs w:val="22"/>
-          <w:lang w:val="en"/>
-        </w:rPr>
-        <w:t xml:space="preserve"> -- generates a valid, ready-to-edit rule file automatically from the actual property trees of the source and target classes: concrete links where exactly one target matches by name and type, explicit markers where a choice is ambiguous, and notes for source properties with no target at all.</w:t>
-      </w:r>
-    </w:p>
-    <w:p>
-      <w:pPr>
-        <w:numPr>
-          <w:ilvl w:val="0"/>
-          <w:numId w:val="12"/>
-        </w:numPr>
-        <w:spacing w:before="53" w:after="53"/>
-        <w:divId w:val="783620648"/>
-        <w:rPr>
-          <w:rFonts w:ascii="Calibri" w:eastAsia="Times New Roman" w:hAnsi="Calibri" w:cs="Calibri"/>
-          <w:color w:val="1A1A1A"/>
-          <w:sz w:val="22"/>
-          <w:szCs w:val="22"/>
-          <w:lang w:val="en"/>
-        </w:rPr>
-      </w:pPr>
-      <w:r>
-        <w:rPr>
-          <w:rFonts w:ascii="Calibri" w:eastAsia="Times New Roman" w:hAnsi="Calibri" w:cs="Calibri"/>
-          <w:b/>
-          <w:bCs/>
-          <w:color w:val="000000"/>
-          <w:sz w:val="22"/>
-          <w:szCs w:val="22"/>
-          <w:lang w:val="en"/>
-        </w:rPr>
-        <w:t>Five-surface rewrite</w:t>
+        <w:divId w:val="687217462"/>
+        <w:rPr>
+          <w:rFonts w:ascii="Calibri" w:eastAsia="Times New Roman" w:hAnsi="Calibri" w:cs="Calibri"/>
+          <w:lang w:val="en"/>
+        </w:rPr>
+      </w:pPr>
+      <w:r>
+        <w:rPr>
+          <w:rFonts w:ascii="Calibri" w:eastAsia="Times New Roman" w:hAnsi="Calibri" w:cs="Calibri"/>
+          <w:lang w:val="en"/>
+        </w:rPr>
+        <w:t>Rule editor (ConvRulesEditor)</w:t>
+      </w:r>
+    </w:p>
+    <w:p>
+      <w:pPr>
+        <w:numPr>
+          <w:ilvl w:val="0"/>
+          <w:numId w:val="13"/>
+        </w:numPr>
+        <w:spacing w:before="53" w:after="53"/>
+        <w:divId w:val="687217462"/>
+        <w:rPr>
+          <w:rFonts w:ascii="Calibri" w:eastAsia="Times New Roman" w:hAnsi="Calibri" w:cs="Calibri"/>
+          <w:color w:val="1A1A1A"/>
+          <w:sz w:val="22"/>
+          <w:szCs w:val="22"/>
+          <w:lang w:val="en"/>
+        </w:rPr>
+      </w:pPr>
+      <w:r>
+        <w:rPr>
+          <w:rFonts w:ascii="Calibri" w:eastAsia="Times New Roman" w:hAnsi="Calibri" w:cs="Calibri"/>
+          <w:b/>
+          <w:bCs/>
+          <w:color w:val="000000"/>
+          <w:sz w:val="22"/>
+          <w:szCs w:val="22"/>
+          <w:lang w:val="en"/>
+        </w:rPr>
+        <w:t>Visual rule authoring</w:t>
+      </w:r>
+      <w:r>
+        <w:rPr>
+          <w:rFonts w:ascii="Calibri" w:eastAsia="Times New Roman" w:hAnsi="Calibri" w:cs="Calibri"/>
+          <w:color w:val="1A1A1A"/>
+          <w:sz w:val="22"/>
+          <w:szCs w:val="22"/>
+          <w:lang w:val="en"/>
+        </w:rPr>
+        <w:t xml:space="preserve"> -- a Windows desktop application, 17 units, that turns rule writing into a mapping exercise rather than text editing.</w:t>
+      </w:r>
+    </w:p>
+    <w:p>
+      <w:pPr>
+        <w:numPr>
+          <w:ilvl w:val="0"/>
+          <w:numId w:val="13"/>
+        </w:numPr>
+        <w:spacing w:before="53" w:after="53"/>
+        <w:divId w:val="687217462"/>
+        <w:rPr>
+          <w:rFonts w:ascii="Calibri" w:eastAsia="Times New Roman" w:hAnsi="Calibri" w:cs="Calibri"/>
+          <w:color w:val="1A1A1A"/>
+          <w:sz w:val="22"/>
+          <w:szCs w:val="22"/>
+          <w:lang w:val="en"/>
+        </w:rPr>
+      </w:pPr>
+      <w:r>
+        <w:rPr>
+          <w:rFonts w:ascii="Calibri" w:eastAsia="Times New Roman" w:hAnsi="Calibri" w:cs="Calibri"/>
+          <w:b/>
+          <w:bCs/>
+          <w:color w:val="000000"/>
+          <w:sz w:val="22"/>
+          <w:szCs w:val="22"/>
+          <w:lang w:val="en"/>
+        </w:rPr>
+        <w:t>Three-column mapping grid</w:t>
+      </w:r>
+      <w:r>
+        <w:rPr>
+          <w:rFonts w:ascii="Calibri" w:eastAsia="Times New Roman" w:hAnsi="Calibri" w:cs="Calibri"/>
+          <w:color w:val="1A1A1A"/>
+          <w:sz w:val="22"/>
+          <w:szCs w:val="22"/>
+          <w:lang w:val="en"/>
+        </w:rPr>
+        <w:t xml:space="preserve"> -- source properties, assigned targets, and the pool of unassigned targets -- with assign and unassign in place.</w:t>
+      </w:r>
+    </w:p>
+    <w:p>
+      <w:pPr>
+        <w:numPr>
+          <w:ilvl w:val="0"/>
+          <w:numId w:val="13"/>
+        </w:numPr>
+        <w:spacing w:before="53" w:after="53"/>
+        <w:divId w:val="687217462"/>
+        <w:rPr>
+          <w:rFonts w:ascii="Calibri" w:eastAsia="Times New Roman" w:hAnsi="Calibri" w:cs="Calibri"/>
+          <w:color w:val="1A1A1A"/>
+          <w:sz w:val="22"/>
+          <w:szCs w:val="22"/>
+          <w:lang w:val="en"/>
+        </w:rPr>
+      </w:pPr>
+      <w:r>
+        <w:rPr>
+          <w:rFonts w:ascii="Calibri" w:eastAsia="Times New Roman" w:hAnsi="Calibri" w:cs="Calibri"/>
+          <w:b/>
+          <w:bCs/>
+          <w:color w:val="000000"/>
+          <w:sz w:val="22"/>
+          <w:szCs w:val="22"/>
+          <w:lang w:val="en"/>
+        </w:rPr>
+        <w:t>Completion tracking</w:t>
       </w:r>
       <w:r>
         <w:rPr>
@@ -5509,7 +5906,124 @@
           <w:szCs w:val="22"/>
           <w:lang w:val="en"/>
         </w:rPr>
-        <w:t xml:space="preserve">-- applying a conversion rewrites the declaration type, the </w:t>
+        <w:t>-- a percent-complete column per conversion rule, so a large migration has a visible finish line.</w:t>
+      </w:r>
+    </w:p>
+    <w:p>
+      <w:pPr>
+        <w:numPr>
+          <w:ilvl w:val="0"/>
+          <w:numId w:val="13"/>
+        </w:numPr>
+        <w:spacing w:before="53" w:after="53"/>
+        <w:divId w:val="687217462"/>
+        <w:rPr>
+          <w:rFonts w:ascii="Calibri" w:eastAsia="Times New Roman" w:hAnsi="Calibri" w:cs="Calibri"/>
+          <w:color w:val="1A1A1A"/>
+          <w:sz w:val="22"/>
+          <w:szCs w:val="22"/>
+          <w:lang w:val="en"/>
+        </w:rPr>
+      </w:pPr>
+      <w:r>
+        <w:rPr>
+          <w:rFonts w:ascii="Calibri" w:eastAsia="Times New Roman" w:hAnsi="Calibri" w:cs="Calibri"/>
+          <w:b/>
+          <w:bCs/>
+          <w:color w:val="000000"/>
+          <w:sz w:val="22"/>
+          <w:szCs w:val="22"/>
+          <w:lang w:val="en"/>
+        </w:rPr>
+        <w:t>Real property trees</w:t>
+      </w:r>
+      <w:r>
+        <w:rPr>
+          <w:rFonts w:ascii="Calibri" w:eastAsia="Times New Roman" w:hAnsi="Calibri" w:cs="Calibri"/>
+          <w:color w:val="1A1A1A"/>
+          <w:sz w:val="22"/>
+          <w:szCs w:val="22"/>
+          <w:lang w:val="en"/>
+        </w:rPr>
+        <w:t xml:space="preserve"> behind the grid, read from the index, so you only ever map to properties that genuinely exist.</w:t>
+      </w:r>
+    </w:p>
+    <w:p>
+      <w:pPr>
+        <w:numPr>
+          <w:ilvl w:val="0"/>
+          <w:numId w:val="13"/>
+        </w:numPr>
+        <w:spacing w:before="53" w:after="53"/>
+        <w:divId w:val="687217462"/>
+        <w:rPr>
+          <w:rFonts w:ascii="Calibri" w:eastAsia="Times New Roman" w:hAnsi="Calibri" w:cs="Calibri"/>
+          <w:color w:val="1A1A1A"/>
+          <w:sz w:val="22"/>
+          <w:szCs w:val="22"/>
+          <w:lang w:val="en"/>
+        </w:rPr>
+      </w:pPr>
+      <w:r>
+        <w:rPr>
+          <w:rFonts w:ascii="Calibri" w:eastAsia="Times New Roman" w:hAnsi="Calibri" w:cs="Calibri"/>
+          <w:b/>
+          <w:bCs/>
+          <w:color w:val="000000"/>
+          <w:sz w:val="22"/>
+          <w:szCs w:val="22"/>
+          <w:lang w:val="en"/>
+        </w:rPr>
+        <w:t>Auto-match</w:t>
+      </w:r>
+      <w:r>
+        <w:rPr>
+          <w:rFonts w:ascii="Calibri" w:eastAsia="Times New Roman" w:hAnsi="Calibri" w:cs="Calibri"/>
+          <w:color w:val="1A1A1A"/>
+          <w:sz w:val="22"/>
+          <w:szCs w:val="22"/>
+          <w:lang w:val="en"/>
+        </w:rPr>
+        <w:t xml:space="preserve"> to propose links, with manual override.</w:t>
+      </w:r>
+    </w:p>
+    <w:p>
+      <w:pPr>
+        <w:numPr>
+          <w:ilvl w:val="0"/>
+          <w:numId w:val="13"/>
+        </w:numPr>
+        <w:spacing w:before="53" w:after="53"/>
+        <w:divId w:val="687217462"/>
+        <w:rPr>
+          <w:rFonts w:ascii="Calibri" w:eastAsia="Times New Roman" w:hAnsi="Calibri" w:cs="Calibri"/>
+          <w:color w:val="1A1A1A"/>
+          <w:sz w:val="22"/>
+          <w:szCs w:val="22"/>
+          <w:lang w:val="en"/>
+        </w:rPr>
+      </w:pPr>
+      <w:r>
+        <w:rPr>
+          <w:rFonts w:ascii="Calibri" w:eastAsia="Times New Roman" w:hAnsi="Calibri" w:cs="Calibri"/>
+          <w:b/>
+          <w:bCs/>
+          <w:color w:val="000000"/>
+          <w:sz w:val="22"/>
+          <w:szCs w:val="22"/>
+          <w:lang w:val="en"/>
+        </w:rPr>
+        <w:t>Form-driven workflow</w:t>
+      </w:r>
+      <w:r>
+        <w:rPr>
+          <w:rFonts w:ascii="Calibri" w:eastAsia="Times New Roman" w:hAnsi="Calibri" w:cs="Calibri"/>
+          <w:color w:val="1A1A1A"/>
+          <w:sz w:val="22"/>
+          <w:szCs w:val="22"/>
+          <w:lang w:val="en"/>
+        </w:rPr>
+        <w:t xml:space="preserve"> -- open a real </w:t>
       </w:r>
       <w:r>
         <w:rPr>
@@ -5517,24 +6031,6 @@
           <w:color w:val="1A1A1A"/>
           <w:lang w:val="en"/>
         </w:rPr>
-        <w:t>uses</w:t>
-      </w:r>
-      <w:r>
-        <w:rPr>
-          <w:rFonts w:ascii="Calibri" w:eastAsia="Times New Roman" w:hAnsi="Calibri" w:cs="Calibri"/>
-          <w:color w:val="1A1A1A"/>
-          <w:sz w:val="22"/>
-          <w:szCs w:val="22"/>
-          <w:lang w:val="en"/>
-        </w:rPr>
-        <w:t xml:space="preserve"> clauses, the </w:t>
-      </w:r>
-      <w:r>
-        <w:rPr>
-          <w:rStyle w:val="HTMLCode"/>
-          <w:color w:val="1A1A1A"/>
-          <w:lang w:val="en"/>
-        </w:rPr>
         <w:t>.dfm</w:t>
       </w:r>
       <w:r>
@@ -5545,229 +6041,7 @@
           <w:szCs w:val="22"/>
           <w:lang w:val="en"/>
         </w:rPr>
-        <w:t xml:space="preserve"> form definition, every property and event access site in code, and runtime construction sites.</w:t>
-      </w:r>
-    </w:p>
-    <w:p>
-      <w:pPr>
-        <w:numPr>
-          <w:ilvl w:val="0"/>
-          <w:numId w:val="12"/>
-        </w:numPr>
-        <w:spacing w:before="53" w:after="53"/>
-        <w:divId w:val="783620648"/>
-        <w:rPr>
-          <w:rFonts w:ascii="Calibri" w:eastAsia="Times New Roman" w:hAnsi="Calibri" w:cs="Calibri"/>
-          <w:color w:val="1A1A1A"/>
-          <w:sz w:val="22"/>
-          <w:szCs w:val="22"/>
-          <w:lang w:val="en"/>
-        </w:rPr>
-      </w:pPr>
-      <w:r>
-        <w:rPr>
-          <w:rFonts w:ascii="Calibri" w:eastAsia="Times New Roman" w:hAnsi="Calibri" w:cs="Calibri"/>
-          <w:b/>
-          <w:bCs/>
-          <w:color w:val="000000"/>
-          <w:sz w:val="22"/>
-          <w:szCs w:val="22"/>
-          <w:lang w:val="en"/>
-        </w:rPr>
-        <w:t>Dry run by default</w:t>
-      </w:r>
-      <w:r>
-        <w:rPr>
-          <w:rFonts w:ascii="Calibri" w:eastAsia="Times New Roman" w:hAnsi="Calibri" w:cs="Calibri"/>
-          <w:color w:val="1A1A1A"/>
-          <w:sz w:val="22"/>
-          <w:szCs w:val="22"/>
-          <w:lang w:val="en"/>
-        </w:rPr>
-        <w:t xml:space="preserve"> -- shows the complete preview and writes nothing until explicitly told to apply.</w:t>
-      </w:r>
-    </w:p>
-    <w:p>
-      <w:pPr>
-        <w:numPr>
-          <w:ilvl w:val="0"/>
-          <w:numId w:val="12"/>
-        </w:numPr>
-        <w:spacing w:before="53" w:after="53"/>
-        <w:divId w:val="783620648"/>
-        <w:rPr>
-          <w:rFonts w:ascii="Calibri" w:eastAsia="Times New Roman" w:hAnsi="Calibri" w:cs="Calibri"/>
-          <w:color w:val="1A1A1A"/>
-          <w:sz w:val="22"/>
-          <w:szCs w:val="22"/>
-          <w:lang w:val="en"/>
-        </w:rPr>
-      </w:pPr>
-      <w:r>
-        <w:rPr>
-          <w:rFonts w:ascii="Calibri" w:eastAsia="Times New Roman" w:hAnsi="Calibri" w:cs="Calibri"/>
-          <w:b/>
-          <w:bCs/>
-          <w:color w:val="000000"/>
-          <w:sz w:val="22"/>
-          <w:szCs w:val="22"/>
-          <w:lang w:val="en"/>
-        </w:rPr>
-        <w:t>Backups and a recovery file</w:t>
-      </w:r>
-      <w:r>
-        <w:rPr>
-          <w:rFonts w:ascii="Calibri" w:eastAsia="Times New Roman" w:hAnsi="Calibri" w:cs="Calibri"/>
-          <w:color w:val="1A1A1A"/>
-          <w:sz w:val="22"/>
-          <w:szCs w:val="22"/>
-          <w:lang w:val="en"/>
-        </w:rPr>
-        <w:t xml:space="preserve"> on every write.</w:t>
-      </w:r>
-    </w:p>
-    <w:p>
-      <w:pPr>
-        <w:numPr>
-          <w:ilvl w:val="0"/>
-          <w:numId w:val="12"/>
-        </w:numPr>
-        <w:spacing w:before="53" w:after="53"/>
-        <w:divId w:val="783620648"/>
-        <w:rPr>
-          <w:rFonts w:ascii="Calibri" w:eastAsia="Times New Roman" w:hAnsi="Calibri" w:cs="Calibri"/>
-          <w:color w:val="1A1A1A"/>
-          <w:sz w:val="22"/>
-          <w:szCs w:val="22"/>
-          <w:lang w:val="en"/>
-        </w:rPr>
-      </w:pPr>
-      <w:r>
-        <w:rPr>
-          <w:rFonts w:ascii="Calibri" w:eastAsia="Times New Roman" w:hAnsi="Calibri" w:cs="Calibri"/>
-          <w:b/>
-          <w:bCs/>
-          <w:color w:val="000000"/>
-          <w:sz w:val="22"/>
-          <w:szCs w:val="22"/>
-          <w:lang w:val="en"/>
-        </w:rPr>
-        <w:t>Selective application</w:t>
-      </w:r>
-      <w:r>
-        <w:rPr>
-          <w:rFonts w:ascii="Calibri" w:eastAsia="Times New Roman" w:hAnsi="Calibri" w:cs="Calibri"/>
-          <w:color w:val="1A1A1A"/>
-          <w:sz w:val="22"/>
-          <w:szCs w:val="22"/>
-          <w:lang w:val="en"/>
-        </w:rPr>
-        <w:t xml:space="preserve"> -- convert named components only.</w:t>
-      </w:r>
-    </w:p>
-    <w:p>
-      <w:pPr>
-        <w:numPr>
-          <w:ilvl w:val="0"/>
-          <w:numId w:val="12"/>
-        </w:numPr>
-        <w:spacing w:before="53" w:after="53"/>
-        <w:divId w:val="783620648"/>
-        <w:rPr>
-          <w:rFonts w:ascii="Calibri" w:eastAsia="Times New Roman" w:hAnsi="Calibri" w:cs="Calibri"/>
-          <w:color w:val="1A1A1A"/>
-          <w:sz w:val="22"/>
-          <w:szCs w:val="22"/>
-          <w:lang w:val="en"/>
-        </w:rPr>
-      </w:pPr>
-      <w:r>
-        <w:rPr>
-          <w:rFonts w:ascii="Calibri" w:eastAsia="Times New Roman" w:hAnsi="Calibri" w:cs="Calibri"/>
-          <w:b/>
-          <w:bCs/>
-          <w:color w:val="000000"/>
-          <w:sz w:val="22"/>
-          <w:szCs w:val="22"/>
-          <w:lang w:val="en"/>
-        </w:rPr>
-        <w:t>Machine-readable remainder</w:t>
-      </w:r>
-      <w:r>
-        <w:rPr>
-          <w:rFonts w:ascii="Calibri" w:eastAsia="Times New Roman" w:hAnsi="Calibri" w:cs="Calibri"/>
-          <w:color w:val="1A1A1A"/>
-          <w:sz w:val="22"/>
-          <w:szCs w:val="22"/>
-          <w:lang w:val="en"/>
-        </w:rPr>
-        <w:t xml:space="preserve"> -- what could not be converted is emitted as </w:t>
-      </w:r>
-      <w:r>
-        <w:rPr>
-          <w:rFonts w:ascii="Calibri" w:eastAsia="Times New Roman" w:hAnsi="Calibri" w:cs="Calibri"/>
-          <w:color w:val="1A1A1A"/>
-          <w:sz w:val="22"/>
-          <w:szCs w:val="22"/>
-          <w:lang w:val="en"/>
-        </w:rPr>
-        <w:t>typed JSON items, so the leftover work can be dispatched programmatically instead of read out of prose.</w:t>
-      </w:r>
-    </w:p>
-    <w:p>
-      <w:pPr>
-        <w:numPr>
-          <w:ilvl w:val="0"/>
-          <w:numId w:val="12"/>
-        </w:numPr>
-        <w:spacing w:before="53" w:after="53"/>
-        <w:divId w:val="783620648"/>
-        <w:rPr>
-          <w:rFonts w:ascii="Calibri" w:eastAsia="Times New Roman" w:hAnsi="Calibri" w:cs="Calibri"/>
-          <w:color w:val="1A1A1A"/>
-          <w:sz w:val="22"/>
-          <w:szCs w:val="22"/>
-          <w:lang w:val="en"/>
-        </w:rPr>
-      </w:pPr>
-      <w:r>
-        <w:rPr>
-          <w:rFonts w:ascii="Calibri" w:eastAsia="Times New Roman" w:hAnsi="Calibri" w:cs="Calibri"/>
-          <w:b/>
-          <w:bCs/>
-          <w:color w:val="000000"/>
-          <w:sz w:val="22"/>
-          <w:szCs w:val="22"/>
-          <w:lang w:val="en"/>
-        </w:rPr>
-        <w:t>Cast library</w:t>
-      </w:r>
-      <w:r>
-        <w:rPr>
-          <w:rFonts w:ascii="Calibri" w:eastAsia="Times New Roman" w:hAnsi="Calibri" w:cs="Calibri"/>
-          <w:color w:val="1A1A1A"/>
-          <w:sz w:val="22"/>
-          <w:szCs w:val="22"/>
-          <w:lang w:val="en"/>
-        </w:rPr>
-        <w:t xml:space="preserve"> -- shared value-translation blocks reused across rule books.</w:t>
-      </w:r>
-    </w:p>
-    <w:p>
-      <w:pPr>
-        <w:pStyle w:val="Heading3"/>
-        <w:divId w:val="783620648"/>
-        <w:rPr>
-          <w:rFonts w:ascii="Calibri" w:eastAsia="Times New Roman" w:hAnsi="Calibri" w:cs="Calibri"/>
-          <w:lang w:val="en"/>
-        </w:rPr>
-      </w:pPr>
-      <w:r>
-        <w:rPr>
-          <w:rFonts w:ascii="Calibri" w:eastAsia="Times New Roman" w:hAnsi="Calibri" w:cs="Calibri"/>
-          <w:lang w:val="en"/>
-        </w:rPr>
-        <w:t>Rule editor (ConvRulesEditor)</w:t>
+        <w:t xml:space="preserve"> and see which of its component types are already covered by rules and which are not.</w:t>
       </w:r>
     </w:p>
     <w:p>
@@ -5777,36 +6051,36 @@
           <w:numId w:val="13"/>
         </w:numPr>
         <w:spacing w:before="53" w:after="53"/>
-        <w:divId w:val="783620648"/>
-        <w:rPr>
-          <w:rFonts w:ascii="Calibri" w:eastAsia="Times New Roman" w:hAnsi="Calibri" w:cs="Calibri"/>
-          <w:color w:val="1A1A1A"/>
-          <w:sz w:val="22"/>
-          <w:szCs w:val="22"/>
-          <w:lang w:val="en"/>
-        </w:rPr>
-      </w:pPr>
-      <w:r>
-        <w:rPr>
-          <w:rFonts w:ascii="Calibri" w:eastAsia="Times New Roman" w:hAnsi="Calibri" w:cs="Calibri"/>
-          <w:b/>
-          <w:bCs/>
-          <w:color w:val="000000"/>
-          <w:sz w:val="22"/>
-          <w:szCs w:val="22"/>
-          <w:lang w:val="en"/>
-        </w:rPr>
-        <w:t>Visual rule authoring</w:t>
-      </w:r>
-      <w:r>
-        <w:rPr>
-          <w:rFonts w:ascii="Calibri" w:eastAsia="Times New Roman" w:hAnsi="Calibri" w:cs="Calibri"/>
-          <w:color w:val="1A1A1A"/>
-          <w:sz w:val="22"/>
-          <w:szCs w:val="22"/>
-          <w:lang w:val="en"/>
-        </w:rPr>
-        <w:t xml:space="preserve"> -- a Windows desktop application, 17 units, that turns rule writing into a mapping exercise rather than text editing.</w:t>
+        <w:divId w:val="687217462"/>
+        <w:rPr>
+          <w:rFonts w:ascii="Calibri" w:eastAsia="Times New Roman" w:hAnsi="Calibri" w:cs="Calibri"/>
+          <w:color w:val="1A1A1A"/>
+          <w:sz w:val="22"/>
+          <w:szCs w:val="22"/>
+          <w:lang w:val="en"/>
+        </w:rPr>
+      </w:pPr>
+      <w:r>
+        <w:rPr>
+          <w:rFonts w:ascii="Calibri" w:eastAsia="Times New Roman" w:hAnsi="Calibri" w:cs="Calibri"/>
+          <w:b/>
+          <w:bCs/>
+          <w:color w:val="000000"/>
+          <w:sz w:val="22"/>
+          <w:szCs w:val="22"/>
+          <w:lang w:val="en"/>
+        </w:rPr>
+        <w:t>Class pickers</w:t>
+      </w:r>
+      <w:r>
+        <w:rPr>
+          <w:rFonts w:ascii="Calibri" w:eastAsia="Times New Roman" w:hAnsi="Calibri" w:cs="Calibri"/>
+          <w:color w:val="1A1A1A"/>
+          <w:sz w:val="22"/>
+          <w:szCs w:val="22"/>
+          <w:lang w:val="en"/>
+        </w:rPr>
+        <w:t xml:space="preserve"> for source and target across platforms.</w:t>
       </w:r>
     </w:p>
     <w:p>
@@ -5816,36 +6090,36 @@
           <w:numId w:val="13"/>
         </w:numPr>
         <w:spacing w:before="53" w:after="53"/>
-        <w:divId w:val="783620648"/>
-        <w:rPr>
-          <w:rFonts w:ascii="Calibri" w:eastAsia="Times New Roman" w:hAnsi="Calibri" w:cs="Calibri"/>
-          <w:color w:val="1A1A1A"/>
-          <w:sz w:val="22"/>
-          <w:szCs w:val="22"/>
-          <w:lang w:val="en"/>
-        </w:rPr>
-      </w:pPr>
-      <w:r>
-        <w:rPr>
-          <w:rFonts w:ascii="Calibri" w:eastAsia="Times New Roman" w:hAnsi="Calibri" w:cs="Calibri"/>
-          <w:b/>
-          <w:bCs/>
-          <w:color w:val="000000"/>
-          <w:sz w:val="22"/>
-          <w:szCs w:val="22"/>
-          <w:lang w:val="en"/>
-        </w:rPr>
-        <w:t>Three-column mapping grid</w:t>
-      </w:r>
-      <w:r>
-        <w:rPr>
-          <w:rFonts w:ascii="Calibri" w:eastAsia="Times New Roman" w:hAnsi="Calibri" w:cs="Calibri"/>
-          <w:color w:val="1A1A1A"/>
-          <w:sz w:val="22"/>
-          <w:szCs w:val="22"/>
-          <w:lang w:val="en"/>
-        </w:rPr>
-        <w:t xml:space="preserve"> -- source properties, assigned targets, and the pool of unassigned targets -- with assign and unassign in place.</w:t>
+        <w:divId w:val="687217462"/>
+        <w:rPr>
+          <w:rFonts w:ascii="Calibri" w:eastAsia="Times New Roman" w:hAnsi="Calibri" w:cs="Calibri"/>
+          <w:color w:val="1A1A1A"/>
+          <w:sz w:val="22"/>
+          <w:szCs w:val="22"/>
+          <w:lang w:val="en"/>
+        </w:rPr>
+      </w:pPr>
+      <w:r>
+        <w:rPr>
+          <w:rFonts w:ascii="Calibri" w:eastAsia="Times New Roman" w:hAnsi="Calibri" w:cs="Calibri"/>
+          <w:b/>
+          <w:bCs/>
+          <w:color w:val="000000"/>
+          <w:sz w:val="22"/>
+          <w:szCs w:val="22"/>
+          <w:lang w:val="en"/>
+        </w:rPr>
+        <w:t>Mapping and curation editors</w:t>
+      </w:r>
+      <w:r>
+        <w:rPr>
+          <w:rFonts w:ascii="Calibri" w:eastAsia="Times New Roman" w:hAnsi="Calibri" w:cs="Calibri"/>
+          <w:color w:val="1A1A1A"/>
+          <w:sz w:val="22"/>
+          <w:szCs w:val="22"/>
+          <w:lang w:val="en"/>
+        </w:rPr>
+        <w:t xml:space="preserve"> for named value mappings.</w:t>
       </w:r>
     </w:p>
     <w:p>
@@ -5855,26 +6129,26 @@
           <w:numId w:val="13"/>
         </w:numPr>
         <w:spacing w:before="53" w:after="53"/>
-        <w:divId w:val="783620648"/>
-        <w:rPr>
-          <w:rFonts w:ascii="Calibri" w:eastAsia="Times New Roman" w:hAnsi="Calibri" w:cs="Calibri"/>
-          <w:color w:val="1A1A1A"/>
-          <w:sz w:val="22"/>
-          <w:szCs w:val="22"/>
-          <w:lang w:val="en"/>
-        </w:rPr>
-      </w:pPr>
-      <w:r>
-        <w:rPr>
-          <w:rFonts w:ascii="Calibri" w:eastAsia="Times New Roman" w:hAnsi="Calibri" w:cs="Calibri"/>
-          <w:b/>
-          <w:bCs/>
-          <w:color w:val="000000"/>
-          <w:sz w:val="22"/>
-          <w:szCs w:val="22"/>
-          <w:lang w:val="en"/>
-        </w:rPr>
-        <w:t>Completion tracking</w:t>
+        <w:divId w:val="687217462"/>
+        <w:rPr>
+          <w:rFonts w:ascii="Calibri" w:eastAsia="Times New Roman" w:hAnsi="Calibri" w:cs="Calibri"/>
+          <w:color w:val="1A1A1A"/>
+          <w:sz w:val="22"/>
+          <w:szCs w:val="22"/>
+          <w:lang w:val="en"/>
+        </w:rPr>
+      </w:pPr>
+      <w:r>
+        <w:rPr>
+          <w:rFonts w:ascii="Calibri" w:eastAsia="Times New Roman" w:hAnsi="Calibri" w:cs="Calibri"/>
+          <w:b/>
+          <w:bCs/>
+          <w:color w:val="000000"/>
+          <w:sz w:val="22"/>
+          <w:szCs w:val="22"/>
+          <w:lang w:val="en"/>
+        </w:rPr>
+        <w:t>Rule catalog</w:t>
       </w:r>
       <w:r>
         <w:rPr>
@@ -5894,7 +6168,7 @@
           <w:szCs w:val="22"/>
           <w:lang w:val="en"/>
         </w:rPr>
-        <w:t>-- a percent-complete column per conversion rule, so a large migration has a visible finish line.</w:t>
+        <w:t>across a whole corpus of rule books.</w:t>
       </w:r>
     </w:p>
     <w:p>
@@ -5904,36 +6178,36 @@
           <w:numId w:val="13"/>
         </w:numPr>
         <w:spacing w:before="53" w:after="53"/>
-        <w:divId w:val="783620648"/>
-        <w:rPr>
-          <w:rFonts w:ascii="Calibri" w:eastAsia="Times New Roman" w:hAnsi="Calibri" w:cs="Calibri"/>
-          <w:color w:val="1A1A1A"/>
-          <w:sz w:val="22"/>
-          <w:szCs w:val="22"/>
-          <w:lang w:val="en"/>
-        </w:rPr>
-      </w:pPr>
-      <w:r>
-        <w:rPr>
-          <w:rFonts w:ascii="Calibri" w:eastAsia="Times New Roman" w:hAnsi="Calibri" w:cs="Calibri"/>
-          <w:b/>
-          <w:bCs/>
-          <w:color w:val="000000"/>
-          <w:sz w:val="22"/>
-          <w:szCs w:val="22"/>
-          <w:lang w:val="en"/>
-        </w:rPr>
-        <w:t>Real property trees</w:t>
-      </w:r>
-      <w:r>
-        <w:rPr>
-          <w:rFonts w:ascii="Calibri" w:eastAsia="Times New Roman" w:hAnsi="Calibri" w:cs="Calibri"/>
-          <w:color w:val="1A1A1A"/>
-          <w:sz w:val="22"/>
-          <w:szCs w:val="22"/>
-          <w:lang w:val="en"/>
-        </w:rPr>
-        <w:t xml:space="preserve"> behind the grid, read from the index, so you only ever map to properties that genuinely exist.</w:t>
+        <w:divId w:val="687217462"/>
+        <w:rPr>
+          <w:rFonts w:ascii="Calibri" w:eastAsia="Times New Roman" w:hAnsi="Calibri" w:cs="Calibri"/>
+          <w:color w:val="1A1A1A"/>
+          <w:sz w:val="22"/>
+          <w:szCs w:val="22"/>
+          <w:lang w:val="en"/>
+        </w:rPr>
+      </w:pPr>
+      <w:r>
+        <w:rPr>
+          <w:rFonts w:ascii="Calibri" w:eastAsia="Times New Roman" w:hAnsi="Calibri" w:cs="Calibri"/>
+          <w:b/>
+          <w:bCs/>
+          <w:color w:val="000000"/>
+          <w:sz w:val="22"/>
+          <w:szCs w:val="22"/>
+          <w:lang w:val="en"/>
+        </w:rPr>
+        <w:t>Raw DSL view</w:t>
+      </w:r>
+      <w:r>
+        <w:rPr>
+          <w:rFonts w:ascii="Calibri" w:eastAsia="Times New Roman" w:hAnsi="Calibri" w:cs="Calibri"/>
+          <w:color w:val="1A1A1A"/>
+          <w:sz w:val="22"/>
+          <w:szCs w:val="22"/>
+          <w:lang w:val="en"/>
+        </w:rPr>
+        <w:t xml:space="preserve"> and directive tabs exposing the full grammar for anything the grid does not cover.</w:t>
       </w:r>
     </w:p>
     <w:p>
@@ -5943,36 +6217,36 @@
           <w:numId w:val="13"/>
         </w:numPr>
         <w:spacing w:before="53" w:after="53"/>
-        <w:divId w:val="783620648"/>
-        <w:rPr>
-          <w:rFonts w:ascii="Calibri" w:eastAsia="Times New Roman" w:hAnsi="Calibri" w:cs="Calibri"/>
-          <w:color w:val="1A1A1A"/>
-          <w:sz w:val="22"/>
-          <w:szCs w:val="22"/>
-          <w:lang w:val="en"/>
-        </w:rPr>
-      </w:pPr>
-      <w:r>
-        <w:rPr>
-          <w:rFonts w:ascii="Calibri" w:eastAsia="Times New Roman" w:hAnsi="Calibri" w:cs="Calibri"/>
-          <w:b/>
-          <w:bCs/>
-          <w:color w:val="000000"/>
-          <w:sz w:val="22"/>
-          <w:szCs w:val="22"/>
-          <w:lang w:val="en"/>
-        </w:rPr>
-        <w:t>Auto-match</w:t>
-      </w:r>
-      <w:r>
-        <w:rPr>
-          <w:rFonts w:ascii="Calibri" w:eastAsia="Times New Roman" w:hAnsi="Calibri" w:cs="Calibri"/>
-          <w:color w:val="1A1A1A"/>
-          <w:sz w:val="22"/>
-          <w:szCs w:val="22"/>
-          <w:lang w:val="en"/>
-        </w:rPr>
-        <w:t xml:space="preserve"> to propose links, with manual override.</w:t>
+        <w:divId w:val="687217462"/>
+        <w:rPr>
+          <w:rFonts w:ascii="Calibri" w:eastAsia="Times New Roman" w:hAnsi="Calibri" w:cs="Calibri"/>
+          <w:color w:val="1A1A1A"/>
+          <w:sz w:val="22"/>
+          <w:szCs w:val="22"/>
+          <w:lang w:val="en"/>
+        </w:rPr>
+      </w:pPr>
+      <w:r>
+        <w:rPr>
+          <w:rFonts w:ascii="Calibri" w:eastAsia="Times New Roman" w:hAnsi="Calibri" w:cs="Calibri"/>
+          <w:b/>
+          <w:bCs/>
+          <w:color w:val="000000"/>
+          <w:sz w:val="22"/>
+          <w:szCs w:val="22"/>
+          <w:lang w:val="en"/>
+        </w:rPr>
+        <w:t>Validation on save</w:t>
+      </w:r>
+      <w:r>
+        <w:rPr>
+          <w:rFonts w:ascii="Calibri" w:eastAsia="Times New Roman" w:hAnsi="Calibri" w:cs="Calibri"/>
+          <w:color w:val="1A1A1A"/>
+          <w:sz w:val="22"/>
+          <w:szCs w:val="22"/>
+          <w:lang w:val="en"/>
+        </w:rPr>
+        <w:t xml:space="preserve"> -- writes a backup, re-emits canonical DSL, and runs the engine's validator before accepting the file.</w:t>
       </w:r>
     </w:p>
     <w:p>
@@ -5982,269 +6256,7 @@
           <w:numId w:val="13"/>
         </w:numPr>
         <w:spacing w:before="53" w:after="53"/>
-        <w:divId w:val="783620648"/>
-        <w:rPr>
-          <w:rFonts w:ascii="Calibri" w:eastAsia="Times New Roman" w:hAnsi="Calibri" w:cs="Calibri"/>
-          <w:color w:val="1A1A1A"/>
-          <w:sz w:val="22"/>
-          <w:szCs w:val="22"/>
-          <w:lang w:val="en"/>
-        </w:rPr>
-      </w:pPr>
-      <w:r>
-        <w:rPr>
-          <w:rFonts w:ascii="Calibri" w:eastAsia="Times New Roman" w:hAnsi="Calibri" w:cs="Calibri"/>
-          <w:b/>
-          <w:bCs/>
-          <w:color w:val="000000"/>
-          <w:sz w:val="22"/>
-          <w:szCs w:val="22"/>
-          <w:lang w:val="en"/>
-        </w:rPr>
-        <w:t>Form-driven workflow</w:t>
-      </w:r>
-      <w:r>
-        <w:rPr>
-          <w:rFonts w:ascii="Calibri" w:eastAsia="Times New Roman" w:hAnsi="Calibri" w:cs="Calibri"/>
-          <w:color w:val="1A1A1A"/>
-          <w:sz w:val="22"/>
-          <w:szCs w:val="22"/>
-          <w:lang w:val="en"/>
-        </w:rPr>
-        <w:t xml:space="preserve"> -- open a real </w:t>
-      </w:r>
-      <w:r>
-        <w:rPr>
-          <w:rStyle w:val="HTMLCode"/>
-          <w:color w:val="1A1A1A"/>
-          <w:lang w:val="en"/>
-        </w:rPr>
-        <w:t>.dfm</w:t>
-      </w:r>
-      <w:r>
-        <w:rPr>
-          <w:rFonts w:ascii="Calibri" w:eastAsia="Times New Roman" w:hAnsi="Calibri" w:cs="Calibri"/>
-          <w:color w:val="1A1A1A"/>
-          <w:sz w:val="22"/>
-          <w:szCs w:val="22"/>
-          <w:lang w:val="en"/>
-        </w:rPr>
-        <w:t xml:space="preserve"> and see which of its component types are already covered by rules and which are not.</w:t>
-      </w:r>
-    </w:p>
-    <w:p>
-      <w:pPr>
-        <w:numPr>
-          <w:ilvl w:val="0"/>
-          <w:numId w:val="13"/>
-        </w:numPr>
-        <w:spacing w:before="53" w:after="53"/>
-        <w:divId w:val="783620648"/>
-        <w:rPr>
-          <w:rFonts w:ascii="Calibri" w:eastAsia="Times New Roman" w:hAnsi="Calibri" w:cs="Calibri"/>
-          <w:color w:val="1A1A1A"/>
-          <w:sz w:val="22"/>
-          <w:szCs w:val="22"/>
-          <w:lang w:val="en"/>
-        </w:rPr>
-      </w:pPr>
-      <w:r>
-        <w:rPr>
-          <w:rFonts w:ascii="Calibri" w:eastAsia="Times New Roman" w:hAnsi="Calibri" w:cs="Calibri"/>
-          <w:b/>
-          <w:bCs/>
-          <w:color w:val="000000"/>
-          <w:sz w:val="22"/>
-          <w:szCs w:val="22"/>
-          <w:lang w:val="en"/>
-        </w:rPr>
-        <w:t>Class pickers</w:t>
-      </w:r>
-      <w:r>
-        <w:rPr>
-          <w:rFonts w:ascii="Calibri" w:eastAsia="Times New Roman" w:hAnsi="Calibri" w:cs="Calibri"/>
-          <w:color w:val="1A1A1A"/>
-          <w:sz w:val="22"/>
-          <w:szCs w:val="22"/>
-          <w:lang w:val="en"/>
-        </w:rPr>
-        <w:t xml:space="preserve"> for source and target across platforms.</w:t>
-      </w:r>
-    </w:p>
-    <w:p>
-      <w:pPr>
-        <w:numPr>
-          <w:ilvl w:val="0"/>
-          <w:numId w:val="13"/>
-        </w:numPr>
-        <w:spacing w:before="53" w:after="53"/>
-        <w:divId w:val="783620648"/>
-        <w:rPr>
-          <w:rFonts w:ascii="Calibri" w:eastAsia="Times New Roman" w:hAnsi="Calibri" w:cs="Calibri"/>
-          <w:color w:val="1A1A1A"/>
-          <w:sz w:val="22"/>
-          <w:szCs w:val="22"/>
-          <w:lang w:val="en"/>
-        </w:rPr>
-      </w:pPr>
-      <w:r>
-        <w:rPr>
-          <w:rFonts w:ascii="Calibri" w:eastAsia="Times New Roman" w:hAnsi="Calibri" w:cs="Calibri"/>
-          <w:b/>
-          <w:bCs/>
-          <w:color w:val="000000"/>
-          <w:sz w:val="22"/>
-          <w:szCs w:val="22"/>
-          <w:lang w:val="en"/>
-        </w:rPr>
-        <w:t>Mapping and curation editors</w:t>
-      </w:r>
-      <w:r>
-        <w:rPr>
-          <w:rFonts w:ascii="Calibri" w:eastAsia="Times New Roman" w:hAnsi="Calibri" w:cs="Calibri"/>
-          <w:color w:val="1A1A1A"/>
-          <w:sz w:val="22"/>
-          <w:szCs w:val="22"/>
-          <w:lang w:val="en"/>
-        </w:rPr>
-        <w:t xml:space="preserve"> for named value mappings.</w:t>
-      </w:r>
-    </w:p>
-    <w:p>
-      <w:pPr>
-        <w:numPr>
-          <w:ilvl w:val="0"/>
-          <w:numId w:val="13"/>
-        </w:numPr>
-        <w:spacing w:before="53" w:after="53"/>
-        <w:divId w:val="783620648"/>
-        <w:rPr>
-          <w:rFonts w:ascii="Calibri" w:eastAsia="Times New Roman" w:hAnsi="Calibri" w:cs="Calibri"/>
-          <w:color w:val="1A1A1A"/>
-          <w:sz w:val="22"/>
-          <w:szCs w:val="22"/>
-          <w:lang w:val="en"/>
-        </w:rPr>
-      </w:pPr>
-      <w:r>
-        <w:rPr>
-          <w:rFonts w:ascii="Calibri" w:eastAsia="Times New Roman" w:hAnsi="Calibri" w:cs="Calibri"/>
-          <w:b/>
-          <w:bCs/>
-          <w:color w:val="000000"/>
-          <w:sz w:val="22"/>
-          <w:szCs w:val="22"/>
-          <w:lang w:val="en"/>
-        </w:rPr>
-        <w:t>Rule catalog</w:t>
-      </w:r>
-      <w:r>
-        <w:rPr>
-          <w:rFonts w:ascii="Calibri" w:eastAsia="Times New Roman" w:hAnsi="Calibri" w:cs="Calibri"/>
-          <w:color w:val="1A1A1A"/>
-          <w:sz w:val="22"/>
-          <w:szCs w:val="22"/>
-          <w:lang w:val="en"/>
-        </w:rPr>
-        <w:t xml:space="preserve"> </w:t>
-      </w:r>
-      <w:r>
-        <w:rPr>
-          <w:rFonts w:ascii="Calibri" w:eastAsia="Times New Roman" w:hAnsi="Calibri" w:cs="Calibri"/>
-          <w:color w:val="1A1A1A"/>
-          <w:sz w:val="22"/>
-          <w:szCs w:val="22"/>
-          <w:lang w:val="en"/>
-        </w:rPr>
-        <w:t>across a whole corpus of rule books.</w:t>
-      </w:r>
-    </w:p>
-    <w:p>
-      <w:pPr>
-        <w:numPr>
-          <w:ilvl w:val="0"/>
-          <w:numId w:val="13"/>
-        </w:numPr>
-        <w:spacing w:before="53" w:after="53"/>
-        <w:divId w:val="783620648"/>
-        <w:rPr>
-          <w:rFonts w:ascii="Calibri" w:eastAsia="Times New Roman" w:hAnsi="Calibri" w:cs="Calibri"/>
-          <w:color w:val="1A1A1A"/>
-          <w:sz w:val="22"/>
-          <w:szCs w:val="22"/>
-          <w:lang w:val="en"/>
-        </w:rPr>
-      </w:pPr>
-      <w:r>
-        <w:rPr>
-          <w:rFonts w:ascii="Calibri" w:eastAsia="Times New Roman" w:hAnsi="Calibri" w:cs="Calibri"/>
-          <w:b/>
-          <w:bCs/>
-          <w:color w:val="000000"/>
-          <w:sz w:val="22"/>
-          <w:szCs w:val="22"/>
-          <w:lang w:val="en"/>
-        </w:rPr>
-        <w:t>Raw DSL view</w:t>
-      </w:r>
-      <w:r>
-        <w:rPr>
-          <w:rFonts w:ascii="Calibri" w:eastAsia="Times New Roman" w:hAnsi="Calibri" w:cs="Calibri"/>
-          <w:color w:val="1A1A1A"/>
-          <w:sz w:val="22"/>
-          <w:szCs w:val="22"/>
-          <w:lang w:val="en"/>
-        </w:rPr>
-        <w:t xml:space="preserve"> and directive tabs exposing the full grammar for anything the grid does not cover.</w:t>
-      </w:r>
-    </w:p>
-    <w:p>
-      <w:pPr>
-        <w:numPr>
-          <w:ilvl w:val="0"/>
-          <w:numId w:val="13"/>
-        </w:numPr>
-        <w:spacing w:before="53" w:after="53"/>
-        <w:divId w:val="783620648"/>
-        <w:rPr>
-          <w:rFonts w:ascii="Calibri" w:eastAsia="Times New Roman" w:hAnsi="Calibri" w:cs="Calibri"/>
-          <w:color w:val="1A1A1A"/>
-          <w:sz w:val="22"/>
-          <w:szCs w:val="22"/>
-          <w:lang w:val="en"/>
-        </w:rPr>
-      </w:pPr>
-      <w:r>
-        <w:rPr>
-          <w:rFonts w:ascii="Calibri" w:eastAsia="Times New Roman" w:hAnsi="Calibri" w:cs="Calibri"/>
-          <w:b/>
-          <w:bCs/>
-          <w:color w:val="000000"/>
-          <w:sz w:val="22"/>
-          <w:szCs w:val="22"/>
-          <w:lang w:val="en"/>
-        </w:rPr>
-        <w:t>Validation on save</w:t>
-      </w:r>
-      <w:r>
-        <w:rPr>
-          <w:rFonts w:ascii="Calibri" w:eastAsia="Times New Roman" w:hAnsi="Calibri" w:cs="Calibri"/>
-          <w:color w:val="1A1A1A"/>
-          <w:sz w:val="22"/>
-          <w:szCs w:val="22"/>
-          <w:lang w:val="en"/>
-        </w:rPr>
-        <w:t xml:space="preserve"> -- writes a backup, re-emits canonical DSL, and runs the engine's validator before accepting the file.</w:t>
-      </w:r>
-    </w:p>
-    <w:p>
-      <w:pPr>
-        <w:numPr>
-          <w:ilvl w:val="0"/>
-          <w:numId w:val="13"/>
-        </w:numPr>
-        <w:spacing w:before="53" w:after="53"/>
-        <w:divId w:val="783620648"/>
+        <w:divId w:val="687217462"/>
         <w:rPr>
           <w:rFonts w:ascii="Calibri" w:eastAsia="Times New Roman" w:hAnsi="Calibri" w:cs="Calibri"/>
           <w:color w:val="1A1A1A"/>
@@ -6280,7 +6292,7 @@
       <w:pPr>
         <w:pStyle w:val="foot"/>
         <w:spacing w:after="100" w:afterAutospacing="1"/>
-        <w:divId w:val="783620648"/>
+        <w:divId w:val="687217462"/>
         <w:rPr>
           <w:rFonts w:ascii="Calibri" w:hAnsi="Calibri" w:cs="Calibri"/>
           <w:lang w:val="en"/>
@@ -6356,9 +6368,9 @@
 <file path=word/numbering.xml><?xml version="1.0" encoding="utf-8"?>
 <w:numbering xmlns:wpc="http://schemas.microsoft.com/office/word/2010/wordprocessingCanvas" xmlns:cx="http://schemas.microsoft.com/office/drawing/2014/chartex" xmlns:cx1="http://schemas.microsoft.com/office/drawing/2015/9/8/chartex" xmlns:cx2="http://schemas.microsoft.com/office/drawing/2015/10/21/chartex" xmlns:cx3="http://schemas.microsoft.com/office/drawing/2016/5/9/chartex" xmlns:cx4="http://schemas.microsoft.com/office/drawing/2016/5/10/chartex" xmlns:cx5="http://schemas.microsoft.com/office/drawing/2016/5/11/chartex" xmlns:cx6="http://schemas.microsoft.com/office/drawing/2016/5/12/chartex" xmlns:cx7="http://schemas.microsoft.com/office/drawing/2016/5/13/chartex" xmlns:cx8="http://schemas.microsoft.com/office/drawing/2016/5/14/chartex" xmlns:mc="http://schemas.openxmlformats.org/markup-compatibility/2006" xmlns:aink="http://schemas.microsoft.com/office/drawing/2016/ink" xmlns:am3d="http://schemas.microsoft.com/office/drawing/2017/model3d" xmlns:o="urn:schemas-microsoft-com:office:office" xmlns:oel="http://schemas.microsoft.com/office/2019/extlst" xmlns:r="http://schemas.openxmlformats.org/officeDocument/2006/relationships" xmlns:m="http://schemas.openxmlformats.org/officeDocument/2006/math" xmlns:v="urn:schemas-microsoft-com:vml" xmlns:wp14="http://schemas.microsoft.com/office/word/2010/wordprocessingDrawing" xmlns:wp="http://schemas.openxmlformats.org/drawingml/2006/wordprocessingDrawing" xmlns:w10="urn:schemas-microsoft-com:office:word" xmlns:w="http://schemas.openxmlformats.org/wordprocessingml/2006/main" xmlns:w14="http://schemas.microsoft.com/office/word/2010/wordml" xmlns:w15="http://schemas.microsoft.com/office/word/2012/wordml" xmlns:w16cex="http://schemas.microsoft.com/office/word/2018/wordml/cex" xmlns:w16cid="http://schemas.microsoft.com/office/word/2016/wordml/cid" xmlns:w16="http://schemas.microsoft.com/office/word/2018/wordml" xmlns:w16du="http://schemas.microsoft.com/office/word/2023/wordml/word16du" xmlns:w16sdtdh="http://schemas.microsoft.com/office/word/2020/wordml/sdtdatahash" xmlns:w16sdtfl="http://schemas.microsoft.com/office/word/2024/wordml/sdtformatlock" xmlns:w16se="http://schemas.microsoft.com/office/word/2015/wordml/symex" xmlns:wpg="http://schemas.microsoft.com/office/word/2010/wordprocessingGroup" xmlns:wpi="http://schemas.microsoft.com/office/word/2010/wordprocessingInk" xmlns:wne="http://schemas.microsoft.com/office/word/2006/wordml" xmlns:wps="http://schemas.microsoft.com/office/word/2010/wordprocessingShape" mc:Ignorable="w14 w15 w16se w16cid w16 w16cex w16sdtdh w16sdtfl w16du wp14">
   <w:abstractNum w:abstractNumId="0" w15:restartNumberingAfterBreak="0">
-    <w:nsid w:val="03F631E3"/>
+    <w:nsid w:val="05146F21"/>
     <w:multiLevelType w:val="multilevel"/>
-    <w:tmpl w:val="18E69518"/>
+    <w:tmpl w:val="0BDC5A06"/>
     <w:lvl w:ilvl="0">
       <w:start w:val="1"/>
       <w:numFmt w:val="bullet"/>
@@ -6505,9 +6517,9 @@
     </w:lvl>
   </w:abstractNum>
   <w:abstractNum w:abstractNumId="1" w15:restartNumberingAfterBreak="0">
-    <w:nsid w:val="041C49F5"/>
+    <w:nsid w:val="08A26B42"/>
     <w:multiLevelType w:val="multilevel"/>
-    <w:tmpl w:val="E4ECD57A"/>
+    <w:tmpl w:val="FD8EEC30"/>
     <w:lvl w:ilvl="0">
       <w:start w:val="1"/>
       <w:numFmt w:val="bullet"/>
@@ -6654,9 +6666,9 @@
     </w:lvl>
   </w:abstractNum>
   <w:abstractNum w:abstractNumId="2" w15:restartNumberingAfterBreak="0">
-    <w:nsid w:val="19910AEA"/>
+    <w:nsid w:val="13FD0D8C"/>
     <w:multiLevelType w:val="multilevel"/>
-    <w:tmpl w:val="B170A672"/>
+    <w:tmpl w:val="BBFE7E5A"/>
     <w:lvl w:ilvl="0">
       <w:start w:val="1"/>
       <w:numFmt w:val="bullet"/>
@@ -6803,9 +6815,9 @@
     </w:lvl>
   </w:abstractNum>
   <w:abstractNum w:abstractNumId="3" w15:restartNumberingAfterBreak="0">
-    <w:nsid w:val="1B2C1D9D"/>
+    <w:nsid w:val="1D9801CF"/>
     <w:multiLevelType w:val="multilevel"/>
-    <w:tmpl w:val="77CAEC8A"/>
+    <w:tmpl w:val="FBF6C93E"/>
     <w:lvl w:ilvl="0">
       <w:start w:val="1"/>
       <w:numFmt w:val="bullet"/>
@@ -6952,9 +6964,9 @@
     </w:lvl>
   </w:abstractNum>
   <w:abstractNum w:abstractNumId="4" w15:restartNumberingAfterBreak="0">
-    <w:nsid w:val="22D86D30"/>
+    <w:nsid w:val="2BB86FAF"/>
     <w:multiLevelType w:val="multilevel"/>
-    <w:tmpl w:val="258A6374"/>
+    <w:tmpl w:val="930CD79C"/>
     <w:lvl w:ilvl="0">
       <w:start w:val="1"/>
       <w:numFmt w:val="bullet"/>
@@ -7101,9 +7113,9 @@
     </w:lvl>
   </w:abstractNum>
   <w:abstractNum w:abstractNumId="5" w15:restartNumberingAfterBreak="0">
-    <w:nsid w:val="46B2667F"/>
+    <w:nsid w:val="33074AB1"/>
     <w:multiLevelType w:val="multilevel"/>
-    <w:tmpl w:val="E1646E16"/>
+    <w:tmpl w:val="371A41E0"/>
     <w:lvl w:ilvl="0">
       <w:start w:val="1"/>
       <w:numFmt w:val="bullet"/>
@@ -7250,9 +7262,9 @@
     </w:lvl>
   </w:abstractNum>
   <w:abstractNum w:abstractNumId="6" w15:restartNumberingAfterBreak="0">
-    <w:nsid w:val="47D0415D"/>
+    <w:nsid w:val="365A4D86"/>
     <w:multiLevelType w:val="multilevel"/>
-    <w:tmpl w:val="86DE5348"/>
+    <w:tmpl w:val="B10465CC"/>
     <w:lvl w:ilvl="0">
       <w:start w:val="1"/>
       <w:numFmt w:val="bullet"/>
@@ -7399,9 +7411,9 @@
     </w:lvl>
   </w:abstractNum>
   <w:abstractNum w:abstractNumId="7" w15:restartNumberingAfterBreak="0">
-    <w:nsid w:val="518523E7"/>
+    <w:nsid w:val="3D3600A0"/>
     <w:multiLevelType w:val="multilevel"/>
-    <w:tmpl w:val="2F6A7A0E"/>
+    <w:tmpl w:val="5D620108"/>
     <w:lvl w:ilvl="0">
       <w:start w:val="1"/>
       <w:numFmt w:val="bullet"/>
@@ -7548,9 +7560,9 @@
     </w:lvl>
   </w:abstractNum>
   <w:abstractNum w:abstractNumId="8" w15:restartNumberingAfterBreak="0">
-    <w:nsid w:val="5A2C1ACE"/>
+    <w:nsid w:val="41231C44"/>
     <w:multiLevelType w:val="multilevel"/>
-    <w:tmpl w:val="46B614CE"/>
+    <w:tmpl w:val="00646D06"/>
     <w:lvl w:ilvl="0">
       <w:start w:val="1"/>
       <w:numFmt w:val="bullet"/>
@@ -7697,9 +7709,9 @@
     </w:lvl>
   </w:abstractNum>
   <w:abstractNum w:abstractNumId="9" w15:restartNumberingAfterBreak="0">
-    <w:nsid w:val="69DF591F"/>
+    <w:nsid w:val="42725ED3"/>
     <w:multiLevelType w:val="multilevel"/>
-    <w:tmpl w:val="69F2EA02"/>
+    <w:tmpl w:val="1AA813F4"/>
     <w:lvl w:ilvl="0">
       <w:start w:val="1"/>
       <w:numFmt w:val="bullet"/>
@@ -7846,9 +7858,9 @@
     </w:lvl>
   </w:abstractNum>
   <w:abstractNum w:abstractNumId="10" w15:restartNumberingAfterBreak="0">
-    <w:nsid w:val="70E66FA4"/>
+    <w:nsid w:val="574A7470"/>
     <w:multiLevelType w:val="multilevel"/>
-    <w:tmpl w:val="5D7E0402"/>
+    <w:tmpl w:val="64407E92"/>
     <w:lvl w:ilvl="0">
       <w:start w:val="1"/>
       <w:numFmt w:val="bullet"/>
@@ -7995,9 +8007,9 @@
     </w:lvl>
   </w:abstractNum>
   <w:abstractNum w:abstractNumId="11" w15:restartNumberingAfterBreak="0">
-    <w:nsid w:val="780A5760"/>
+    <w:nsid w:val="70217158"/>
     <w:multiLevelType w:val="multilevel"/>
-    <w:tmpl w:val="8AA6A8EE"/>
+    <w:tmpl w:val="22AEBCC0"/>
     <w:lvl w:ilvl="0">
       <w:start w:val="1"/>
       <w:numFmt w:val="bullet"/>
@@ -8144,9 +8156,9 @@
     </w:lvl>
   </w:abstractNum>
   <w:abstractNum w:abstractNumId="12" w15:restartNumberingAfterBreak="0">
-    <w:nsid w:val="78BC05EA"/>
+    <w:nsid w:val="7B111DFB"/>
     <w:multiLevelType w:val="multilevel"/>
-    <w:tmpl w:val="19ECD0C4"/>
+    <w:tmpl w:val="B4164AEA"/>
     <w:lvl w:ilvl="0">
       <w:start w:val="1"/>
       <w:numFmt w:val="bullet"/>
@@ -8292,44 +8304,44 @@
       </w:rPr>
     </w:lvl>
   </w:abstractNum>
-  <w:num w:numId="1" w16cid:durableId="1155411986">
+  <w:num w:numId="1" w16cid:durableId="20128470">
     <w:abstractNumId w:val="8"/>
   </w:num>
-  <w:num w:numId="2" w16cid:durableId="1704666610">
+  <w:num w:numId="2" w16cid:durableId="235281799">
+    <w:abstractNumId w:val="4"/>
+  </w:num>
+  <w:num w:numId="3" w16cid:durableId="433015877">
+    <w:abstractNumId w:val="0"/>
+  </w:num>
+  <w:num w:numId="4" w16cid:durableId="1019623361">
+    <w:abstractNumId w:val="12"/>
+  </w:num>
+  <w:num w:numId="5" w16cid:durableId="1703088575">
+    <w:abstractNumId w:val="6"/>
+  </w:num>
+  <w:num w:numId="6" w16cid:durableId="1498420936">
+    <w:abstractNumId w:val="1"/>
+  </w:num>
+  <w:num w:numId="7" w16cid:durableId="1940525143">
     <w:abstractNumId w:val="7"/>
   </w:num>
-  <w:num w:numId="3" w16cid:durableId="1398940189">
-    <w:abstractNumId w:val="12"/>
+  <w:num w:numId="8" w16cid:durableId="1931739332">
+    <w:abstractNumId w:val="2"/>
   </w:num>
-  <w:num w:numId="4" w16cid:durableId="716398882">
+  <w:num w:numId="9" w16cid:durableId="2010518109">
+    <w:abstractNumId w:val="3"/>
+  </w:num>
+  <w:num w:numId="10" w16cid:durableId="1066293640">
+    <w:abstractNumId w:val="5"/>
+  </w:num>
+  <w:num w:numId="11" w16cid:durableId="1430009200">
     <w:abstractNumId w:val="11"/>
   </w:num>
-  <w:num w:numId="5" w16cid:durableId="1719939258">
-    <w:abstractNumId w:val="4"/>
-  </w:num>
-  <w:num w:numId="6" w16cid:durableId="2064669000">
-    <w:abstractNumId w:val="2"/>
-  </w:num>
-  <w:num w:numId="7" w16cid:durableId="294332590">
+  <w:num w:numId="12" w16cid:durableId="265041137">
     <w:abstractNumId w:val="10"/>
   </w:num>
-  <w:num w:numId="8" w16cid:durableId="1510486509">
-    <w:abstractNumId w:val="5"/>
-  </w:num>
-  <w:num w:numId="9" w16cid:durableId="411002400">
-    <w:abstractNumId w:val="1"/>
-  </w:num>
-  <w:num w:numId="10" w16cid:durableId="1948417040">
-    <w:abstractNumId w:val="3"/>
-  </w:num>
-  <w:num w:numId="11" w16cid:durableId="891816936">
-    <w:abstractNumId w:val="6"/>
-  </w:num>
-  <w:num w:numId="12" w16cid:durableId="1988626448">
+  <w:num w:numId="13" w16cid:durableId="1907521611">
     <w:abstractNumId w:val="9"/>
-  </w:num>
-  <w:num w:numId="13" w16cid:durableId="690567479">
-    <w:abstractNumId w:val="0"/>
   </w:num>
 </w:numbering>
 </file>
